--- a/For Said WIreshark/Сетевое программирование - Wireshark ИКТ-31.docx
+++ b/For Said WIreshark/Сетевое программирование - Wireshark ИКТ-31.docx
@@ -1,7 +1,105 @@
 
 <file path=word/document.xml><?xml version="1.0" encoding="utf-8"?>
-<w:document xmlns:wpc="http://schemas.microsoft.com/office/word/2010/wordprocessingCanvas" xmlns:cx="http://schemas.microsoft.com/office/drawing/2014/chartex" xmlns:cx1="http://schemas.microsoft.com/office/drawing/2015/9/8/chartex" xmlns:cx2="http://schemas.microsoft.com/office/drawing/2015/10/21/chartex" xmlns:cx3="http://schemas.microsoft.com/office/drawing/2016/5/9/chartex" xmlns:cx4="http://schemas.microsoft.com/office/drawing/2016/5/10/chartex" xmlns:cx5="http://schemas.microsoft.com/office/drawing/2016/5/11/chartex" xmlns:cx6="http://schemas.microsoft.com/office/drawing/2016/5/12/chartex" xmlns:cx7="http://schemas.microsoft.com/office/drawing/2016/5/13/chartex" xmlns:cx8="http://schemas.microsoft.com/office/drawing/2016/5/14/chartex" xmlns:mc="http://schemas.openxmlformats.org/markup-compatibility/2006" xmlns:aink="http://schemas.microsoft.com/office/drawing/2016/ink" xmlns:am3d="http://schemas.microsoft.com/office/drawing/2017/model3d" xmlns:o="urn:schemas-microsoft-com:office:office" xmlns:r="http://schemas.openxmlformats.org/officeDocument/2006/relationships" xmlns:m="http://schemas.openxmlformats.org/officeDocument/2006/math" xmlns:v="urn:schemas-microsoft-com:vml" xmlns:wp14="http://schemas.microsoft.com/office/word/2010/wordprocessingDrawing" xmlns:wp="http://schemas.openxmlformats.org/drawingml/2006/wordprocessingDrawing" xmlns:w10="urn:schemas-microsoft-com:office:word" xmlns:w="http://schemas.openxmlformats.org/wordprocessingml/2006/main" xmlns:w14="http://schemas.microsoft.com/office/word/2010/wordml" xmlns:w15="http://schemas.microsoft.com/office/word/2012/wordml" xmlns:w16cid="http://schemas.microsoft.com/office/word/2016/wordml/cid" xmlns:w16se="http://schemas.microsoft.com/office/word/2015/wordml/symex" xmlns:wpg="http://schemas.microsoft.com/office/word/2010/wordprocessingGroup" xmlns:wpi="http://schemas.microsoft.com/office/word/2010/wordprocessingInk" xmlns:wne="http://schemas.microsoft.com/office/word/2006/wordml" xmlns:wps="http://schemas.microsoft.com/office/word/2010/wordprocessingShape" mc:Ignorable="w14 w15 w16se w16cid wp14">
+<w:document xmlns:wpc="http://schemas.microsoft.com/office/word/2010/wordprocessingCanvas" xmlns:cx="http://schemas.microsoft.com/office/drawing/2014/chartex" xmlns:cx1="http://schemas.microsoft.com/office/drawing/2015/9/8/chartex" xmlns:cx2="http://schemas.microsoft.com/office/drawing/2015/10/21/chartex" xmlns:cx3="http://schemas.microsoft.com/office/drawing/2016/5/9/chartex" xmlns:cx4="http://schemas.microsoft.com/office/drawing/2016/5/10/chartex" xmlns:cx5="http://schemas.microsoft.com/office/drawing/2016/5/11/chartex" xmlns:cx6="http://schemas.microsoft.com/office/drawing/2016/5/12/chartex" xmlns:cx7="http://schemas.microsoft.com/office/drawing/2016/5/13/chartex" xmlns:cx8="http://schemas.microsoft.com/office/drawing/2016/5/14/chartex" xmlns:mc="http://schemas.openxmlformats.org/markup-compatibility/2006" xmlns:aink="http://schemas.microsoft.com/office/drawing/2016/ink" xmlns:am3d="http://schemas.microsoft.com/office/drawing/2017/model3d" xmlns:o="urn:schemas-microsoft-com:office:office" xmlns:oel="http://schemas.microsoft.com/office/2019/extlst" xmlns:r="http://schemas.openxmlformats.org/officeDocument/2006/relationships" xmlns:m="http://schemas.openxmlformats.org/officeDocument/2006/math" xmlns:v="urn:schemas-microsoft-com:vml" xmlns:wp14="http://schemas.microsoft.com/office/word/2010/wordprocessingDrawing" xmlns:wp="http://schemas.openxmlformats.org/drawingml/2006/wordprocessingDrawing" xmlns:w10="urn:schemas-microsoft-com:office:word" xmlns:w="http://schemas.openxmlformats.org/wordprocessingml/2006/main" xmlns:w14="http://schemas.microsoft.com/office/word/2010/wordml" xmlns:w15="http://schemas.microsoft.com/office/word/2012/wordml" xmlns:w16cex="http://schemas.microsoft.com/office/word/2018/wordml/cex" xmlns:w16cid="http://schemas.microsoft.com/office/word/2016/wordml/cid" xmlns:w16="http://schemas.microsoft.com/office/word/2018/wordml" xmlns:w16sdtdh="http://schemas.microsoft.com/office/word/2020/wordml/sdtdatahash" xmlns:w16se="http://schemas.microsoft.com/office/word/2015/wordml/symex" xmlns:wpg="http://schemas.microsoft.com/office/word/2010/wordprocessingGroup" xmlns:wpi="http://schemas.microsoft.com/office/word/2010/wordprocessingInk" xmlns:wne="http://schemas.microsoft.com/office/word/2006/wordml" xmlns:wps="http://schemas.microsoft.com/office/word/2010/wordprocessingShape" mc:Ignorable="w14 w15 w16se w16cid w16 w16cex w16sdtdh wp14">
   <w:body>
+    <w:p>
+      <w:pPr>
+        <w:jc w:val="center"/>
+        <w:rPr>
+          <w:rFonts w:ascii="Times New Roman" w:hAnsi="Times New Roman" w:cs="Times New Roman"/>
+          <w:sz w:val="28"/>
+          <w:szCs w:val="28"/>
+        </w:rPr>
+      </w:pPr>
+      <w:r>
+        <w:rPr>
+          <w:rFonts w:ascii="Times New Roman" w:hAnsi="Times New Roman" w:cs="Times New Roman"/>
+          <w:sz w:val="28"/>
+          <w:szCs w:val="28"/>
+        </w:rPr>
+        <w:t>«Национальный исследовательский университет «Московский институт электронной техники»</w:t>
+      </w:r>
+    </w:p>
+    <w:p>
+      <w:pPr>
+        <w:jc w:val="center"/>
+        <w:rPr>
+          <w:rFonts w:ascii="Times New Roman" w:hAnsi="Times New Roman" w:cs="Times New Roman"/>
+          <w:sz w:val="28"/>
+          <w:szCs w:val="28"/>
+        </w:rPr>
+      </w:pPr>
+    </w:p>
+    <w:p>
+      <w:pPr>
+        <w:jc w:val="center"/>
+        <w:rPr>
+          <w:rFonts w:ascii="Times New Roman" w:hAnsi="Times New Roman" w:cs="Times New Roman"/>
+          <w:sz w:val="28"/>
+          <w:szCs w:val="28"/>
+        </w:rPr>
+      </w:pPr>
+    </w:p>
+    <w:p>
+      <w:pPr>
+        <w:jc w:val="center"/>
+        <w:rPr>
+          <w:rFonts w:ascii="Times New Roman" w:hAnsi="Times New Roman" w:cs="Times New Roman"/>
+          <w:sz w:val="28"/>
+          <w:szCs w:val="28"/>
+        </w:rPr>
+      </w:pPr>
+    </w:p>
+    <w:p>
+      <w:pPr>
+        <w:jc w:val="center"/>
+        <w:rPr>
+          <w:rFonts w:ascii="Times New Roman" w:hAnsi="Times New Roman" w:cs="Times New Roman"/>
+          <w:sz w:val="28"/>
+          <w:szCs w:val="28"/>
+        </w:rPr>
+      </w:pPr>
+    </w:p>
+    <w:p>
+      <w:pPr>
+        <w:jc w:val="center"/>
+        <w:rPr>
+          <w:rFonts w:ascii="Times New Roman" w:hAnsi="Times New Roman" w:cs="Times New Roman"/>
+          <w:sz w:val="28"/>
+          <w:szCs w:val="28"/>
+        </w:rPr>
+      </w:pPr>
+    </w:p>
+    <w:p>
+      <w:pPr>
+        <w:jc w:val="center"/>
+        <w:rPr>
+          <w:rFonts w:ascii="Times New Roman" w:hAnsi="Times New Roman" w:cs="Times New Roman"/>
+          <w:sz w:val="28"/>
+          <w:szCs w:val="28"/>
+        </w:rPr>
+      </w:pPr>
+    </w:p>
+    <w:p>
+      <w:pPr>
+        <w:jc w:val="center"/>
+        <w:rPr>
+          <w:rFonts w:ascii="Times New Roman" w:hAnsi="Times New Roman" w:cs="Times New Roman"/>
+          <w:sz w:val="28"/>
+          <w:szCs w:val="28"/>
+        </w:rPr>
+      </w:pPr>
+    </w:p>
+    <w:p>
+      <w:pPr>
+        <w:jc w:val="center"/>
+        <w:rPr>
+          <w:rFonts w:ascii="Times New Roman" w:hAnsi="Times New Roman" w:cs="Times New Roman"/>
+          <w:sz w:val="28"/>
+          <w:szCs w:val="28"/>
+        </w:rPr>
+      </w:pPr>
+    </w:p>
     <w:p>
       <w:pPr>
         <w:jc w:val="center"/>
@@ -26,18 +124,34 @@
           <w:szCs w:val="28"/>
           <w:lang w:val="en-US"/>
         </w:rPr>
-        <w:t>NS3</w:t>
-      </w:r>
-    </w:p>
-    <w:p>
-      <w:pPr>
-        <w:jc w:val="center"/>
+        <w:t>NS</w:t>
+      </w:r>
+      <w:r>
         <w:rPr>
           <w:rFonts w:ascii="Times New Roman" w:hAnsi="Times New Roman" w:cs="Times New Roman"/>
           <w:sz w:val="28"/>
           <w:szCs w:val="28"/>
         </w:rPr>
-      </w:pPr>
+        <w:t>3</w:t>
+      </w:r>
+    </w:p>
+    <w:p>
+      <w:pPr>
+        <w:jc w:val="center"/>
+        <w:rPr>
+          <w:rFonts w:ascii="Times New Roman" w:hAnsi="Times New Roman" w:cs="Times New Roman"/>
+          <w:sz w:val="28"/>
+          <w:szCs w:val="28"/>
+        </w:rPr>
+      </w:pPr>
+      <w:r>
+        <w:rPr>
+          <w:rFonts w:ascii="Times New Roman" w:hAnsi="Times New Roman" w:cs="Times New Roman"/>
+          <w:sz w:val="28"/>
+          <w:szCs w:val="28"/>
+        </w:rPr>
+        <w:t>«</w:t>
+      </w:r>
       <w:r>
         <w:rPr>
           <w:rFonts w:ascii="Times New Roman" w:hAnsi="Times New Roman" w:cs="Times New Roman"/>
@@ -80,16 +194,58 @@
         </w:rPr>
         <w:t xml:space="preserve"> файлы</w:t>
       </w:r>
-    </w:p>
-    <w:p>
-      <w:pPr>
-        <w:jc w:val="right"/>
+      <w:r>
         <w:rPr>
           <w:rFonts w:ascii="Times New Roman" w:hAnsi="Times New Roman" w:cs="Times New Roman"/>
           <w:sz w:val="28"/>
           <w:szCs w:val="28"/>
         </w:rPr>
-      </w:pPr>
+        <w:t>»</w:t>
+      </w:r>
+    </w:p>
+    <w:p>
+      <w:pPr>
+        <w:jc w:val="right"/>
+        <w:rPr>
+          <w:rFonts w:ascii="Times New Roman" w:hAnsi="Times New Roman" w:cs="Times New Roman"/>
+          <w:sz w:val="26"/>
+          <w:szCs w:val="26"/>
+        </w:rPr>
+      </w:pPr>
+      <w:r>
+        <w:rPr>
+          <w:rFonts w:ascii="Times New Roman" w:hAnsi="Times New Roman" w:cs="Times New Roman"/>
+          <w:sz w:val="26"/>
+          <w:szCs w:val="26"/>
+        </w:rPr>
+        <w:t>Выполнил студент группы ИКТ-31</w:t>
+      </w:r>
+      <w:r>
+        <w:rPr>
+          <w:rFonts w:ascii="Times New Roman" w:hAnsi="Times New Roman" w:cs="Times New Roman"/>
+          <w:sz w:val="26"/>
+          <w:szCs w:val="26"/>
+        </w:rPr>
+        <w:t>:</w:t>
+      </w:r>
+    </w:p>
+    <w:p>
+      <w:pPr>
+        <w:jc w:val="right"/>
+        <w:rPr>
+          <w:rFonts w:ascii="Times New Roman" w:hAnsi="Times New Roman" w:cs="Times New Roman"/>
+          <w:sz w:val="26"/>
+          <w:szCs w:val="26"/>
+        </w:rPr>
+      </w:pPr>
+      <w:r>
+        <w:rPr>
+          <w:rFonts w:ascii="Times New Roman" w:hAnsi="Times New Roman" w:cs="Times New Roman"/>
+          <w:sz w:val="26"/>
+          <w:szCs w:val="26"/>
+        </w:rPr>
+        <w:t>Кулигин Артём</w:t>
+      </w:r>
     </w:p>
     <w:p>
       <w:pPr>
@@ -190,22 +346,26 @@
           <w:szCs w:val="28"/>
         </w:rPr>
       </w:pPr>
-      <w:r>
+    </w:p>
+    <w:p>
+      <w:pPr>
+        <w:jc w:val="right"/>
         <w:rPr>
           <w:rFonts w:ascii="Times New Roman" w:hAnsi="Times New Roman" w:cs="Times New Roman"/>
           <w:sz w:val="28"/>
           <w:szCs w:val="28"/>
         </w:rPr>
-        <w:t>Выполнил студент группы ИКТ-31</w:t>
-      </w:r>
-      <w:r>
+      </w:pPr>
+    </w:p>
+    <w:p>
+      <w:pPr>
+        <w:jc w:val="right"/>
         <w:rPr>
           <w:rFonts w:ascii="Times New Roman" w:hAnsi="Times New Roman" w:cs="Times New Roman"/>
           <w:sz w:val="28"/>
           <w:szCs w:val="28"/>
         </w:rPr>
-        <w:t>:</w:t>
-      </w:r>
+      </w:pPr>
     </w:p>
     <w:p>
       <w:pPr>
@@ -216,163 +376,15 @@
           <w:szCs w:val="28"/>
         </w:rPr>
       </w:pPr>
-      <w:proofErr w:type="spellStart"/>
-      <w:r>
+    </w:p>
+    <w:p>
+      <w:pPr>
+        <w:jc w:val="right"/>
         <w:rPr>
           <w:rFonts w:ascii="Times New Roman" w:hAnsi="Times New Roman" w:cs="Times New Roman"/>
           <w:sz w:val="28"/>
           <w:szCs w:val="28"/>
         </w:rPr>
-        <w:t>Кулигин</w:t>
-      </w:r>
-      <w:proofErr w:type="spellEnd"/>
-      <w:r>
-        <w:rPr>
-          <w:rFonts w:ascii="Times New Roman" w:hAnsi="Times New Roman" w:cs="Times New Roman"/>
-          <w:sz w:val="28"/>
-          <w:szCs w:val="28"/>
-        </w:rPr>
-        <w:t xml:space="preserve"> Артём</w:t>
-      </w:r>
-    </w:p>
-    <w:p>
-      <w:pPr>
-        <w:jc w:val="right"/>
-        <w:rPr>
-          <w:rFonts w:ascii="Times New Roman" w:hAnsi="Times New Roman" w:cs="Times New Roman"/>
-          <w:sz w:val="28"/>
-          <w:szCs w:val="28"/>
-        </w:rPr>
-      </w:pPr>
-    </w:p>
-    <w:p>
-      <w:pPr>
-        <w:jc w:val="right"/>
-        <w:rPr>
-          <w:rFonts w:ascii="Times New Roman" w:hAnsi="Times New Roman" w:cs="Times New Roman"/>
-          <w:sz w:val="28"/>
-          <w:szCs w:val="28"/>
-        </w:rPr>
-      </w:pPr>
-    </w:p>
-    <w:p>
-      <w:pPr>
-        <w:jc w:val="right"/>
-        <w:rPr>
-          <w:rFonts w:ascii="Times New Roman" w:hAnsi="Times New Roman" w:cs="Times New Roman"/>
-          <w:sz w:val="28"/>
-          <w:szCs w:val="28"/>
-        </w:rPr>
-      </w:pPr>
-    </w:p>
-    <w:p>
-      <w:pPr>
-        <w:jc w:val="right"/>
-        <w:rPr>
-          <w:rFonts w:ascii="Times New Roman" w:hAnsi="Times New Roman" w:cs="Times New Roman"/>
-          <w:sz w:val="28"/>
-          <w:szCs w:val="28"/>
-        </w:rPr>
-      </w:pPr>
-    </w:p>
-    <w:p>
-      <w:pPr>
-        <w:jc w:val="right"/>
-        <w:rPr>
-          <w:rFonts w:ascii="Times New Roman" w:hAnsi="Times New Roman" w:cs="Times New Roman"/>
-          <w:sz w:val="28"/>
-          <w:szCs w:val="28"/>
-        </w:rPr>
-      </w:pPr>
-    </w:p>
-    <w:p>
-      <w:pPr>
-        <w:jc w:val="right"/>
-        <w:rPr>
-          <w:rFonts w:ascii="Times New Roman" w:hAnsi="Times New Roman" w:cs="Times New Roman"/>
-          <w:sz w:val="28"/>
-          <w:szCs w:val="28"/>
-        </w:rPr>
-      </w:pPr>
-    </w:p>
-    <w:p>
-      <w:pPr>
-        <w:jc w:val="right"/>
-        <w:rPr>
-          <w:rFonts w:ascii="Times New Roman" w:hAnsi="Times New Roman" w:cs="Times New Roman"/>
-          <w:sz w:val="28"/>
-          <w:szCs w:val="28"/>
-        </w:rPr>
-      </w:pPr>
-    </w:p>
-    <w:p>
-      <w:pPr>
-        <w:jc w:val="right"/>
-        <w:rPr>
-          <w:rFonts w:ascii="Times New Roman" w:hAnsi="Times New Roman" w:cs="Times New Roman"/>
-          <w:sz w:val="28"/>
-          <w:szCs w:val="28"/>
-        </w:rPr>
-      </w:pPr>
-    </w:p>
-    <w:p>
-      <w:pPr>
-        <w:jc w:val="right"/>
-        <w:rPr>
-          <w:rFonts w:ascii="Times New Roman" w:hAnsi="Times New Roman" w:cs="Times New Roman"/>
-          <w:sz w:val="28"/>
-          <w:szCs w:val="28"/>
-        </w:rPr>
-      </w:pPr>
-    </w:p>
-    <w:p>
-      <w:pPr>
-        <w:jc w:val="right"/>
-        <w:rPr>
-          <w:rFonts w:ascii="Times New Roman" w:hAnsi="Times New Roman" w:cs="Times New Roman"/>
-          <w:sz w:val="28"/>
-          <w:szCs w:val="28"/>
-        </w:rPr>
-      </w:pPr>
-    </w:p>
-    <w:p>
-      <w:pPr>
-        <w:jc w:val="right"/>
-        <w:rPr>
-          <w:rFonts w:ascii="Times New Roman" w:hAnsi="Times New Roman" w:cs="Times New Roman"/>
-          <w:sz w:val="28"/>
-          <w:szCs w:val="28"/>
-        </w:rPr>
-      </w:pPr>
-    </w:p>
-    <w:p>
-      <w:pPr>
-        <w:jc w:val="right"/>
-        <w:rPr>
-          <w:rFonts w:ascii="Times New Roman" w:hAnsi="Times New Roman" w:cs="Times New Roman"/>
-          <w:sz w:val="28"/>
-          <w:szCs w:val="28"/>
-        </w:rPr>
-      </w:pPr>
-    </w:p>
-    <w:p>
-      <w:pPr>
-        <w:jc w:val="right"/>
-        <w:rPr>
-          <w:rFonts w:ascii="Times New Roman" w:hAnsi="Times New Roman" w:cs="Times New Roman"/>
-          <w:sz w:val="28"/>
-          <w:szCs w:val="28"/>
-        </w:rPr>
-      </w:pPr>
-    </w:p>
-    <w:p>
-      <w:pPr>
-        <w:jc w:val="right"/>
-        <w:rPr>
-          <w:rFonts w:ascii="Times New Roman" w:hAnsi="Times New Roman" w:cs="Times New Roman"/>
-          <w:sz w:val="28"/>
-          <w:szCs w:val="28"/>
-        </w:rPr>
       </w:pPr>
     </w:p>
     <w:p>
@@ -397,7 +409,6 @@
           <w:rFonts w:ascii="Times New Roman" w:hAnsi="Times New Roman" w:cs="Times New Roman"/>
           <w:sz w:val="24"/>
           <w:szCs w:val="24"/>
-          <w:lang w:val="en-US"/>
         </w:rPr>
         <w:t>,</w:t>
       </w:r>
@@ -443,7 +454,6 @@
           <w:b/>
           <w:sz w:val="26"/>
           <w:szCs w:val="26"/>
-          <w:lang w:val="en-US"/>
         </w:rPr>
         <w:t>:</w:t>
       </w:r>
@@ -452,7 +462,6 @@
           <w:rFonts w:ascii="Times New Roman" w:hAnsi="Times New Roman" w:cs="Times New Roman"/>
           <w:sz w:val="24"/>
           <w:szCs w:val="24"/>
-          <w:lang w:val="en-US"/>
         </w:rPr>
         <w:t xml:space="preserve"> </w:t>
       </w:r>
@@ -577,15 +586,7 @@
           <w:sz w:val="24"/>
           <w:szCs w:val="24"/>
         </w:rPr>
-        <w:t xml:space="preserve"> </w:t>
-      </w:r>
-      <w:r>
-        <w:rPr>
-          <w:rFonts w:ascii="Times New Roman" w:hAnsi="Times New Roman" w:cs="Times New Roman"/>
-          <w:sz w:val="24"/>
-          <w:szCs w:val="24"/>
-        </w:rPr>
-        <w:t xml:space="preserve">Основные функции </w:t>
+        <w:t xml:space="preserve"> Основные функции </w:t>
       </w:r>
       <w:proofErr w:type="spellStart"/>
       <w:r>
@@ -622,51 +623,25 @@
           <w:sz w:val="24"/>
           <w:szCs w:val="24"/>
         </w:rPr>
-        <w:t>1.</w:t>
-      </w:r>
-      <w:r>
-        <w:rPr>
-          <w:rFonts w:ascii="Times New Roman" w:hAnsi="Times New Roman" w:cs="Times New Roman"/>
-          <w:sz w:val="24"/>
-          <w:szCs w:val="24"/>
-        </w:rPr>
-        <w:t>Захват трафика в реальном времени — перехват пакетов, проходящих через сетевой интерфейс (</w:t>
-      </w:r>
-      <w:proofErr w:type="spellStart"/>
-      <w:r>
-        <w:rPr>
-          <w:rFonts w:ascii="Times New Roman" w:hAnsi="Times New Roman" w:cs="Times New Roman"/>
-          <w:sz w:val="24"/>
-          <w:szCs w:val="24"/>
-        </w:rPr>
-        <w:t>Ethernet</w:t>
-      </w:r>
-      <w:proofErr w:type="spellEnd"/>
-      <w:r>
-        <w:rPr>
-          <w:rFonts w:ascii="Times New Roman" w:hAnsi="Times New Roman" w:cs="Times New Roman"/>
-          <w:sz w:val="24"/>
-          <w:szCs w:val="24"/>
-        </w:rPr>
-        <w:t xml:space="preserve">, </w:t>
-      </w:r>
-      <w:proofErr w:type="spellStart"/>
-      <w:r>
-        <w:rPr>
-          <w:rFonts w:ascii="Times New Roman" w:hAnsi="Times New Roman" w:cs="Times New Roman"/>
-          <w:sz w:val="24"/>
-          <w:szCs w:val="24"/>
-        </w:rPr>
-        <w:t>Wi-Fi</w:t>
-      </w:r>
-      <w:proofErr w:type="spellEnd"/>
-      <w:r>
-        <w:rPr>
-          <w:rFonts w:ascii="Times New Roman" w:hAnsi="Times New Roman" w:cs="Times New Roman"/>
-          <w:sz w:val="24"/>
-          <w:szCs w:val="24"/>
-        </w:rPr>
-        <w:t xml:space="preserve">, </w:t>
+        <w:t xml:space="preserve">1.Захват трафика в реальном времени — перехват пакетов, проходящих через сетевой интерфейс (Ethernet, </w:t>
+      </w:r>
+      <w:proofErr w:type="spellStart"/>
+      <w:r>
+        <w:rPr>
+          <w:rFonts w:ascii="Times New Roman" w:hAnsi="Times New Roman" w:cs="Times New Roman"/>
+          <w:sz w:val="24"/>
+          <w:szCs w:val="24"/>
+        </w:rPr>
+        <w:t>Wi</w:t>
+      </w:r>
+      <w:proofErr w:type="spellEnd"/>
+      <w:r>
+        <w:rPr>
+          <w:rFonts w:ascii="Times New Roman" w:hAnsi="Times New Roman" w:cs="Times New Roman"/>
+          <w:sz w:val="24"/>
+          <w:szCs w:val="24"/>
+        </w:rPr>
+        <w:t xml:space="preserve">-Fi, </w:t>
       </w:r>
       <w:proofErr w:type="spellStart"/>
       <w:r>
@@ -703,15 +678,7 @@
           <w:sz w:val="24"/>
           <w:szCs w:val="24"/>
         </w:rPr>
-        <w:t>2.</w:t>
-      </w:r>
-      <w:r>
-        <w:rPr>
-          <w:rFonts w:ascii="Times New Roman" w:hAnsi="Times New Roman" w:cs="Times New Roman"/>
-          <w:sz w:val="24"/>
-          <w:szCs w:val="24"/>
-        </w:rPr>
-        <w:t>Чтение сохраненных файлов захвата — поддерживает форматы PCAP, PCAPNG, а также форматы других анализаторов (</w:t>
+        <w:t>2.Чтение сохраненных файлов захвата — поддерживает форматы PCAP, PCAPNG, а также форматы других анализаторов (</w:t>
       </w:r>
       <w:proofErr w:type="spellStart"/>
       <w:r>
@@ -729,61 +696,7 @@
           <w:sz w:val="24"/>
           <w:szCs w:val="24"/>
         </w:rPr>
-        <w:t xml:space="preserve">, </w:t>
-      </w:r>
-      <w:proofErr w:type="spellStart"/>
-      <w:r>
-        <w:rPr>
-          <w:rFonts w:ascii="Times New Roman" w:hAnsi="Times New Roman" w:cs="Times New Roman"/>
-          <w:sz w:val="24"/>
-          <w:szCs w:val="24"/>
-        </w:rPr>
-        <w:t>Microsoft</w:t>
-      </w:r>
-      <w:proofErr w:type="spellEnd"/>
-      <w:r>
-        <w:rPr>
-          <w:rFonts w:ascii="Times New Roman" w:hAnsi="Times New Roman" w:cs="Times New Roman"/>
-          <w:sz w:val="24"/>
-          <w:szCs w:val="24"/>
-        </w:rPr>
-        <w:t xml:space="preserve"> </w:t>
-      </w:r>
-      <w:proofErr w:type="spellStart"/>
-      <w:r>
-        <w:rPr>
-          <w:rFonts w:ascii="Times New Roman" w:hAnsi="Times New Roman" w:cs="Times New Roman"/>
-          <w:sz w:val="24"/>
-          <w:szCs w:val="24"/>
-        </w:rPr>
-        <w:t>Network</w:t>
-      </w:r>
-      <w:proofErr w:type="spellEnd"/>
-      <w:r>
-        <w:rPr>
-          <w:rFonts w:ascii="Times New Roman" w:hAnsi="Times New Roman" w:cs="Times New Roman"/>
-          <w:sz w:val="24"/>
-          <w:szCs w:val="24"/>
-        </w:rPr>
-        <w:t xml:space="preserve"> </w:t>
-      </w:r>
-      <w:proofErr w:type="spellStart"/>
-      <w:r>
-        <w:rPr>
-          <w:rFonts w:ascii="Times New Roman" w:hAnsi="Times New Roman" w:cs="Times New Roman"/>
-          <w:sz w:val="24"/>
-          <w:szCs w:val="24"/>
-        </w:rPr>
-        <w:t>Monitor</w:t>
-      </w:r>
-      <w:proofErr w:type="spellEnd"/>
-      <w:r>
-        <w:rPr>
-          <w:rFonts w:ascii="Times New Roman" w:hAnsi="Times New Roman" w:cs="Times New Roman"/>
-          <w:sz w:val="24"/>
-          <w:szCs w:val="24"/>
-        </w:rPr>
-        <w:t xml:space="preserve">, </w:t>
+        <w:t xml:space="preserve">, Microsoft Network Monitor, </w:t>
       </w:r>
       <w:proofErr w:type="spellStart"/>
       <w:r>
@@ -801,25 +714,7 @@
           <w:sz w:val="24"/>
           <w:szCs w:val="24"/>
         </w:rPr>
-        <w:t xml:space="preserve"> </w:t>
-      </w:r>
-      <w:proofErr w:type="spellStart"/>
-      <w:r>
-        <w:rPr>
-          <w:rFonts w:ascii="Times New Roman" w:hAnsi="Times New Roman" w:cs="Times New Roman"/>
-          <w:sz w:val="24"/>
-          <w:szCs w:val="24"/>
-        </w:rPr>
-        <w:t>Pro</w:t>
-      </w:r>
-      <w:proofErr w:type="spellEnd"/>
-      <w:r>
-        <w:rPr>
-          <w:rFonts w:ascii="Times New Roman" w:hAnsi="Times New Roman" w:cs="Times New Roman"/>
-          <w:sz w:val="24"/>
-          <w:szCs w:val="24"/>
-        </w:rPr>
-        <w:t xml:space="preserve"> и др.).</w:t>
+        <w:t xml:space="preserve"> Pro и др.).</w:t>
       </w:r>
     </w:p>
     <w:p>
@@ -838,15 +733,7 @@
           <w:sz w:val="24"/>
           <w:szCs w:val="24"/>
         </w:rPr>
-        <w:t>3.</w:t>
-      </w:r>
-      <w:r>
-        <w:rPr>
-          <w:rFonts w:ascii="Times New Roman" w:hAnsi="Times New Roman" w:cs="Times New Roman"/>
-          <w:sz w:val="24"/>
-          <w:szCs w:val="24"/>
-        </w:rPr>
-        <w:t>Декодирование протоколов —</w:t>
+        <w:t>3.Декодирование протоколов —</w:t>
       </w:r>
       <w:r>
         <w:rPr>
@@ -881,15 +768,7 @@
           <w:sz w:val="24"/>
           <w:szCs w:val="24"/>
         </w:rPr>
-        <w:t>4.</w:t>
-      </w:r>
-      <w:r>
-        <w:rPr>
-          <w:rFonts w:ascii="Times New Roman" w:hAnsi="Times New Roman" w:cs="Times New Roman"/>
-          <w:sz w:val="24"/>
-          <w:szCs w:val="24"/>
-        </w:rPr>
-        <w:t xml:space="preserve">Фильтрация — мощный язык фильтров для отображения только нужных пакетов (например, </w:t>
+        <w:t xml:space="preserve">4.Фильтрация — мощный язык фильтров для отображения только нужных пакетов (например, </w:t>
       </w:r>
       <w:proofErr w:type="spellStart"/>
       <w:proofErr w:type="gramStart"/>
@@ -946,15 +825,7 @@
           <w:sz w:val="24"/>
           <w:szCs w:val="24"/>
         </w:rPr>
-        <w:t>5.</w:t>
-      </w:r>
-      <w:r>
-        <w:rPr>
-          <w:rFonts w:ascii="Times New Roman" w:hAnsi="Times New Roman" w:cs="Times New Roman"/>
-          <w:sz w:val="24"/>
-          <w:szCs w:val="24"/>
-        </w:rPr>
-        <w:t>Статистика и анализ — построение графиков, анализ задержек, восстановление передаваемых файлов</w:t>
+        <w:t>5.Статистика и анализ — построение графиков, анализ задержек, восстановление передаваемых файлов</w:t>
       </w:r>
       <w:r>
         <w:rPr>
@@ -989,15 +860,7 @@
           <w:sz w:val="24"/>
           <w:szCs w:val="24"/>
         </w:rPr>
-        <w:t>6.</w:t>
-      </w:r>
-      <w:r>
-        <w:rPr>
-          <w:rFonts w:ascii="Times New Roman" w:hAnsi="Times New Roman" w:cs="Times New Roman"/>
-          <w:sz w:val="24"/>
-          <w:szCs w:val="24"/>
-        </w:rPr>
-        <w:t>Цветовое выделение — автоматическая подсветка пакетов разных типов (TCP-ошибки красным, нормальные соединения синим, ARP запросы желтым и т.д.).</w:t>
+        <w:t>6.Цветовое выделение — автоматическая подсветка пакетов разных типов (TCP-ошибки красным, нормальные соединения синим, ARP запросы желтым и т.д.).</w:t>
       </w:r>
     </w:p>
     <w:p>
@@ -1185,25 +1048,7 @@
                 <w:sz w:val="24"/>
                 <w:szCs w:val="24"/>
               </w:rPr>
-              <w:t xml:space="preserve">Поиск причин медленной работы сети, определение места потери пакетов, обнаружение </w:t>
-            </w:r>
-            <w:proofErr w:type="spellStart"/>
-            <w:r>
-              <w:rPr>
-                <w:rFonts w:ascii="Times New Roman" w:hAnsi="Times New Roman" w:cs="Times New Roman"/>
-                <w:sz w:val="24"/>
-                <w:szCs w:val="24"/>
-              </w:rPr>
-              <w:t>дублирующихся</w:t>
-            </w:r>
-            <w:proofErr w:type="spellEnd"/>
-            <w:r>
-              <w:rPr>
-                <w:rFonts w:ascii="Times New Roman" w:hAnsi="Times New Roman" w:cs="Times New Roman"/>
-                <w:sz w:val="24"/>
-                <w:szCs w:val="24"/>
-              </w:rPr>
-              <w:t xml:space="preserve"> IP-адресов</w:t>
+              <w:t>Поиск причин медленной работы сети, определение места потери пакетов, обнаружение дублирующихся IP-адресов</w:t>
             </w:r>
           </w:p>
         </w:tc>
@@ -1483,18 +1328,8 @@
                 <w:sz w:val="24"/>
                 <w:szCs w:val="24"/>
               </w:rPr>
-              <w:t xml:space="preserve">, анализ трафика </w:t>
+              <w:t>, анализ трафика VoIP</w:t>
             </w:r>
-            <w:proofErr w:type="spellStart"/>
-            <w:r>
-              <w:rPr>
-                <w:rFonts w:ascii="Times New Roman" w:hAnsi="Times New Roman" w:cs="Times New Roman"/>
-                <w:sz w:val="24"/>
-                <w:szCs w:val="24"/>
-              </w:rPr>
-              <w:t>VoIP</w:t>
-            </w:r>
-            <w:proofErr w:type="spellEnd"/>
           </w:p>
         </w:tc>
       </w:tr>
@@ -1671,7 +1506,7 @@
           <w:sz w:val="24"/>
           <w:szCs w:val="24"/>
         </w:rPr>
-        <w:t>PCAP (</w:t>
+        <w:t xml:space="preserve">PCAP (Packet </w:t>
       </w:r>
       <w:proofErr w:type="spellStart"/>
       <w:r>
@@ -1681,7 +1516,7 @@
           <w:sz w:val="24"/>
           <w:szCs w:val="24"/>
         </w:rPr>
-        <w:t>Packet</w:t>
+        <w:t>Capture</w:t>
       </w:r>
       <w:proofErr w:type="spellEnd"/>
       <w:r>
@@ -1691,26 +1526,6 @@
           <w:sz w:val="24"/>
           <w:szCs w:val="24"/>
         </w:rPr>
-        <w:t xml:space="preserve"> </w:t>
-      </w:r>
-      <w:proofErr w:type="spellStart"/>
-      <w:r>
-        <w:rPr>
-          <w:rFonts w:ascii="Times New Roman" w:hAnsi="Times New Roman" w:cs="Times New Roman"/>
-          <w:b/>
-          <w:sz w:val="24"/>
-          <w:szCs w:val="24"/>
-        </w:rPr>
-        <w:t>Capture</w:t>
-      </w:r>
-      <w:proofErr w:type="spellEnd"/>
-      <w:r>
-        <w:rPr>
-          <w:rFonts w:ascii="Times New Roman" w:hAnsi="Times New Roman" w:cs="Times New Roman"/>
-          <w:b/>
-          <w:sz w:val="24"/>
-          <w:szCs w:val="24"/>
-        </w:rPr>
         <w:t>)</w:t>
       </w:r>
       <w:r>
@@ -1737,16 +1552,16 @@
           <w:sz w:val="24"/>
           <w:szCs w:val="24"/>
         </w:rPr>
-        <w:t xml:space="preserve"> (</w:t>
-      </w:r>
-      <w:proofErr w:type="spellStart"/>
-      <w:r>
-        <w:rPr>
-          <w:rFonts w:ascii="Times New Roman" w:hAnsi="Times New Roman" w:cs="Times New Roman"/>
-          <w:sz w:val="24"/>
-          <w:szCs w:val="24"/>
-        </w:rPr>
-        <w:t>Unix</w:t>
+        <w:t xml:space="preserve"> (Unix/Linux) и </w:t>
+      </w:r>
+      <w:proofErr w:type="spellStart"/>
+      <w:r>
+        <w:rPr>
+          <w:rFonts w:ascii="Times New Roman" w:hAnsi="Times New Roman" w:cs="Times New Roman"/>
+          <w:sz w:val="24"/>
+          <w:szCs w:val="24"/>
+        </w:rPr>
+        <w:t>WinPcap</w:t>
       </w:r>
       <w:proofErr w:type="spellEnd"/>
       <w:r>
@@ -1764,42 +1579,6 @@
           <w:sz w:val="24"/>
           <w:szCs w:val="24"/>
         </w:rPr>
-        <w:t>Linux</w:t>
-      </w:r>
-      <w:proofErr w:type="spellEnd"/>
-      <w:r>
-        <w:rPr>
-          <w:rFonts w:ascii="Times New Roman" w:hAnsi="Times New Roman" w:cs="Times New Roman"/>
-          <w:sz w:val="24"/>
-          <w:szCs w:val="24"/>
-        </w:rPr>
-        <w:t xml:space="preserve">) и </w:t>
-      </w:r>
-      <w:proofErr w:type="spellStart"/>
-      <w:r>
-        <w:rPr>
-          <w:rFonts w:ascii="Times New Roman" w:hAnsi="Times New Roman" w:cs="Times New Roman"/>
-          <w:sz w:val="24"/>
-          <w:szCs w:val="24"/>
-        </w:rPr>
-        <w:t>WinPcap</w:t>
-      </w:r>
-      <w:proofErr w:type="spellEnd"/>
-      <w:r>
-        <w:rPr>
-          <w:rFonts w:ascii="Times New Roman" w:hAnsi="Times New Roman" w:cs="Times New Roman"/>
-          <w:sz w:val="24"/>
-          <w:szCs w:val="24"/>
-        </w:rPr>
-        <w:t>/</w:t>
-      </w:r>
-      <w:proofErr w:type="spellStart"/>
-      <w:r>
-        <w:rPr>
-          <w:rFonts w:ascii="Times New Roman" w:hAnsi="Times New Roman" w:cs="Times New Roman"/>
-          <w:sz w:val="24"/>
-          <w:szCs w:val="24"/>
-        </w:rPr>
         <w:t>Npcap</w:t>
       </w:r>
       <w:proofErr w:type="spellEnd"/>
@@ -1809,25 +1588,7 @@
           <w:sz w:val="24"/>
           <w:szCs w:val="24"/>
         </w:rPr>
-        <w:t xml:space="preserve"> (</w:t>
-      </w:r>
-      <w:proofErr w:type="spellStart"/>
-      <w:r>
-        <w:rPr>
-          <w:rFonts w:ascii="Times New Roman" w:hAnsi="Times New Roman" w:cs="Times New Roman"/>
-          <w:sz w:val="24"/>
-          <w:szCs w:val="24"/>
-        </w:rPr>
-        <w:t>Windows</w:t>
-      </w:r>
-      <w:proofErr w:type="spellEnd"/>
-      <w:r>
-        <w:rPr>
-          <w:rFonts w:ascii="Times New Roman" w:hAnsi="Times New Roman" w:cs="Times New Roman"/>
-          <w:sz w:val="24"/>
-          <w:szCs w:val="24"/>
-        </w:rPr>
-        <w:t>), которые предоставляют низкоуровневый API для перехвата пакетов.</w:t>
+        <w:t xml:space="preserve"> (Windows), которые предоставляют низкоуровневый API для перехвата пакетов.</w:t>
       </w:r>
     </w:p>
     <w:p>
@@ -1936,7 +1697,7 @@
           <w:szCs w:val="24"/>
         </w:rPr>
         <w:drawing>
-          <wp:inline distT="0" distB="0" distL="0" distR="0" wp14:anchorId="3D38F881">
+          <wp:inline distT="0" distB="0" distL="0" distR="0" wp14:anchorId="010EF07C" wp14:editId="352C84A9">
             <wp:extent cx="3924300" cy="2699551"/>
             <wp:effectExtent l="0" t="0" r="0" b="5715"/>
             <wp:docPr id="5" name="Рисунок 5"/>
@@ -2001,7 +1762,13 @@
           <w:rFonts w:ascii="Times New Roman" w:hAnsi="Times New Roman" w:cs="Times New Roman"/>
           <w:lang w:val="en-US"/>
         </w:rPr>
-        <w:t xml:space="preserve">PCAP </w:t>
+        <w:t>PCAP</w:t>
+      </w:r>
+      <w:r>
+        <w:rPr>
+          <w:rFonts w:ascii="Times New Roman" w:hAnsi="Times New Roman" w:cs="Times New Roman"/>
+        </w:rPr>
+        <w:t xml:space="preserve"> </w:t>
       </w:r>
       <w:r>
         <w:rPr>
@@ -2570,43 +2337,7 @@
           <w:sz w:val="24"/>
           <w:szCs w:val="24"/>
         </w:rPr>
-        <w:t xml:space="preserve">) размером 4 байта, которое указывает, какой протокол канального уровня используется в захваченных пакетах. Значение 1 соответствует </w:t>
-      </w:r>
-      <w:proofErr w:type="spellStart"/>
-      <w:r>
-        <w:rPr>
-          <w:rFonts w:ascii="Times New Roman" w:hAnsi="Times New Roman" w:cs="Times New Roman"/>
-          <w:sz w:val="24"/>
-          <w:szCs w:val="24"/>
-        </w:rPr>
-        <w:t>Ethernet</w:t>
-      </w:r>
-      <w:proofErr w:type="spellEnd"/>
-      <w:r>
-        <w:rPr>
-          <w:rFonts w:ascii="Times New Roman" w:hAnsi="Times New Roman" w:cs="Times New Roman"/>
-          <w:sz w:val="24"/>
-          <w:szCs w:val="24"/>
-        </w:rPr>
-        <w:t xml:space="preserve">, значение 105 — IEEE 802.11 для беспроводных сетей, а значение 113 — канальному уровню </w:t>
-      </w:r>
-      <w:proofErr w:type="spellStart"/>
-      <w:r>
-        <w:rPr>
-          <w:rFonts w:ascii="Times New Roman" w:hAnsi="Times New Roman" w:cs="Times New Roman"/>
-          <w:sz w:val="24"/>
-          <w:szCs w:val="24"/>
-        </w:rPr>
-        <w:t>Linux</w:t>
-      </w:r>
-      <w:proofErr w:type="spellEnd"/>
-      <w:r>
-        <w:rPr>
-          <w:rFonts w:ascii="Times New Roman" w:hAnsi="Times New Roman" w:cs="Times New Roman"/>
-          <w:sz w:val="24"/>
-          <w:szCs w:val="24"/>
-        </w:rPr>
-        <w:t xml:space="preserve"> с собственными заголовками.</w:t>
+        <w:t>) размером 4 байта, которое указывает, какой протокол канального уровня используется в захваченных пакетах. Значение 1 соответствует Ethernet, значение 105 — IEEE 802.11 для беспроводных сетей, а значение 113 — канальному уровню Linux с собственными заголовками.</w:t>
       </w:r>
     </w:p>
     <w:p>
@@ -2662,18 +2393,16 @@
           <w:sz w:val="24"/>
           <w:szCs w:val="24"/>
         </w:rPr>
-        <w:t xml:space="preserve">) размером 16 байт. Первые два </w:t>
-      </w:r>
-      <w:proofErr w:type="gramStart"/>
-      <w:r>
-        <w:rPr>
-          <w:rFonts w:ascii="Times New Roman" w:hAnsi="Times New Roman" w:cs="Times New Roman"/>
-          <w:sz w:val="24"/>
-          <w:szCs w:val="24"/>
-        </w:rPr>
-        <w:t>поля этого заголовка это</w:t>
-      </w:r>
-      <w:proofErr w:type="gramEnd"/>
+        <w:t xml:space="preserve">) размером 16 байт. Первые </w:t>
+      </w:r>
+      <w:r>
+        <w:rPr>
+          <w:rFonts w:ascii="Times New Roman" w:hAnsi="Times New Roman" w:cs="Times New Roman"/>
+          <w:sz w:val="24"/>
+          <w:szCs w:val="24"/>
+        </w:rPr>
+        <w:t>два поля этого заголовка — это</w:t>
+      </w:r>
       <w:r>
         <w:rPr>
           <w:rFonts w:ascii="Times New Roman" w:hAnsi="Times New Roman" w:cs="Times New Roman"/>
@@ -3023,25 +2752,7 @@
           <w:sz w:val="24"/>
           <w:szCs w:val="24"/>
         </w:rPr>
-        <w:t xml:space="preserve">), объём которых в октетах определяется значением, сохранённым в поле «количество сохранённых октетов». Этот блок содержит полный кадр канального уровня, начинающийся, как правило, с заголовка </w:t>
-      </w:r>
-      <w:proofErr w:type="spellStart"/>
-      <w:r>
-        <w:rPr>
-          <w:rFonts w:ascii="Times New Roman" w:hAnsi="Times New Roman" w:cs="Times New Roman"/>
-          <w:sz w:val="24"/>
-          <w:szCs w:val="24"/>
-        </w:rPr>
-        <w:t>Ethernet</w:t>
-      </w:r>
-      <w:proofErr w:type="spellEnd"/>
-      <w:r>
-        <w:rPr>
-          <w:rFonts w:ascii="Times New Roman" w:hAnsi="Times New Roman" w:cs="Times New Roman"/>
-          <w:sz w:val="24"/>
-          <w:szCs w:val="24"/>
-        </w:rPr>
-        <w:t xml:space="preserve"> (14 байт, включая MAC-адреса источника и назначения, а также тип протокола верхнего уровня). Вслед за заголовком канального уровня располагаются заголовки сетевого и транспортного уровней (например, IP и TCP или UDP), а затем — полезная нагрузка приложения. Именно эти бинарные данные и отображаются в </w:t>
+        <w:t xml:space="preserve">), объём которых в октетах определяется значением, сохранённым в поле «количество сохранённых октетов». Этот блок содержит полный кадр канального уровня, начинающийся, как правило, с заголовка Ethernet (14 байт, включая MAC-адреса источника и назначения, а также тип протокола верхнего уровня). Вслед за заголовком канального уровня располагаются заголовки сетевого и транспортного уровней (например, IP и TCP или UDP), а затем — полезная нагрузка приложения. Именно эти бинарные данные и отображаются в </w:t>
       </w:r>
       <w:proofErr w:type="spellStart"/>
       <w:r>
@@ -3078,15 +2789,7 @@
           <w:sz w:val="24"/>
           <w:szCs w:val="24"/>
         </w:rPr>
-        <w:t>Структура файла является последовательной</w:t>
-      </w:r>
-      <w:r>
-        <w:rPr>
-          <w:rFonts w:ascii="Times New Roman" w:hAnsi="Times New Roman" w:cs="Times New Roman"/>
-          <w:sz w:val="24"/>
-          <w:szCs w:val="24"/>
-        </w:rPr>
-        <w:t>,</w:t>
+        <w:t>Структура файла является последовательной,</w:t>
       </w:r>
       <w:r>
         <w:rPr>
@@ -3361,6 +3064,7 @@
           <w:rFonts w:ascii="Times New Roman" w:hAnsi="Times New Roman" w:cs="Times New Roman"/>
           <w:sz w:val="24"/>
           <w:szCs w:val="24"/>
+          <w:lang w:val="en-US"/>
         </w:rPr>
       </w:pPr>
       <w:r>
@@ -3449,43 +3153,7 @@
           <w:sz w:val="24"/>
           <w:szCs w:val="24"/>
         </w:rPr>
-        <w:t xml:space="preserve">() для помощника устройства, NS-3 автоматически подписывается на события приёма и передачи пакетов на соответствующих интерфейсах. В момент, когда симулированный пакет покидает или прибывает на сетевой интерфейс, срабатывает заранее зарегистрированная функция обратного вызова, которая формирует запись в формате PCAP. Каждая такая запись включает в себя полный кадр канального уровня (начиная с заголовка </w:t>
-      </w:r>
-      <w:proofErr w:type="spellStart"/>
-      <w:r>
-        <w:rPr>
-          <w:rFonts w:ascii="Times New Roman" w:hAnsi="Times New Roman" w:cs="Times New Roman"/>
-          <w:sz w:val="24"/>
-          <w:szCs w:val="24"/>
-        </w:rPr>
-        <w:t>Ethernet</w:t>
-      </w:r>
-      <w:proofErr w:type="spellEnd"/>
-      <w:r>
-        <w:rPr>
-          <w:rFonts w:ascii="Times New Roman" w:hAnsi="Times New Roman" w:cs="Times New Roman"/>
-          <w:sz w:val="24"/>
-          <w:szCs w:val="24"/>
-        </w:rPr>
-        <w:t xml:space="preserve">), временную метку, соответствующую виртуальному времени симуляции, а также служебную информацию о длине пакета. Важной особенностью NS-3 является то, что по умолчанию для ускорения вычислений контрольные суммы канального и транспортного уровней не вычисляются — например, FCS для </w:t>
-      </w:r>
-      <w:proofErr w:type="spellStart"/>
-      <w:r>
-        <w:rPr>
-          <w:rFonts w:ascii="Times New Roman" w:hAnsi="Times New Roman" w:cs="Times New Roman"/>
-          <w:sz w:val="24"/>
-          <w:szCs w:val="24"/>
-        </w:rPr>
-        <w:t>Ethernet</w:t>
-      </w:r>
-      <w:proofErr w:type="spellEnd"/>
-      <w:r>
-        <w:rPr>
-          <w:rFonts w:ascii="Times New Roman" w:hAnsi="Times New Roman" w:cs="Times New Roman"/>
-          <w:sz w:val="24"/>
-          <w:szCs w:val="24"/>
-        </w:rPr>
-        <w:t xml:space="preserve">-кадров или </w:t>
+        <w:t xml:space="preserve">() для помощника устройства, NS-3 автоматически подписывается на события приёма и передачи пакетов на соответствующих интерфейсах. В момент, когда симулированный пакет покидает или прибывает на сетевой интерфейс, срабатывает заранее зарегистрированная функция обратного вызова, которая формирует запись в формате PCAP. Каждая такая запись включает в себя полный кадр канального уровня (начиная с заголовка Ethernet), временную метку, соответствующую виртуальному времени симуляции, а также служебную информацию о длине пакета. Важной особенностью NS-3 является то, что по умолчанию для ускорения вычислений контрольные суммы канального и транспортного уровней не вычисляются — например, FCS для Ethernet-кадров или </w:t>
       </w:r>
       <w:proofErr w:type="spellStart"/>
       <w:r>
@@ -3539,25 +3207,113 @@
           <w:sz w:val="24"/>
           <w:szCs w:val="24"/>
         </w:rPr>
-        <w:t xml:space="preserve"> </w:t>
-      </w:r>
-      <w:proofErr w:type="spellStart"/>
-      <w:r>
-        <w:rPr>
-          <w:rFonts w:ascii="Times New Roman" w:hAnsi="Times New Roman" w:cs="Times New Roman"/>
-          <w:sz w:val="24"/>
-          <w:szCs w:val="24"/>
-        </w:rPr>
-        <w:t>Packet</w:t>
-      </w:r>
-      <w:proofErr w:type="spellEnd"/>
-      <w:r>
-        <w:rPr>
-          <w:rFonts w:ascii="Times New Roman" w:hAnsi="Times New Roman" w:cs="Times New Roman"/>
-          <w:sz w:val="24"/>
-          <w:szCs w:val="24"/>
-        </w:rPr>
-        <w:t>»), что является не ошибкой симуляции, а следствием принятых в NS-3 компромиссов между точностью и производительностью.</w:t>
+        <w:t xml:space="preserve"> Packet»), что является не ошибкой симуляции, а следствием принятых в NS-3 компромиссов между точностью и производительностью.</w:t>
+      </w:r>
+    </w:p>
+    <w:p>
+      <w:pPr>
+        <w:ind w:firstLine="708"/>
+        <w:jc w:val="center"/>
+        <w:rPr>
+          <w:rFonts w:ascii="Times New Roman" w:hAnsi="Times New Roman" w:cs="Times New Roman"/>
+          <w:sz w:val="24"/>
+          <w:szCs w:val="24"/>
+          <w:lang w:val="en-US"/>
+        </w:rPr>
+      </w:pPr>
+      <w:r>
+        <w:rPr>
+          <w:noProof/>
+        </w:rPr>
+        <w:drawing>
+          <wp:inline distT="0" distB="0" distL="0" distR="0" wp14:anchorId="12EBD04F" wp14:editId="6D91EC95">
+            <wp:extent cx="3228229" cy="1469201"/>
+            <wp:effectExtent l="0" t="0" r="0" b="0"/>
+            <wp:docPr id="1" name="Рисунок 1"/>
+            <wp:cNvGraphicFramePr>
+              <a:graphicFrameLocks xmlns:a="http://schemas.openxmlformats.org/drawingml/2006/main" noChangeAspect="1"/>
+            </wp:cNvGraphicFramePr>
+            <a:graphic xmlns:a="http://schemas.openxmlformats.org/drawingml/2006/main">
+              <a:graphicData uri="http://schemas.openxmlformats.org/drawingml/2006/picture">
+                <pic:pic xmlns:pic="http://schemas.openxmlformats.org/drawingml/2006/picture">
+                  <pic:nvPicPr>
+                    <pic:cNvPr id="0" name="Picture 1"/>
+                    <pic:cNvPicPr>
+                      <a:picLocks noChangeAspect="1" noChangeArrowheads="1"/>
+                    </pic:cNvPicPr>
+                  </pic:nvPicPr>
+                  <pic:blipFill>
+                    <a:blip r:embed="rId7">
+                      <a:extLst>
+                        <a:ext uri="{28A0092B-C50C-407E-A947-70E740481C1C}">
+                          <a14:useLocalDpi xmlns:a14="http://schemas.microsoft.com/office/drawing/2010/main" val="0"/>
+                        </a:ext>
+                      </a:extLst>
+                    </a:blip>
+                    <a:srcRect/>
+                    <a:stretch>
+                      <a:fillRect/>
+                    </a:stretch>
+                  </pic:blipFill>
+                  <pic:spPr bwMode="auto">
+                    <a:xfrm>
+                      <a:off x="0" y="0"/>
+                      <a:ext cx="3239496" cy="1474329"/>
+                    </a:xfrm>
+                    <a:prstGeom prst="rect">
+                      <a:avLst/>
+                    </a:prstGeom>
+                    <a:noFill/>
+                    <a:ln>
+                      <a:noFill/>
+                    </a:ln>
+                  </pic:spPr>
+                </pic:pic>
+              </a:graphicData>
+            </a:graphic>
+          </wp:inline>
+        </w:drawing>
+      </w:r>
+    </w:p>
+    <w:p>
+      <w:pPr>
+        <w:ind w:firstLine="708"/>
+        <w:jc w:val="center"/>
+        <w:rPr>
+          <w:rFonts w:ascii="Times New Roman" w:hAnsi="Times New Roman" w:cs="Times New Roman"/>
+        </w:rPr>
+      </w:pPr>
+      <w:r>
+        <w:rPr>
+          <w:rFonts w:ascii="Times New Roman" w:hAnsi="Times New Roman" w:cs="Times New Roman"/>
+        </w:rPr>
+        <w:t xml:space="preserve">Рисунок 2 - Инициализация создания </w:t>
+      </w:r>
+      <w:r>
+        <w:rPr>
+          <w:rFonts w:ascii="Times New Roman" w:hAnsi="Times New Roman" w:cs="Times New Roman"/>
+          <w:lang w:val="en-US"/>
+        </w:rPr>
+        <w:t>PCAP</w:t>
+      </w:r>
+      <w:r>
+        <w:rPr>
+          <w:rFonts w:ascii="Times New Roman" w:hAnsi="Times New Roman" w:cs="Times New Roman"/>
+        </w:rPr>
+        <w:t xml:space="preserve"> файла через команды в </w:t>
+      </w:r>
+      <w:r>
+        <w:rPr>
+          <w:rFonts w:ascii="Times New Roman" w:hAnsi="Times New Roman" w:cs="Times New Roman"/>
+          <w:lang w:val="en-US"/>
+        </w:rPr>
+        <w:t>NS</w:t>
+      </w:r>
+      <w:r>
+        <w:rPr>
+          <w:rFonts w:ascii="Times New Roman" w:hAnsi="Times New Roman" w:cs="Times New Roman"/>
+        </w:rPr>
+        <w:t>-3</w:t>
       </w:r>
     </w:p>
     <w:p>
@@ -3577,21 +3333,22 @@
         <w:jc w:val="both"/>
         <w:rPr>
           <w:rFonts w:ascii="Times New Roman" w:hAnsi="Times New Roman" w:cs="Times New Roman"/>
-          <w:sz w:val="24"/>
-          <w:szCs w:val="24"/>
-          <w:lang w:val="en-US"/>
-        </w:rPr>
-      </w:pPr>
-      <w:r>
-        <w:rPr>
-          <w:rFonts w:ascii="Times New Roman" w:hAnsi="Times New Roman" w:cs="Times New Roman"/>
+          <w:b/>
+          <w:bCs/>
+          <w:sz w:val="24"/>
+          <w:szCs w:val="24"/>
+        </w:rPr>
+      </w:pPr>
+      <w:r>
+        <w:rPr>
+          <w:rFonts w:ascii="Times New Roman" w:hAnsi="Times New Roman" w:cs="Times New Roman"/>
+          <w:b/>
+          <w:bCs/>
           <w:sz w:val="24"/>
           <w:szCs w:val="24"/>
         </w:rPr>
         <w:t>Практическая часть</w:t>
       </w:r>
-      <w:bookmarkStart w:id="0" w:name="_GoBack"/>
-      <w:bookmarkEnd w:id="0"/>
     </w:p>
     <w:p>
       <w:pPr>
@@ -3606,18 +3363,12 @@
       <w:r>
         <w:rPr>
           <w:rFonts w:ascii="Times New Roman" w:hAnsi="Times New Roman" w:cs="Times New Roman"/>
-          <w:sz w:val="24"/>
-          <w:szCs w:val="24"/>
-        </w:rPr>
-        <w:t>Пункт 3</w:t>
-      </w:r>
-      <w:r>
-        <w:rPr>
-          <w:rFonts w:ascii="Times New Roman" w:hAnsi="Times New Roman" w:cs="Times New Roman"/>
-          <w:sz w:val="24"/>
-          <w:szCs w:val="24"/>
-        </w:rPr>
-        <w:t>:</w:t>
+          <w:b/>
+          <w:bCs/>
+          <w:sz w:val="24"/>
+          <w:szCs w:val="24"/>
+        </w:rPr>
+        <w:t>Пункт 3:</w:t>
       </w:r>
       <w:r>
         <w:rPr>
@@ -3698,6 +3449,375 @@
           <w:szCs w:val="24"/>
         </w:rPr>
       </w:pPr>
+      <w:r>
+        <w:rPr>
+          <w:rFonts w:ascii="Times New Roman" w:hAnsi="Times New Roman" w:cs="Times New Roman"/>
+          <w:sz w:val="24"/>
+          <w:szCs w:val="24"/>
+        </w:rPr>
+        <w:t>Файл second-2-</w:t>
+      </w:r>
+      <w:proofErr w:type="gramStart"/>
+      <w:r>
+        <w:rPr>
+          <w:rFonts w:ascii="Times New Roman" w:hAnsi="Times New Roman" w:cs="Times New Roman"/>
+          <w:sz w:val="24"/>
+          <w:szCs w:val="24"/>
+        </w:rPr>
+        <w:t>0.pcap</w:t>
+      </w:r>
+      <w:proofErr w:type="gramEnd"/>
+      <w:r>
+        <w:rPr>
+          <w:rFonts w:ascii="Times New Roman" w:hAnsi="Times New Roman" w:cs="Times New Roman"/>
+          <w:sz w:val="24"/>
+          <w:szCs w:val="24"/>
+        </w:rPr>
+        <w:t> был захвачен на узле n2 в CSMA-сет</w:t>
+      </w:r>
+      <w:r>
+        <w:rPr>
+          <w:rFonts w:ascii="Times New Roman" w:hAnsi="Times New Roman" w:cs="Times New Roman"/>
+          <w:sz w:val="24"/>
+          <w:szCs w:val="24"/>
+        </w:rPr>
+        <w:t>и</w:t>
+      </w:r>
+      <w:r>
+        <w:rPr>
+          <w:rFonts w:ascii="Times New Roman" w:hAnsi="Times New Roman" w:cs="Times New Roman"/>
+          <w:sz w:val="24"/>
+          <w:szCs w:val="24"/>
+        </w:rPr>
+        <w:t xml:space="preserve">. </w:t>
+      </w:r>
+      <w:r>
+        <w:rPr>
+          <w:rFonts w:ascii="Times New Roman" w:hAnsi="Times New Roman" w:cs="Times New Roman"/>
+          <w:sz w:val="24"/>
+          <w:szCs w:val="24"/>
+        </w:rPr>
+        <w:t>В</w:t>
+      </w:r>
+      <w:r>
+        <w:rPr>
+          <w:rFonts w:ascii="Times New Roman" w:hAnsi="Times New Roman" w:cs="Times New Roman"/>
+          <w:sz w:val="24"/>
+          <w:szCs w:val="24"/>
+        </w:rPr>
+        <w:t xml:space="preserve"> него попали все пакеты, циркулирующие в этом широковещательном сегменте. Анализ показывает последовательность событий для установления связи в сетях Ethernet/IP</w:t>
+      </w:r>
+      <w:r>
+        <w:rPr>
+          <w:rFonts w:ascii="Times New Roman" w:hAnsi="Times New Roman" w:cs="Times New Roman"/>
+          <w:sz w:val="24"/>
+          <w:szCs w:val="24"/>
+        </w:rPr>
+        <w:t xml:space="preserve">, </w:t>
+      </w:r>
+      <w:r>
+        <w:rPr>
+          <w:rFonts w:ascii="Times New Roman" w:hAnsi="Times New Roman" w:cs="Times New Roman"/>
+          <w:sz w:val="24"/>
+          <w:szCs w:val="24"/>
+        </w:rPr>
+        <w:t>где</w:t>
+      </w:r>
+      <w:r>
+        <w:rPr>
+          <w:rFonts w:ascii="Times New Roman" w:hAnsi="Times New Roman" w:cs="Times New Roman"/>
+          <w:sz w:val="24"/>
+          <w:szCs w:val="24"/>
+        </w:rPr>
+        <w:t xml:space="preserve"> сначала </w:t>
+      </w:r>
+      <w:r>
+        <w:rPr>
+          <w:rFonts w:ascii="Times New Roman" w:hAnsi="Times New Roman" w:cs="Times New Roman"/>
+          <w:sz w:val="24"/>
+          <w:szCs w:val="24"/>
+        </w:rPr>
+        <w:t xml:space="preserve">отсылается протокол </w:t>
+      </w:r>
+      <w:r>
+        <w:rPr>
+          <w:rFonts w:ascii="Times New Roman" w:hAnsi="Times New Roman" w:cs="Times New Roman"/>
+          <w:sz w:val="24"/>
+          <w:szCs w:val="24"/>
+        </w:rPr>
+        <w:t xml:space="preserve">разрешение адресов (ARP), затем </w:t>
+      </w:r>
+      <w:r>
+        <w:rPr>
+          <w:rFonts w:ascii="Times New Roman" w:hAnsi="Times New Roman" w:cs="Times New Roman"/>
+          <w:sz w:val="24"/>
+          <w:szCs w:val="24"/>
+        </w:rPr>
+        <w:t xml:space="preserve">происходит </w:t>
+      </w:r>
+      <w:r>
+        <w:rPr>
+          <w:rFonts w:ascii="Times New Roman" w:hAnsi="Times New Roman" w:cs="Times New Roman"/>
+          <w:sz w:val="24"/>
+          <w:szCs w:val="24"/>
+        </w:rPr>
+        <w:t xml:space="preserve">передача данных, и снова </w:t>
+      </w:r>
+      <w:r>
+        <w:rPr>
+          <w:rFonts w:ascii="Times New Roman" w:hAnsi="Times New Roman" w:cs="Times New Roman"/>
+          <w:sz w:val="24"/>
+          <w:szCs w:val="24"/>
+        </w:rPr>
+        <w:t xml:space="preserve">отсылается протокол </w:t>
+      </w:r>
+      <w:r>
+        <w:rPr>
+          <w:rFonts w:ascii="Times New Roman" w:hAnsi="Times New Roman" w:cs="Times New Roman"/>
+          <w:sz w:val="24"/>
+          <w:szCs w:val="24"/>
+        </w:rPr>
+        <w:t>ARP для обратного ответа.</w:t>
+      </w:r>
+    </w:p>
+    <w:p>
+      <w:pPr>
+        <w:ind w:firstLine="708"/>
+        <w:jc w:val="center"/>
+        <w:rPr>
+          <w:rFonts w:ascii="Times New Roman" w:hAnsi="Times New Roman" w:cs="Times New Roman"/>
+          <w:sz w:val="24"/>
+          <w:szCs w:val="24"/>
+        </w:rPr>
+      </w:pPr>
+      <w:r>
+        <w:rPr>
+          <w:rFonts w:ascii="Times New Roman" w:hAnsi="Times New Roman" w:cs="Times New Roman"/>
+          <w:noProof/>
+          <w:sz w:val="24"/>
+          <w:szCs w:val="24"/>
+        </w:rPr>
+        <w:drawing>
+          <wp:inline distT="0" distB="0" distL="0" distR="0" wp14:anchorId="1A008939" wp14:editId="267CE4F9">
+            <wp:extent cx="5056220" cy="1367625"/>
+            <wp:effectExtent l="0" t="0" r="0" b="4445"/>
+            <wp:docPr id="3" name="Рисунок 3"/>
+            <wp:cNvGraphicFramePr>
+              <a:graphicFrameLocks xmlns:a="http://schemas.openxmlformats.org/drawingml/2006/main" noChangeAspect="1"/>
+            </wp:cNvGraphicFramePr>
+            <a:graphic xmlns:a="http://schemas.openxmlformats.org/drawingml/2006/main">
+              <a:graphicData uri="http://schemas.openxmlformats.org/drawingml/2006/picture">
+                <pic:pic xmlns:pic="http://schemas.openxmlformats.org/drawingml/2006/picture">
+                  <pic:nvPicPr>
+                    <pic:cNvPr id="0" name="Picture 2"/>
+                    <pic:cNvPicPr>
+                      <a:picLocks noChangeAspect="1" noChangeArrowheads="1"/>
+                    </pic:cNvPicPr>
+                  </pic:nvPicPr>
+                  <pic:blipFill>
+                    <a:blip r:embed="rId8">
+                      <a:extLst>
+                        <a:ext uri="{28A0092B-C50C-407E-A947-70E740481C1C}">
+                          <a14:useLocalDpi xmlns:a14="http://schemas.microsoft.com/office/drawing/2010/main" val="0"/>
+                        </a:ext>
+                      </a:extLst>
+                    </a:blip>
+                    <a:srcRect/>
+                    <a:stretch>
+                      <a:fillRect/>
+                    </a:stretch>
+                  </pic:blipFill>
+                  <pic:spPr bwMode="auto">
+                    <a:xfrm>
+                      <a:off x="0" y="0"/>
+                      <a:ext cx="5112457" cy="1382836"/>
+                    </a:xfrm>
+                    <a:prstGeom prst="rect">
+                      <a:avLst/>
+                    </a:prstGeom>
+                    <a:noFill/>
+                  </pic:spPr>
+                </pic:pic>
+              </a:graphicData>
+            </a:graphic>
+          </wp:inline>
+        </w:drawing>
+      </w:r>
+    </w:p>
+    <w:p>
+      <w:pPr>
+        <w:ind w:firstLine="708"/>
+        <w:jc w:val="center"/>
+        <w:rPr>
+          <w:rFonts w:ascii="Times New Roman" w:hAnsi="Times New Roman" w:cs="Times New Roman"/>
+        </w:rPr>
+      </w:pPr>
+      <w:r>
+        <w:rPr>
+          <w:rFonts w:ascii="Times New Roman" w:hAnsi="Times New Roman" w:cs="Times New Roman"/>
+        </w:rPr>
+        <w:t>Рисунок 3 - Все пакеты</w:t>
+      </w:r>
+      <w:r>
+        <w:rPr>
+          <w:rFonts w:ascii="Times New Roman" w:hAnsi="Times New Roman" w:cs="Times New Roman"/>
+        </w:rPr>
+        <w:t>,</w:t>
+      </w:r>
+      <w:r>
+        <w:rPr>
+          <w:rFonts w:ascii="Times New Roman" w:hAnsi="Times New Roman" w:cs="Times New Roman"/>
+        </w:rPr>
+        <w:t xml:space="preserve"> которые передались или отправились за всю симуляцию на узле </w:t>
+      </w:r>
+      <w:r>
+        <w:rPr>
+          <w:rFonts w:ascii="Times New Roman" w:hAnsi="Times New Roman" w:cs="Times New Roman"/>
+          <w:lang w:val="en-US"/>
+        </w:rPr>
+        <w:t>n</w:t>
+      </w:r>
+      <w:r>
+        <w:rPr>
+          <w:rFonts w:ascii="Times New Roman" w:hAnsi="Times New Roman" w:cs="Times New Roman"/>
+        </w:rPr>
+        <w:t xml:space="preserve">2 </w:t>
+      </w:r>
+    </w:p>
+    <w:p>
+      <w:pPr>
+        <w:ind w:firstLine="708"/>
+        <w:jc w:val="center"/>
+        <w:rPr>
+          <w:rFonts w:ascii="Times New Roman" w:hAnsi="Times New Roman" w:cs="Times New Roman"/>
+          <w:sz w:val="24"/>
+          <w:szCs w:val="24"/>
+        </w:rPr>
+      </w:pPr>
+      <w:r>
+        <w:rPr>
+          <w:rFonts w:ascii="Times New Roman" w:hAnsi="Times New Roman" w:cs="Times New Roman"/>
+          <w:noProof/>
+          <w:sz w:val="24"/>
+          <w:szCs w:val="24"/>
+        </w:rPr>
+        <w:lastRenderedPageBreak/>
+        <w:drawing>
+          <wp:inline distT="0" distB="0" distL="0" distR="0" wp14:anchorId="2C66DE49" wp14:editId="3D7AF2CF">
+            <wp:extent cx="5109159" cy="2560320"/>
+            <wp:effectExtent l="0" t="0" r="0" b="0"/>
+            <wp:docPr id="6" name="Рисунок 6"/>
+            <wp:cNvGraphicFramePr>
+              <a:graphicFrameLocks xmlns:a="http://schemas.openxmlformats.org/drawingml/2006/main" noChangeAspect="1"/>
+            </wp:cNvGraphicFramePr>
+            <a:graphic xmlns:a="http://schemas.openxmlformats.org/drawingml/2006/main">
+              <a:graphicData uri="http://schemas.openxmlformats.org/drawingml/2006/picture">
+                <pic:pic xmlns:pic="http://schemas.openxmlformats.org/drawingml/2006/picture">
+                  <pic:nvPicPr>
+                    <pic:cNvPr id="0" name="Picture 3"/>
+                    <pic:cNvPicPr>
+                      <a:picLocks noChangeAspect="1" noChangeArrowheads="1"/>
+                    </pic:cNvPicPr>
+                  </pic:nvPicPr>
+                  <pic:blipFill>
+                    <a:blip r:embed="rId9">
+                      <a:extLst>
+                        <a:ext uri="{28A0092B-C50C-407E-A947-70E740481C1C}">
+                          <a14:useLocalDpi xmlns:a14="http://schemas.microsoft.com/office/drawing/2010/main" val="0"/>
+                        </a:ext>
+                      </a:extLst>
+                    </a:blip>
+                    <a:srcRect/>
+                    <a:stretch>
+                      <a:fillRect/>
+                    </a:stretch>
+                  </pic:blipFill>
+                  <pic:spPr bwMode="auto">
+                    <a:xfrm>
+                      <a:off x="0" y="0"/>
+                      <a:ext cx="5118785" cy="2565144"/>
+                    </a:xfrm>
+                    <a:prstGeom prst="rect">
+                      <a:avLst/>
+                    </a:prstGeom>
+                    <a:noFill/>
+                  </pic:spPr>
+                </pic:pic>
+              </a:graphicData>
+            </a:graphic>
+          </wp:inline>
+        </w:drawing>
+      </w:r>
+    </w:p>
+    <w:p>
+      <w:pPr>
+        <w:ind w:firstLine="708"/>
+        <w:jc w:val="center"/>
+        <w:rPr>
+          <w:rFonts w:ascii="Times New Roman" w:hAnsi="Times New Roman" w:cs="Times New Roman"/>
+        </w:rPr>
+      </w:pPr>
+      <w:r>
+        <w:rPr>
+          <w:rFonts w:ascii="Times New Roman" w:hAnsi="Times New Roman" w:cs="Times New Roman"/>
+        </w:rPr>
+        <w:t xml:space="preserve">Рисунок 4 - Первый пакет </w:t>
+      </w:r>
+      <w:r>
+        <w:rPr>
+          <w:rFonts w:ascii="Times New Roman" w:hAnsi="Times New Roman" w:cs="Times New Roman"/>
+          <w:lang w:val="en-US"/>
+        </w:rPr>
+        <w:t>PCAP</w:t>
+      </w:r>
+      <w:r>
+        <w:rPr>
+          <w:rFonts w:ascii="Times New Roman" w:hAnsi="Times New Roman" w:cs="Times New Roman"/>
+        </w:rPr>
+        <w:t xml:space="preserve"> </w:t>
+      </w:r>
+      <w:r>
+        <w:rPr>
+          <w:rFonts w:ascii="Times New Roman" w:hAnsi="Times New Roman" w:cs="Times New Roman"/>
+        </w:rPr>
+        <w:t xml:space="preserve">файла </w:t>
+      </w:r>
+      <w:r>
+        <w:rPr>
+          <w:rFonts w:ascii="Times New Roman" w:hAnsi="Times New Roman" w:cs="Times New Roman"/>
+          <w:lang w:val="en-US"/>
+        </w:rPr>
+        <w:t>second</w:t>
+      </w:r>
+      <w:r>
+        <w:rPr>
+          <w:rFonts w:ascii="Times New Roman" w:hAnsi="Times New Roman" w:cs="Times New Roman"/>
+        </w:rPr>
+        <w:t>-2-</w:t>
+      </w:r>
+      <w:proofErr w:type="gramStart"/>
+      <w:r>
+        <w:rPr>
+          <w:rFonts w:ascii="Times New Roman" w:hAnsi="Times New Roman" w:cs="Times New Roman"/>
+        </w:rPr>
+        <w:t>0.</w:t>
+      </w:r>
+      <w:proofErr w:type="spellStart"/>
+      <w:r>
+        <w:rPr>
+          <w:rFonts w:ascii="Times New Roman" w:hAnsi="Times New Roman" w:cs="Times New Roman"/>
+          <w:lang w:val="en-US"/>
+        </w:rPr>
+        <w:t>pcap</w:t>
+      </w:r>
+      <w:proofErr w:type="spellEnd"/>
+      <w:proofErr w:type="gramEnd"/>
+      <w:r>
+        <w:rPr>
+          <w:rFonts w:ascii="Times New Roman" w:hAnsi="Times New Roman" w:cs="Times New Roman"/>
+        </w:rPr>
+        <w:t xml:space="preserve"> </w:t>
+      </w:r>
     </w:p>
     <w:p>
       <w:pPr>
@@ -3709,6 +3829,1297 @@
           <w:szCs w:val="24"/>
         </w:rPr>
       </w:pPr>
+      <w:r>
+        <w:rPr>
+          <w:rFonts w:ascii="Times New Roman" w:hAnsi="Times New Roman" w:cs="Times New Roman"/>
+          <w:sz w:val="24"/>
+          <w:szCs w:val="24"/>
+        </w:rPr>
+        <w:t>Первый пакет в</w:t>
+      </w:r>
+      <w:r>
+        <w:rPr>
+          <w:rFonts w:ascii="Times New Roman" w:hAnsi="Times New Roman" w:cs="Times New Roman"/>
+          <w:sz w:val="24"/>
+          <w:szCs w:val="24"/>
+        </w:rPr>
+        <w:t xml:space="preserve"> </w:t>
+      </w:r>
+      <w:r>
+        <w:rPr>
+          <w:rFonts w:ascii="Times New Roman" w:hAnsi="Times New Roman" w:cs="Times New Roman"/>
+          <w:sz w:val="24"/>
+          <w:szCs w:val="24"/>
+          <w:lang w:val="en-US"/>
+        </w:rPr>
+        <w:t>PCAP</w:t>
+      </w:r>
+      <w:r>
+        <w:rPr>
+          <w:rFonts w:ascii="Times New Roman" w:hAnsi="Times New Roman" w:cs="Times New Roman"/>
+          <w:sz w:val="24"/>
+          <w:szCs w:val="24"/>
+        </w:rPr>
+        <w:t xml:space="preserve"> файле </w:t>
+      </w:r>
+      <w:r>
+        <w:rPr>
+          <w:rFonts w:ascii="Times New Roman" w:hAnsi="Times New Roman" w:cs="Times New Roman"/>
+          <w:sz w:val="24"/>
+          <w:szCs w:val="24"/>
+          <w:lang w:val="en-US"/>
+        </w:rPr>
+        <w:t>second</w:t>
+      </w:r>
+      <w:r>
+        <w:rPr>
+          <w:rFonts w:ascii="Times New Roman" w:hAnsi="Times New Roman" w:cs="Times New Roman"/>
+          <w:sz w:val="24"/>
+          <w:szCs w:val="24"/>
+        </w:rPr>
+        <w:t>-2-</w:t>
+      </w:r>
+      <w:proofErr w:type="gramStart"/>
+      <w:r>
+        <w:rPr>
+          <w:rFonts w:ascii="Times New Roman" w:hAnsi="Times New Roman" w:cs="Times New Roman"/>
+          <w:sz w:val="24"/>
+          <w:szCs w:val="24"/>
+        </w:rPr>
+        <w:t>0.</w:t>
+      </w:r>
+      <w:proofErr w:type="spellStart"/>
+      <w:r>
+        <w:rPr>
+          <w:rFonts w:ascii="Times New Roman" w:hAnsi="Times New Roman" w:cs="Times New Roman"/>
+          <w:sz w:val="24"/>
+          <w:szCs w:val="24"/>
+          <w:lang w:val="en-US"/>
+        </w:rPr>
+        <w:t>pcap</w:t>
+      </w:r>
+      <w:proofErr w:type="spellEnd"/>
+      <w:proofErr w:type="gramEnd"/>
+      <w:r>
+        <w:rPr>
+          <w:rFonts w:ascii="Times New Roman" w:hAnsi="Times New Roman" w:cs="Times New Roman"/>
+          <w:sz w:val="24"/>
+          <w:szCs w:val="24"/>
+        </w:rPr>
+        <w:t xml:space="preserve"> </w:t>
+      </w:r>
+      <w:r>
+        <w:rPr>
+          <w:rFonts w:ascii="Times New Roman" w:hAnsi="Times New Roman" w:cs="Times New Roman"/>
+          <w:sz w:val="24"/>
+          <w:szCs w:val="24"/>
+        </w:rPr>
+        <w:t xml:space="preserve">представляет собой ARP-запрос, отправленный в момент времени 2.007698 секунды от начала симуляции. Данный пакет исходит от узла с MAC-адресом </w:t>
+      </w:r>
+      <w:proofErr w:type="gramStart"/>
+      <w:r>
+        <w:rPr>
+          <w:rFonts w:ascii="Times New Roman" w:hAnsi="Times New Roman" w:cs="Times New Roman"/>
+          <w:sz w:val="24"/>
+          <w:szCs w:val="24"/>
+        </w:rPr>
+        <w:t>00:00:00:00:00:03</w:t>
+      </w:r>
+      <w:proofErr w:type="gramEnd"/>
+      <w:r>
+        <w:rPr>
+          <w:rFonts w:ascii="Times New Roman" w:hAnsi="Times New Roman" w:cs="Times New Roman"/>
+          <w:sz w:val="24"/>
+          <w:szCs w:val="24"/>
+        </w:rPr>
+        <w:t xml:space="preserve"> и IP-адресом 10.1.2.1, которым является узел n1, выполняющий функцию шлюза между сетями</w:t>
+      </w:r>
+      <w:r>
+        <w:rPr>
+          <w:rFonts w:ascii="Times New Roman" w:hAnsi="Times New Roman" w:cs="Times New Roman"/>
+          <w:sz w:val="24"/>
+          <w:szCs w:val="24"/>
+        </w:rPr>
+        <w:t xml:space="preserve"> </w:t>
+      </w:r>
+      <w:r>
+        <w:rPr>
+          <w:rFonts w:ascii="Times New Roman" w:hAnsi="Times New Roman" w:cs="Times New Roman"/>
+          <w:sz w:val="24"/>
+          <w:szCs w:val="24"/>
+          <w:lang w:val="en-US"/>
+        </w:rPr>
+        <w:t>P</w:t>
+      </w:r>
+      <w:r>
+        <w:rPr>
+          <w:rFonts w:ascii="Times New Roman" w:hAnsi="Times New Roman" w:cs="Times New Roman"/>
+          <w:sz w:val="24"/>
+          <w:szCs w:val="24"/>
+        </w:rPr>
+        <w:t>2</w:t>
+      </w:r>
+      <w:r>
+        <w:rPr>
+          <w:rFonts w:ascii="Times New Roman" w:hAnsi="Times New Roman" w:cs="Times New Roman"/>
+          <w:sz w:val="24"/>
+          <w:szCs w:val="24"/>
+          <w:lang w:val="en-US"/>
+        </w:rPr>
+        <w:t>P</w:t>
+      </w:r>
+      <w:r>
+        <w:rPr>
+          <w:rFonts w:ascii="Times New Roman" w:hAnsi="Times New Roman" w:cs="Times New Roman"/>
+          <w:sz w:val="24"/>
+          <w:szCs w:val="24"/>
+        </w:rPr>
+        <w:t xml:space="preserve"> и CSMA. Поскольку отправителю неизвестен MAC-адрес узла назначения, он генерирует широковещательный кадр, где адресом получателя указано специальное значение ff:ff:ff:ff:ff:ff, означающее все устройства в данном сегменте сети. Содержательно этот запрос</w:t>
+      </w:r>
+      <w:r>
+        <w:rPr>
+          <w:rFonts w:ascii="Times New Roman" w:hAnsi="Times New Roman" w:cs="Times New Roman"/>
+          <w:sz w:val="24"/>
+          <w:szCs w:val="24"/>
+        </w:rPr>
+        <w:t xml:space="preserve"> </w:t>
+      </w:r>
+      <w:r>
+        <w:rPr>
+          <w:rFonts w:ascii="Times New Roman" w:hAnsi="Times New Roman" w:cs="Times New Roman"/>
+          <w:sz w:val="24"/>
+          <w:szCs w:val="24"/>
+        </w:rPr>
+        <w:t>интерпретируется как</w:t>
+      </w:r>
+      <w:r>
+        <w:rPr>
+          <w:rFonts w:ascii="Times New Roman" w:hAnsi="Times New Roman" w:cs="Times New Roman"/>
+          <w:sz w:val="24"/>
+          <w:szCs w:val="24"/>
+        </w:rPr>
+        <w:t>: «Кто имеет IP-адрес 10.1.2.4? Сообщите узлу с IP-адресом 10.1.2.1». Тем самым шлюз пытается узнать MAC-адрес сервера n4, которому клиент n0 уже отправил UDP-пакет по сети точка-точка.</w:t>
+      </w:r>
+    </w:p>
+    <w:p>
+      <w:pPr>
+        <w:ind w:firstLine="708"/>
+        <w:jc w:val="center"/>
+        <w:rPr>
+          <w:rFonts w:ascii="Times New Roman" w:hAnsi="Times New Roman" w:cs="Times New Roman"/>
+          <w:sz w:val="24"/>
+          <w:szCs w:val="24"/>
+        </w:rPr>
+      </w:pPr>
+      <w:r>
+        <w:rPr>
+          <w:rFonts w:ascii="Times New Roman" w:hAnsi="Times New Roman" w:cs="Times New Roman"/>
+          <w:noProof/>
+          <w:sz w:val="24"/>
+          <w:szCs w:val="24"/>
+        </w:rPr>
+        <w:drawing>
+          <wp:inline distT="0" distB="0" distL="0" distR="0" wp14:anchorId="350113E9" wp14:editId="1C022FCB">
+            <wp:extent cx="5097945" cy="2554701"/>
+            <wp:effectExtent l="0" t="0" r="7620" b="0"/>
+            <wp:docPr id="8" name="Рисунок 8"/>
+            <wp:cNvGraphicFramePr>
+              <a:graphicFrameLocks xmlns:a="http://schemas.openxmlformats.org/drawingml/2006/main" noChangeAspect="1"/>
+            </wp:cNvGraphicFramePr>
+            <a:graphic xmlns:a="http://schemas.openxmlformats.org/drawingml/2006/main">
+              <a:graphicData uri="http://schemas.openxmlformats.org/drawingml/2006/picture">
+                <pic:pic xmlns:pic="http://schemas.openxmlformats.org/drawingml/2006/picture">
+                  <pic:nvPicPr>
+                    <pic:cNvPr id="0" name="Picture 4"/>
+                    <pic:cNvPicPr>
+                      <a:picLocks noChangeAspect="1" noChangeArrowheads="1"/>
+                    </pic:cNvPicPr>
+                  </pic:nvPicPr>
+                  <pic:blipFill>
+                    <a:blip r:embed="rId10">
+                      <a:extLst>
+                        <a:ext uri="{28A0092B-C50C-407E-A947-70E740481C1C}">
+                          <a14:useLocalDpi xmlns:a14="http://schemas.microsoft.com/office/drawing/2010/main" val="0"/>
+                        </a:ext>
+                      </a:extLst>
+                    </a:blip>
+                    <a:srcRect/>
+                    <a:stretch>
+                      <a:fillRect/>
+                    </a:stretch>
+                  </pic:blipFill>
+                  <pic:spPr bwMode="auto">
+                    <a:xfrm>
+                      <a:off x="0" y="0"/>
+                      <a:ext cx="5110872" cy="2561179"/>
+                    </a:xfrm>
+                    <a:prstGeom prst="rect">
+                      <a:avLst/>
+                    </a:prstGeom>
+                    <a:noFill/>
+                  </pic:spPr>
+                </pic:pic>
+              </a:graphicData>
+            </a:graphic>
+          </wp:inline>
+        </w:drawing>
+      </w:r>
+    </w:p>
+    <w:p>
+      <w:pPr>
+        <w:ind w:firstLine="708"/>
+        <w:jc w:val="center"/>
+        <w:rPr>
+          <w:rFonts w:ascii="Times New Roman" w:hAnsi="Times New Roman" w:cs="Times New Roman"/>
+        </w:rPr>
+      </w:pPr>
+      <w:r>
+        <w:rPr>
+          <w:rFonts w:ascii="Times New Roman" w:hAnsi="Times New Roman" w:cs="Times New Roman"/>
+        </w:rPr>
+        <w:t xml:space="preserve">Рисунок </w:t>
+      </w:r>
+      <w:r>
+        <w:rPr>
+          <w:rFonts w:ascii="Times New Roman" w:hAnsi="Times New Roman" w:cs="Times New Roman"/>
+        </w:rPr>
+        <w:t>5</w:t>
+      </w:r>
+      <w:r>
+        <w:rPr>
+          <w:rFonts w:ascii="Times New Roman" w:hAnsi="Times New Roman" w:cs="Times New Roman"/>
+        </w:rPr>
+        <w:t xml:space="preserve"> -</w:t>
+      </w:r>
+      <w:r>
+        <w:rPr>
+          <w:rFonts w:ascii="Times New Roman" w:hAnsi="Times New Roman" w:cs="Times New Roman"/>
+        </w:rPr>
+        <w:t xml:space="preserve"> Второй</w:t>
+      </w:r>
+      <w:r>
+        <w:rPr>
+          <w:rFonts w:ascii="Times New Roman" w:hAnsi="Times New Roman" w:cs="Times New Roman"/>
+        </w:rPr>
+        <w:t xml:space="preserve"> пакет </w:t>
+      </w:r>
+      <w:r>
+        <w:rPr>
+          <w:rFonts w:ascii="Times New Roman" w:hAnsi="Times New Roman" w:cs="Times New Roman"/>
+          <w:lang w:val="en-US"/>
+        </w:rPr>
+        <w:t>PCAP</w:t>
+      </w:r>
+      <w:r>
+        <w:rPr>
+          <w:rFonts w:ascii="Times New Roman" w:hAnsi="Times New Roman" w:cs="Times New Roman"/>
+        </w:rPr>
+        <w:t xml:space="preserve"> </w:t>
+      </w:r>
+      <w:r>
+        <w:rPr>
+          <w:rFonts w:ascii="Times New Roman" w:hAnsi="Times New Roman" w:cs="Times New Roman"/>
+        </w:rPr>
+        <w:t xml:space="preserve">файла </w:t>
+      </w:r>
+      <w:r>
+        <w:rPr>
+          <w:rFonts w:ascii="Times New Roman" w:hAnsi="Times New Roman" w:cs="Times New Roman"/>
+          <w:lang w:val="en-US"/>
+        </w:rPr>
+        <w:t>second</w:t>
+      </w:r>
+      <w:r>
+        <w:rPr>
+          <w:rFonts w:ascii="Times New Roman" w:hAnsi="Times New Roman" w:cs="Times New Roman"/>
+        </w:rPr>
+        <w:t>-2-</w:t>
+      </w:r>
+      <w:proofErr w:type="gramStart"/>
+      <w:r>
+        <w:rPr>
+          <w:rFonts w:ascii="Times New Roman" w:hAnsi="Times New Roman" w:cs="Times New Roman"/>
+        </w:rPr>
+        <w:t>0.</w:t>
+      </w:r>
+      <w:proofErr w:type="spellStart"/>
+      <w:r>
+        <w:rPr>
+          <w:rFonts w:ascii="Times New Roman" w:hAnsi="Times New Roman" w:cs="Times New Roman"/>
+          <w:lang w:val="en-US"/>
+        </w:rPr>
+        <w:t>pcap</w:t>
+      </w:r>
+      <w:proofErr w:type="spellEnd"/>
+      <w:proofErr w:type="gramEnd"/>
+      <w:r>
+        <w:rPr>
+          <w:rFonts w:ascii="Times New Roman" w:hAnsi="Times New Roman" w:cs="Times New Roman"/>
+        </w:rPr>
+        <w:t xml:space="preserve"> </w:t>
+      </w:r>
+    </w:p>
+    <w:p>
+      <w:pPr>
+        <w:ind w:firstLine="708"/>
+        <w:jc w:val="both"/>
+        <w:rPr>
+          <w:rFonts w:ascii="Times New Roman" w:hAnsi="Times New Roman" w:cs="Times New Roman"/>
+          <w:sz w:val="24"/>
+          <w:szCs w:val="24"/>
+        </w:rPr>
+      </w:pPr>
+      <w:r>
+        <w:rPr>
+          <w:rFonts w:ascii="Times New Roman" w:hAnsi="Times New Roman" w:cs="Times New Roman"/>
+          <w:sz w:val="24"/>
+          <w:szCs w:val="24"/>
+        </w:rPr>
+        <w:t>Второй пакет поступает спустя всего 12 микросекунд после первого, что</w:t>
+      </w:r>
+      <w:r>
+        <w:rPr>
+          <w:rFonts w:ascii="Times New Roman" w:hAnsi="Times New Roman" w:cs="Times New Roman"/>
+          <w:sz w:val="24"/>
+          <w:szCs w:val="24"/>
+        </w:rPr>
+        <w:t xml:space="preserve"> показывает</w:t>
+      </w:r>
+      <w:r>
+        <w:rPr>
+          <w:rFonts w:ascii="Times New Roman" w:hAnsi="Times New Roman" w:cs="Times New Roman"/>
+          <w:sz w:val="24"/>
+          <w:szCs w:val="24"/>
+        </w:rPr>
+        <w:t xml:space="preserve"> временн</w:t>
+      </w:r>
+      <w:r>
+        <w:rPr>
+          <w:rFonts w:ascii="Times New Roman" w:hAnsi="Times New Roman" w:cs="Times New Roman"/>
+          <w:sz w:val="24"/>
+          <w:szCs w:val="24"/>
+        </w:rPr>
+        <w:t>ая</w:t>
+      </w:r>
+      <w:r>
+        <w:rPr>
+          <w:rFonts w:ascii="Times New Roman" w:hAnsi="Times New Roman" w:cs="Times New Roman"/>
+          <w:sz w:val="24"/>
+          <w:szCs w:val="24"/>
+        </w:rPr>
+        <w:t xml:space="preserve"> метк</w:t>
+      </w:r>
+      <w:r>
+        <w:rPr>
+          <w:rFonts w:ascii="Times New Roman" w:hAnsi="Times New Roman" w:cs="Times New Roman"/>
+          <w:sz w:val="24"/>
+          <w:szCs w:val="24"/>
+        </w:rPr>
+        <w:t>а в</w:t>
+      </w:r>
+      <w:r>
+        <w:rPr>
+          <w:rFonts w:ascii="Times New Roman" w:hAnsi="Times New Roman" w:cs="Times New Roman"/>
+          <w:sz w:val="24"/>
+          <w:szCs w:val="24"/>
+        </w:rPr>
+        <w:t xml:space="preserve"> 2.007710 секунды, и представляет собой ARP-ответ. Отправителем этого пакета выступает узел с MAC-адресом </w:t>
+      </w:r>
+      <w:proofErr w:type="gramStart"/>
+      <w:r>
+        <w:rPr>
+          <w:rFonts w:ascii="Times New Roman" w:hAnsi="Times New Roman" w:cs="Times New Roman"/>
+          <w:sz w:val="24"/>
+          <w:szCs w:val="24"/>
+        </w:rPr>
+        <w:t>00:00:00:00:00:07</w:t>
+      </w:r>
+      <w:proofErr w:type="gramEnd"/>
+      <w:r>
+        <w:rPr>
+          <w:rFonts w:ascii="Times New Roman" w:hAnsi="Times New Roman" w:cs="Times New Roman"/>
+          <w:sz w:val="24"/>
+          <w:szCs w:val="24"/>
+        </w:rPr>
+        <w:t xml:space="preserve"> и IP-адресом 10.1.2.4, то есть сервер n4, который и был целью предыдущего запроса. В отличие от запроса, данный пакет является одноадресным, поскольку отправителю известен MAC-адрес узла, задавшего вопрос, указанный в исходном ARP-запросе. Информационное содержание пакета: «IP-адрес 10.1.2.4 соответствует MAC-адресу 00:00:00:00:00:07». После получения этого ответа </w:t>
+      </w:r>
+      <w:r>
+        <w:rPr>
+          <w:rFonts w:ascii="Times New Roman" w:hAnsi="Times New Roman" w:cs="Times New Roman"/>
+          <w:sz w:val="24"/>
+          <w:szCs w:val="24"/>
+        </w:rPr>
+        <w:lastRenderedPageBreak/>
+        <w:t>шлюз n1 заносит в свою ARP-таблицу соответствующую запись и получает возможность отправить накопленный UDP-пакет по правильному MAC-адресу.</w:t>
+      </w:r>
+    </w:p>
+    <w:p>
+      <w:pPr>
+        <w:ind w:firstLine="708"/>
+        <w:jc w:val="center"/>
+        <w:rPr>
+          <w:rFonts w:ascii="Times New Roman" w:hAnsi="Times New Roman" w:cs="Times New Roman"/>
+          <w:sz w:val="24"/>
+          <w:szCs w:val="24"/>
+        </w:rPr>
+      </w:pPr>
+      <w:r>
+        <w:rPr>
+          <w:rFonts w:ascii="Times New Roman" w:hAnsi="Times New Roman" w:cs="Times New Roman"/>
+          <w:noProof/>
+          <w:sz w:val="24"/>
+          <w:szCs w:val="24"/>
+        </w:rPr>
+        <w:drawing>
+          <wp:inline distT="0" distB="0" distL="0" distR="0" wp14:anchorId="5C32EBAC" wp14:editId="301B73E2">
+            <wp:extent cx="5065892" cy="2538639"/>
+            <wp:effectExtent l="0" t="0" r="1905" b="0"/>
+            <wp:docPr id="10" name="Рисунок 10"/>
+            <wp:cNvGraphicFramePr>
+              <a:graphicFrameLocks xmlns:a="http://schemas.openxmlformats.org/drawingml/2006/main" noChangeAspect="1"/>
+            </wp:cNvGraphicFramePr>
+            <a:graphic xmlns:a="http://schemas.openxmlformats.org/drawingml/2006/main">
+              <a:graphicData uri="http://schemas.openxmlformats.org/drawingml/2006/picture">
+                <pic:pic xmlns:pic="http://schemas.openxmlformats.org/drawingml/2006/picture">
+                  <pic:nvPicPr>
+                    <pic:cNvPr id="0" name="Picture 5"/>
+                    <pic:cNvPicPr>
+                      <a:picLocks noChangeAspect="1" noChangeArrowheads="1"/>
+                    </pic:cNvPicPr>
+                  </pic:nvPicPr>
+                  <pic:blipFill>
+                    <a:blip r:embed="rId11">
+                      <a:extLst>
+                        <a:ext uri="{28A0092B-C50C-407E-A947-70E740481C1C}">
+                          <a14:useLocalDpi xmlns:a14="http://schemas.microsoft.com/office/drawing/2010/main" val="0"/>
+                        </a:ext>
+                      </a:extLst>
+                    </a:blip>
+                    <a:srcRect/>
+                    <a:stretch>
+                      <a:fillRect/>
+                    </a:stretch>
+                  </pic:blipFill>
+                  <pic:spPr bwMode="auto">
+                    <a:xfrm>
+                      <a:off x="0" y="0"/>
+                      <a:ext cx="5084610" cy="2548019"/>
+                    </a:xfrm>
+                    <a:prstGeom prst="rect">
+                      <a:avLst/>
+                    </a:prstGeom>
+                    <a:noFill/>
+                  </pic:spPr>
+                </pic:pic>
+              </a:graphicData>
+            </a:graphic>
+          </wp:inline>
+        </w:drawing>
+      </w:r>
+    </w:p>
+    <w:p>
+      <w:pPr>
+        <w:ind w:firstLine="708"/>
+        <w:jc w:val="center"/>
+        <w:rPr>
+          <w:rFonts w:ascii="Times New Roman" w:hAnsi="Times New Roman" w:cs="Times New Roman"/>
+        </w:rPr>
+      </w:pPr>
+      <w:r>
+        <w:rPr>
+          <w:rFonts w:ascii="Times New Roman" w:hAnsi="Times New Roman" w:cs="Times New Roman"/>
+        </w:rPr>
+        <w:t>Рисунок 6 -Третий</w:t>
+      </w:r>
+      <w:r>
+        <w:rPr>
+          <w:rFonts w:ascii="Times New Roman" w:hAnsi="Times New Roman" w:cs="Times New Roman"/>
+        </w:rPr>
+        <w:t xml:space="preserve"> пакет </w:t>
+      </w:r>
+      <w:r>
+        <w:rPr>
+          <w:rFonts w:ascii="Times New Roman" w:hAnsi="Times New Roman" w:cs="Times New Roman"/>
+          <w:lang w:val="en-US"/>
+        </w:rPr>
+        <w:t>PCAP</w:t>
+      </w:r>
+      <w:r>
+        <w:rPr>
+          <w:rFonts w:ascii="Times New Roman" w:hAnsi="Times New Roman" w:cs="Times New Roman"/>
+        </w:rPr>
+        <w:t xml:space="preserve"> файла </w:t>
+      </w:r>
+      <w:r>
+        <w:rPr>
+          <w:rFonts w:ascii="Times New Roman" w:hAnsi="Times New Roman" w:cs="Times New Roman"/>
+          <w:lang w:val="en-US"/>
+        </w:rPr>
+        <w:t>second</w:t>
+      </w:r>
+      <w:r>
+        <w:rPr>
+          <w:rFonts w:ascii="Times New Roman" w:hAnsi="Times New Roman" w:cs="Times New Roman"/>
+        </w:rPr>
+        <w:t>-2-</w:t>
+      </w:r>
+      <w:proofErr w:type="gramStart"/>
+      <w:r>
+        <w:rPr>
+          <w:rFonts w:ascii="Times New Roman" w:hAnsi="Times New Roman" w:cs="Times New Roman"/>
+        </w:rPr>
+        <w:t>0.</w:t>
+      </w:r>
+      <w:proofErr w:type="spellStart"/>
+      <w:r>
+        <w:rPr>
+          <w:rFonts w:ascii="Times New Roman" w:hAnsi="Times New Roman" w:cs="Times New Roman"/>
+          <w:lang w:val="en-US"/>
+        </w:rPr>
+        <w:t>pcap</w:t>
+      </w:r>
+      <w:proofErr w:type="spellEnd"/>
+      <w:proofErr w:type="gramEnd"/>
+    </w:p>
+    <w:p>
+      <w:pPr>
+        <w:ind w:firstLine="708"/>
+        <w:jc w:val="both"/>
+        <w:rPr>
+          <w:rFonts w:ascii="Times New Roman" w:hAnsi="Times New Roman" w:cs="Times New Roman"/>
+          <w:sz w:val="24"/>
+          <w:szCs w:val="24"/>
+        </w:rPr>
+      </w:pPr>
+      <w:r>
+        <w:rPr>
+          <w:rFonts w:ascii="Times New Roman" w:hAnsi="Times New Roman" w:cs="Times New Roman"/>
+          <w:sz w:val="24"/>
+          <w:szCs w:val="24"/>
+        </w:rPr>
+        <w:t>Третий пакет является первым в данной последовательности, несущим полезную пользовательскую нагрузку. Он зафиксирован в момент времени 2.007803 секунды, то есть через 93 микросекунды после получения ARP-ответа, и представляет собой UDP-пакет протокола DISCARD, работающего на порту 9. На канально</w:t>
+      </w:r>
+      <w:r>
+        <w:rPr>
+          <w:rFonts w:ascii="Times New Roman" w:hAnsi="Times New Roman" w:cs="Times New Roman"/>
+          <w:sz w:val="24"/>
+          <w:szCs w:val="24"/>
+        </w:rPr>
+        <w:t>м</w:t>
+      </w:r>
+      <w:r>
+        <w:rPr>
+          <w:rFonts w:ascii="Times New Roman" w:hAnsi="Times New Roman" w:cs="Times New Roman"/>
+          <w:sz w:val="24"/>
+          <w:szCs w:val="24"/>
+        </w:rPr>
+        <w:t xml:space="preserve"> уровн</w:t>
+      </w:r>
+      <w:r>
+        <w:rPr>
+          <w:rFonts w:ascii="Times New Roman" w:hAnsi="Times New Roman" w:cs="Times New Roman"/>
+          <w:sz w:val="24"/>
+          <w:szCs w:val="24"/>
+        </w:rPr>
+        <w:t>е</w:t>
+      </w:r>
+      <w:r>
+        <w:rPr>
+          <w:rFonts w:ascii="Times New Roman" w:hAnsi="Times New Roman" w:cs="Times New Roman"/>
+          <w:sz w:val="24"/>
+          <w:szCs w:val="24"/>
+        </w:rPr>
+        <w:t>, который в данном файле представлен протоколом Ethernet, отправителем указан MAC-адрес шлюза 00:00:00:00:00:03, а получателем — MAC-адрес сервера 00:00:00:00:00:07, только что узнанный из ARP-ответа. На сетевом уровне заголовок IPv4 раскрывает истинных участников обмена: источником данных является клиент с IP-адресом 10.1.1.1, а назначением — сервер с IP-адресом 10.1.2.5. Длина пакета составляет 1070 байт, что включает в себя все уровни инкапсуляции от заголовка Ethernet до полезных данных прикладного уровня. Этот пакет демонстрирует классическую схему инкапсуляции, когда данные приложения последовательно обрамляются заголовками UDP, IP и Ethernet перед отправкой в физическую среду.</w:t>
+      </w:r>
+    </w:p>
+    <w:p>
+      <w:pPr>
+        <w:ind w:firstLine="708"/>
+        <w:jc w:val="center"/>
+        <w:rPr>
+          <w:rFonts w:ascii="Times New Roman" w:hAnsi="Times New Roman" w:cs="Times New Roman"/>
+          <w:sz w:val="24"/>
+          <w:szCs w:val="24"/>
+        </w:rPr>
+      </w:pPr>
+      <w:r>
+        <w:rPr>
+          <w:rFonts w:ascii="Times New Roman" w:hAnsi="Times New Roman" w:cs="Times New Roman"/>
+          <w:noProof/>
+          <w:sz w:val="24"/>
+          <w:szCs w:val="24"/>
+        </w:rPr>
+        <w:drawing>
+          <wp:inline distT="0" distB="0" distL="0" distR="0" wp14:anchorId="3FABC0C5" wp14:editId="0BBD1627">
+            <wp:extent cx="4918536" cy="2464794"/>
+            <wp:effectExtent l="0" t="0" r="0" b="0"/>
+            <wp:docPr id="12" name="Рисунок 12"/>
+            <wp:cNvGraphicFramePr>
+              <a:graphicFrameLocks xmlns:a="http://schemas.openxmlformats.org/drawingml/2006/main" noChangeAspect="1"/>
+            </wp:cNvGraphicFramePr>
+            <a:graphic xmlns:a="http://schemas.openxmlformats.org/drawingml/2006/main">
+              <a:graphicData uri="http://schemas.openxmlformats.org/drawingml/2006/picture">
+                <pic:pic xmlns:pic="http://schemas.openxmlformats.org/drawingml/2006/picture">
+                  <pic:nvPicPr>
+                    <pic:cNvPr id="0" name="Picture 6"/>
+                    <pic:cNvPicPr>
+                      <a:picLocks noChangeAspect="1" noChangeArrowheads="1"/>
+                    </pic:cNvPicPr>
+                  </pic:nvPicPr>
+                  <pic:blipFill>
+                    <a:blip r:embed="rId12">
+                      <a:extLst>
+                        <a:ext uri="{28A0092B-C50C-407E-A947-70E740481C1C}">
+                          <a14:useLocalDpi xmlns:a14="http://schemas.microsoft.com/office/drawing/2010/main" val="0"/>
+                        </a:ext>
+                      </a:extLst>
+                    </a:blip>
+                    <a:srcRect/>
+                    <a:stretch>
+                      <a:fillRect/>
+                    </a:stretch>
+                  </pic:blipFill>
+                  <pic:spPr bwMode="auto">
+                    <a:xfrm>
+                      <a:off x="0" y="0"/>
+                      <a:ext cx="4939053" cy="2475075"/>
+                    </a:xfrm>
+                    <a:prstGeom prst="rect">
+                      <a:avLst/>
+                    </a:prstGeom>
+                    <a:noFill/>
+                  </pic:spPr>
+                </pic:pic>
+              </a:graphicData>
+            </a:graphic>
+          </wp:inline>
+        </w:drawing>
+      </w:r>
+    </w:p>
+    <w:p>
+      <w:pPr>
+        <w:ind w:firstLine="708"/>
+        <w:jc w:val="center"/>
+        <w:rPr>
+          <w:rFonts w:ascii="Times New Roman" w:hAnsi="Times New Roman" w:cs="Times New Roman"/>
+        </w:rPr>
+      </w:pPr>
+      <w:r>
+        <w:rPr>
+          <w:rFonts w:ascii="Times New Roman" w:hAnsi="Times New Roman" w:cs="Times New Roman"/>
+        </w:rPr>
+        <w:t xml:space="preserve">Рисунок </w:t>
+      </w:r>
+      <w:r>
+        <w:rPr>
+          <w:rFonts w:ascii="Times New Roman" w:hAnsi="Times New Roman" w:cs="Times New Roman"/>
+        </w:rPr>
+        <w:t>7</w:t>
+      </w:r>
+      <w:r>
+        <w:rPr>
+          <w:rFonts w:ascii="Times New Roman" w:hAnsi="Times New Roman" w:cs="Times New Roman"/>
+        </w:rPr>
+        <w:t xml:space="preserve"> -</w:t>
+      </w:r>
+      <w:r>
+        <w:rPr>
+          <w:rFonts w:ascii="Times New Roman" w:hAnsi="Times New Roman" w:cs="Times New Roman"/>
+        </w:rPr>
+        <w:t xml:space="preserve"> Четвертый</w:t>
+      </w:r>
+      <w:r>
+        <w:rPr>
+          <w:rFonts w:ascii="Times New Roman" w:hAnsi="Times New Roman" w:cs="Times New Roman"/>
+        </w:rPr>
+        <w:t xml:space="preserve"> пакет </w:t>
+      </w:r>
+      <w:r>
+        <w:rPr>
+          <w:rFonts w:ascii="Times New Roman" w:hAnsi="Times New Roman" w:cs="Times New Roman"/>
+          <w:lang w:val="en-US"/>
+        </w:rPr>
+        <w:t>PCAP</w:t>
+      </w:r>
+      <w:r>
+        <w:rPr>
+          <w:rFonts w:ascii="Times New Roman" w:hAnsi="Times New Roman" w:cs="Times New Roman"/>
+        </w:rPr>
+        <w:t xml:space="preserve"> файла </w:t>
+      </w:r>
+      <w:r>
+        <w:rPr>
+          <w:rFonts w:ascii="Times New Roman" w:hAnsi="Times New Roman" w:cs="Times New Roman"/>
+          <w:lang w:val="en-US"/>
+        </w:rPr>
+        <w:t>second</w:t>
+      </w:r>
+      <w:r>
+        <w:rPr>
+          <w:rFonts w:ascii="Times New Roman" w:hAnsi="Times New Roman" w:cs="Times New Roman"/>
+        </w:rPr>
+        <w:t>-2-</w:t>
+      </w:r>
+      <w:proofErr w:type="gramStart"/>
+      <w:r>
+        <w:rPr>
+          <w:rFonts w:ascii="Times New Roman" w:hAnsi="Times New Roman" w:cs="Times New Roman"/>
+        </w:rPr>
+        <w:t>0.</w:t>
+      </w:r>
+      <w:proofErr w:type="spellStart"/>
+      <w:r>
+        <w:rPr>
+          <w:rFonts w:ascii="Times New Roman" w:hAnsi="Times New Roman" w:cs="Times New Roman"/>
+          <w:lang w:val="en-US"/>
+        </w:rPr>
+        <w:t>pcap</w:t>
+      </w:r>
+      <w:proofErr w:type="spellEnd"/>
+      <w:proofErr w:type="gramEnd"/>
+    </w:p>
+    <w:p>
+      <w:pPr>
+        <w:ind w:firstLine="708"/>
+        <w:jc w:val="both"/>
+        <w:rPr>
+          <w:rFonts w:ascii="Times New Roman" w:hAnsi="Times New Roman" w:cs="Times New Roman"/>
+          <w:sz w:val="24"/>
+          <w:szCs w:val="24"/>
+        </w:rPr>
+      </w:pPr>
+      <w:r>
+        <w:rPr>
+          <w:rFonts w:ascii="Times New Roman" w:hAnsi="Times New Roman" w:cs="Times New Roman"/>
+          <w:sz w:val="24"/>
+          <w:szCs w:val="24"/>
+        </w:rPr>
+        <w:t xml:space="preserve">Четвёртый пакет </w:t>
+      </w:r>
+      <w:r>
+        <w:rPr>
+          <w:rFonts w:ascii="Times New Roman" w:hAnsi="Times New Roman" w:cs="Times New Roman"/>
+          <w:sz w:val="24"/>
+          <w:szCs w:val="24"/>
+        </w:rPr>
+        <w:t xml:space="preserve">является </w:t>
+      </w:r>
+      <w:r>
+        <w:rPr>
+          <w:rFonts w:ascii="Times New Roman" w:hAnsi="Times New Roman" w:cs="Times New Roman"/>
+          <w:sz w:val="24"/>
+          <w:szCs w:val="24"/>
+        </w:rPr>
+        <w:t>начало</w:t>
+      </w:r>
+      <w:r>
+        <w:rPr>
+          <w:rFonts w:ascii="Times New Roman" w:hAnsi="Times New Roman" w:cs="Times New Roman"/>
+          <w:sz w:val="24"/>
+          <w:szCs w:val="24"/>
+        </w:rPr>
+        <w:t>м</w:t>
+      </w:r>
+      <w:r>
+        <w:rPr>
+          <w:rFonts w:ascii="Times New Roman" w:hAnsi="Times New Roman" w:cs="Times New Roman"/>
+          <w:sz w:val="24"/>
+          <w:szCs w:val="24"/>
+        </w:rPr>
+        <w:t xml:space="preserve"> обратного процесса передачи ответа от сервера клиенту и зафиксирован в момент времени 2.014815 секунды, то есть примерно через 7 </w:t>
+      </w:r>
+      <w:r>
+        <w:rPr>
+          <w:rFonts w:ascii="Times New Roman" w:hAnsi="Times New Roman" w:cs="Times New Roman"/>
+          <w:sz w:val="24"/>
+          <w:szCs w:val="24"/>
+        </w:rPr>
+        <w:lastRenderedPageBreak/>
+        <w:t xml:space="preserve">миллисекунд после получения сервером исходного запроса. Как и первый пакет, он является ARP-запросом, однако теперь роли отправителя и получателя меняются. Сервер n4 с MAC-адресом </w:t>
+      </w:r>
+      <w:proofErr w:type="gramStart"/>
+      <w:r>
+        <w:rPr>
+          <w:rFonts w:ascii="Times New Roman" w:hAnsi="Times New Roman" w:cs="Times New Roman"/>
+          <w:sz w:val="24"/>
+          <w:szCs w:val="24"/>
+        </w:rPr>
+        <w:t>00:00:00:00:00:07</w:t>
+      </w:r>
+      <w:proofErr w:type="gramEnd"/>
+      <w:r>
+        <w:rPr>
+          <w:rFonts w:ascii="Times New Roman" w:hAnsi="Times New Roman" w:cs="Times New Roman"/>
+          <w:sz w:val="24"/>
+          <w:szCs w:val="24"/>
+        </w:rPr>
+        <w:t xml:space="preserve"> и IP-адресом 10.1.2.5 обнаруживает, что ему необходимо отправить данные узлу с IP-адресом 10.1.2.1, но его ARP-таблица не содержит соответствующей записи. В связи с этим он формирует широковещательный запрос, адресованный всем устройствам сегмента, спрашивая: «Кто имеет IP-адрес 10.1.2.1? Сообщите узлу с IP-адресом 10.1.2.5». Этот пакет наглядно иллюстрирует тот факт, что ARP-таблицы на разных узлах формируются независимо друг от друга и наличие успешного обмена в одном направлении автоматически не обеспечивает готовности канального уровня для обратного обмена.</w:t>
+      </w:r>
+    </w:p>
+    <w:p>
+      <w:pPr>
+        <w:ind w:firstLine="708"/>
+        <w:jc w:val="center"/>
+        <w:rPr>
+          <w:rFonts w:ascii="Times New Roman" w:hAnsi="Times New Roman" w:cs="Times New Roman"/>
+          <w:sz w:val="24"/>
+          <w:szCs w:val="24"/>
+        </w:rPr>
+      </w:pPr>
+      <w:r>
+        <w:rPr>
+          <w:rFonts w:ascii="Times New Roman" w:hAnsi="Times New Roman" w:cs="Times New Roman"/>
+          <w:noProof/>
+          <w:sz w:val="24"/>
+          <w:szCs w:val="24"/>
+        </w:rPr>
+        <w:drawing>
+          <wp:inline distT="0" distB="0" distL="0" distR="0" wp14:anchorId="2D4404C4" wp14:editId="06E22873">
+            <wp:extent cx="5013956" cy="2512612"/>
+            <wp:effectExtent l="0" t="0" r="0" b="2540"/>
+            <wp:docPr id="14" name="Рисунок 14"/>
+            <wp:cNvGraphicFramePr>
+              <a:graphicFrameLocks xmlns:a="http://schemas.openxmlformats.org/drawingml/2006/main" noChangeAspect="1"/>
+            </wp:cNvGraphicFramePr>
+            <a:graphic xmlns:a="http://schemas.openxmlformats.org/drawingml/2006/main">
+              <a:graphicData uri="http://schemas.openxmlformats.org/drawingml/2006/picture">
+                <pic:pic xmlns:pic="http://schemas.openxmlformats.org/drawingml/2006/picture">
+                  <pic:nvPicPr>
+                    <pic:cNvPr id="0" name="Picture 7"/>
+                    <pic:cNvPicPr>
+                      <a:picLocks noChangeAspect="1" noChangeArrowheads="1"/>
+                    </pic:cNvPicPr>
+                  </pic:nvPicPr>
+                  <pic:blipFill>
+                    <a:blip r:embed="rId13">
+                      <a:extLst>
+                        <a:ext uri="{28A0092B-C50C-407E-A947-70E740481C1C}">
+                          <a14:useLocalDpi xmlns:a14="http://schemas.microsoft.com/office/drawing/2010/main" val="0"/>
+                        </a:ext>
+                      </a:extLst>
+                    </a:blip>
+                    <a:srcRect/>
+                    <a:stretch>
+                      <a:fillRect/>
+                    </a:stretch>
+                  </pic:blipFill>
+                  <pic:spPr bwMode="auto">
+                    <a:xfrm>
+                      <a:off x="0" y="0"/>
+                      <a:ext cx="5046939" cy="2529141"/>
+                    </a:xfrm>
+                    <a:prstGeom prst="rect">
+                      <a:avLst/>
+                    </a:prstGeom>
+                    <a:noFill/>
+                  </pic:spPr>
+                </pic:pic>
+              </a:graphicData>
+            </a:graphic>
+          </wp:inline>
+        </w:drawing>
+      </w:r>
+    </w:p>
+    <w:p>
+      <w:pPr>
+        <w:ind w:firstLine="708"/>
+        <w:jc w:val="center"/>
+        <w:rPr>
+          <w:rFonts w:ascii="Times New Roman" w:hAnsi="Times New Roman" w:cs="Times New Roman"/>
+        </w:rPr>
+      </w:pPr>
+      <w:r>
+        <w:rPr>
+          <w:rFonts w:ascii="Times New Roman" w:hAnsi="Times New Roman" w:cs="Times New Roman"/>
+        </w:rPr>
+        <w:t xml:space="preserve">Рисунок </w:t>
+      </w:r>
+      <w:r>
+        <w:rPr>
+          <w:rFonts w:ascii="Times New Roman" w:hAnsi="Times New Roman" w:cs="Times New Roman"/>
+        </w:rPr>
+        <w:t>8</w:t>
+      </w:r>
+      <w:r>
+        <w:rPr>
+          <w:rFonts w:ascii="Times New Roman" w:hAnsi="Times New Roman" w:cs="Times New Roman"/>
+        </w:rPr>
+        <w:t xml:space="preserve"> -</w:t>
+      </w:r>
+      <w:r>
+        <w:rPr>
+          <w:rFonts w:ascii="Times New Roman" w:hAnsi="Times New Roman" w:cs="Times New Roman"/>
+        </w:rPr>
+        <w:t xml:space="preserve"> Пятый</w:t>
+      </w:r>
+      <w:r>
+        <w:rPr>
+          <w:rFonts w:ascii="Times New Roman" w:hAnsi="Times New Roman" w:cs="Times New Roman"/>
+        </w:rPr>
+        <w:t xml:space="preserve"> пакет </w:t>
+      </w:r>
+      <w:r>
+        <w:rPr>
+          <w:rFonts w:ascii="Times New Roman" w:hAnsi="Times New Roman" w:cs="Times New Roman"/>
+          <w:lang w:val="en-US"/>
+        </w:rPr>
+        <w:t>PCAP</w:t>
+      </w:r>
+      <w:r>
+        <w:rPr>
+          <w:rFonts w:ascii="Times New Roman" w:hAnsi="Times New Roman" w:cs="Times New Roman"/>
+        </w:rPr>
+        <w:t xml:space="preserve"> файла </w:t>
+      </w:r>
+      <w:r>
+        <w:rPr>
+          <w:rFonts w:ascii="Times New Roman" w:hAnsi="Times New Roman" w:cs="Times New Roman"/>
+          <w:lang w:val="en-US"/>
+        </w:rPr>
+        <w:t>second</w:t>
+      </w:r>
+      <w:r>
+        <w:rPr>
+          <w:rFonts w:ascii="Times New Roman" w:hAnsi="Times New Roman" w:cs="Times New Roman"/>
+        </w:rPr>
+        <w:t>-2-</w:t>
+      </w:r>
+      <w:proofErr w:type="gramStart"/>
+      <w:r>
+        <w:rPr>
+          <w:rFonts w:ascii="Times New Roman" w:hAnsi="Times New Roman" w:cs="Times New Roman"/>
+        </w:rPr>
+        <w:t>0.</w:t>
+      </w:r>
+      <w:proofErr w:type="spellStart"/>
+      <w:r>
+        <w:rPr>
+          <w:rFonts w:ascii="Times New Roman" w:hAnsi="Times New Roman" w:cs="Times New Roman"/>
+          <w:lang w:val="en-US"/>
+        </w:rPr>
+        <w:t>pcap</w:t>
+      </w:r>
+      <w:proofErr w:type="spellEnd"/>
+      <w:proofErr w:type="gramEnd"/>
+    </w:p>
+    <w:p>
+      <w:pPr>
+        <w:ind w:firstLine="708"/>
+        <w:jc w:val="both"/>
+        <w:rPr>
+          <w:rFonts w:ascii="Times New Roman" w:hAnsi="Times New Roman" w:cs="Times New Roman"/>
+          <w:sz w:val="24"/>
+          <w:szCs w:val="24"/>
+        </w:rPr>
+      </w:pPr>
+      <w:r>
+        <w:rPr>
+          <w:rFonts w:ascii="Times New Roman" w:hAnsi="Times New Roman" w:cs="Times New Roman"/>
+          <w:sz w:val="24"/>
+          <w:szCs w:val="24"/>
+        </w:rPr>
+        <w:t>Пятый пакет является ответом на предыдущий запрос и поступает спустя всего 13 микросекунд после него, о чём свидетельствует временная метка 2.014828 секунды. Шлюз n1, имеющий IP-адрес 10.1.2.1 и MAC-адрес 00:00:00:00:00:03, отвечает серверу одноадресным ARP-сообщением, в котором сообщает о соответствии своего IP-адреса указанному MAC-адресу. Этот ответ завершает ARP-обмен для обратного направления, и после его получения сервер n4 пополняет свою ARP-таблицу необходимой записью, связывающей IP-адрес шлюза с его MAC-адресом. Тем самым создаются все предпосылки для успешной отправки ответного UDP-пакета.</w:t>
+      </w:r>
+    </w:p>
+    <w:p>
+      <w:pPr>
+        <w:ind w:firstLine="708"/>
+        <w:jc w:val="center"/>
+        <w:rPr>
+          <w:rFonts w:ascii="Times New Roman" w:hAnsi="Times New Roman" w:cs="Times New Roman"/>
+          <w:sz w:val="24"/>
+          <w:szCs w:val="24"/>
+        </w:rPr>
+      </w:pPr>
+      <w:r>
+        <w:rPr>
+          <w:rFonts w:ascii="Times New Roman" w:hAnsi="Times New Roman" w:cs="Times New Roman"/>
+          <w:noProof/>
+          <w:sz w:val="24"/>
+          <w:szCs w:val="24"/>
+        </w:rPr>
+        <w:lastRenderedPageBreak/>
+        <w:drawing>
+          <wp:inline distT="0" distB="0" distL="0" distR="0" wp14:anchorId="43C31911" wp14:editId="46CB4A62">
+            <wp:extent cx="4581137" cy="3737113"/>
+            <wp:effectExtent l="0" t="0" r="0" b="0"/>
+            <wp:docPr id="16" name="Рисунок 16"/>
+            <wp:cNvGraphicFramePr>
+              <a:graphicFrameLocks xmlns:a="http://schemas.openxmlformats.org/drawingml/2006/main" noChangeAspect="1"/>
+            </wp:cNvGraphicFramePr>
+            <a:graphic xmlns:a="http://schemas.openxmlformats.org/drawingml/2006/main">
+              <a:graphicData uri="http://schemas.openxmlformats.org/drawingml/2006/picture">
+                <pic:pic xmlns:pic="http://schemas.openxmlformats.org/drawingml/2006/picture">
+                  <pic:nvPicPr>
+                    <pic:cNvPr id="0" name="Picture 8"/>
+                    <pic:cNvPicPr>
+                      <a:picLocks noChangeAspect="1" noChangeArrowheads="1"/>
+                    </pic:cNvPicPr>
+                  </pic:nvPicPr>
+                  <pic:blipFill>
+                    <a:blip r:embed="rId14">
+                      <a:extLst>
+                        <a:ext uri="{28A0092B-C50C-407E-A947-70E740481C1C}">
+                          <a14:useLocalDpi xmlns:a14="http://schemas.microsoft.com/office/drawing/2010/main" val="0"/>
+                        </a:ext>
+                      </a:extLst>
+                    </a:blip>
+                    <a:srcRect/>
+                    <a:stretch>
+                      <a:fillRect/>
+                    </a:stretch>
+                  </pic:blipFill>
+                  <pic:spPr bwMode="auto">
+                    <a:xfrm>
+                      <a:off x="0" y="0"/>
+                      <a:ext cx="4619899" cy="3768734"/>
+                    </a:xfrm>
+                    <a:prstGeom prst="rect">
+                      <a:avLst/>
+                    </a:prstGeom>
+                    <a:noFill/>
+                  </pic:spPr>
+                </pic:pic>
+              </a:graphicData>
+            </a:graphic>
+          </wp:inline>
+        </w:drawing>
+      </w:r>
+    </w:p>
+    <w:p>
+      <w:pPr>
+        <w:ind w:firstLine="708"/>
+        <w:jc w:val="center"/>
+        <w:rPr>
+          <w:rFonts w:ascii="Times New Roman" w:hAnsi="Times New Roman" w:cs="Times New Roman"/>
+        </w:rPr>
+      </w:pPr>
+      <w:r>
+        <w:rPr>
+          <w:rFonts w:ascii="Times New Roman" w:hAnsi="Times New Roman" w:cs="Times New Roman"/>
+        </w:rPr>
+        <w:t xml:space="preserve">Рисунок </w:t>
+      </w:r>
+      <w:r>
+        <w:rPr>
+          <w:rFonts w:ascii="Times New Roman" w:hAnsi="Times New Roman" w:cs="Times New Roman"/>
+        </w:rPr>
+        <w:t>9</w:t>
+      </w:r>
+      <w:r>
+        <w:rPr>
+          <w:rFonts w:ascii="Times New Roman" w:hAnsi="Times New Roman" w:cs="Times New Roman"/>
+        </w:rPr>
+        <w:t xml:space="preserve"> -</w:t>
+      </w:r>
+      <w:r>
+        <w:rPr>
+          <w:rFonts w:ascii="Times New Roman" w:hAnsi="Times New Roman" w:cs="Times New Roman"/>
+        </w:rPr>
+        <w:t xml:space="preserve"> Пятый</w:t>
+      </w:r>
+      <w:r>
+        <w:rPr>
+          <w:rFonts w:ascii="Times New Roman" w:hAnsi="Times New Roman" w:cs="Times New Roman"/>
+        </w:rPr>
+        <w:t xml:space="preserve"> пакет </w:t>
+      </w:r>
+      <w:r>
+        <w:rPr>
+          <w:rFonts w:ascii="Times New Roman" w:hAnsi="Times New Roman" w:cs="Times New Roman"/>
+          <w:lang w:val="en-US"/>
+        </w:rPr>
+        <w:t>PCAP</w:t>
+      </w:r>
+      <w:r>
+        <w:rPr>
+          <w:rFonts w:ascii="Times New Roman" w:hAnsi="Times New Roman" w:cs="Times New Roman"/>
+        </w:rPr>
+        <w:t xml:space="preserve"> файла </w:t>
+      </w:r>
+      <w:r>
+        <w:rPr>
+          <w:rFonts w:ascii="Times New Roman" w:hAnsi="Times New Roman" w:cs="Times New Roman"/>
+          <w:lang w:val="en-US"/>
+        </w:rPr>
+        <w:t>second</w:t>
+      </w:r>
+      <w:r>
+        <w:rPr>
+          <w:rFonts w:ascii="Times New Roman" w:hAnsi="Times New Roman" w:cs="Times New Roman"/>
+        </w:rPr>
+        <w:t>-2-</w:t>
+      </w:r>
+      <w:proofErr w:type="gramStart"/>
+      <w:r>
+        <w:rPr>
+          <w:rFonts w:ascii="Times New Roman" w:hAnsi="Times New Roman" w:cs="Times New Roman"/>
+        </w:rPr>
+        <w:t>0.</w:t>
+      </w:r>
+      <w:proofErr w:type="spellStart"/>
+      <w:r>
+        <w:rPr>
+          <w:rFonts w:ascii="Times New Roman" w:hAnsi="Times New Roman" w:cs="Times New Roman"/>
+          <w:lang w:val="en-US"/>
+        </w:rPr>
+        <w:t>pcap</w:t>
+      </w:r>
+      <w:proofErr w:type="spellEnd"/>
+      <w:proofErr w:type="gramEnd"/>
+    </w:p>
+    <w:p>
+      <w:pPr>
+        <w:ind w:firstLine="708"/>
+        <w:jc w:val="both"/>
+        <w:rPr>
+          <w:rFonts w:ascii="Times New Roman" w:hAnsi="Times New Roman" w:cs="Times New Roman"/>
+          <w:sz w:val="24"/>
+          <w:szCs w:val="24"/>
+        </w:rPr>
+      </w:pPr>
+      <w:r>
+        <w:rPr>
+          <w:rFonts w:ascii="Times New Roman" w:hAnsi="Times New Roman" w:cs="Times New Roman"/>
+          <w:sz w:val="24"/>
+          <w:szCs w:val="24"/>
+        </w:rPr>
+        <w:t xml:space="preserve">Шестой и последний пакет в анализируемой последовательности представляет собой UDP-ответ от сервера клиенту и зафиксирован в момент времени 2.014921 секунды, то есть через 93 микросекунды после получения ARP-ответа шлюза. Как и третий пакет, он имеет длину 1070 байт и использует протокол DISCARD на порту 9. На канальном уровне Ethernet отправителем указан MAC-адрес сервера </w:t>
+      </w:r>
+      <w:proofErr w:type="gramStart"/>
+      <w:r>
+        <w:rPr>
+          <w:rFonts w:ascii="Times New Roman" w:hAnsi="Times New Roman" w:cs="Times New Roman"/>
+          <w:sz w:val="24"/>
+          <w:szCs w:val="24"/>
+        </w:rPr>
+        <w:t>00:00:00:00:00:07</w:t>
+      </w:r>
+      <w:proofErr w:type="gramEnd"/>
+      <w:r>
+        <w:rPr>
+          <w:rFonts w:ascii="Times New Roman" w:hAnsi="Times New Roman" w:cs="Times New Roman"/>
+          <w:sz w:val="24"/>
+          <w:szCs w:val="24"/>
+        </w:rPr>
+        <w:t>, а получателем — MAC-адрес шлюза 00:00:00:00:00:03, который был получен из ARP-ответа пятого пакета. На сетевом уровне заголовок IPv4 содержит обратные по сравнению с третьим пакетом адреса: источником является сервер 10.1.2.5, а назначением — клиент 10.1.1.1. Этот пакет завершает полный цикл обмена «запрос-ответ», демонстрируя, что для успешной двусторонней передачи данных в сети Ethernet потребовалось два независимых ARP-обмена и одна пара UDP-пакетов с полезной нагрузкой. Вся последовательность из шести пакетов укладывается в интервал примерно 7.2 миллисекунды, что позволяет количественно оценить вклад протокольных задержек и времени распространения сигнала в общее время доставки данных.</w:t>
+      </w:r>
+    </w:p>
+    <w:p>
+      <w:pPr>
+        <w:ind w:firstLine="708"/>
+        <w:jc w:val="both"/>
+        <w:rPr>
+          <w:rFonts w:ascii="Times New Roman" w:hAnsi="Times New Roman" w:cs="Times New Roman"/>
+          <w:b/>
+          <w:bCs/>
+          <w:sz w:val="24"/>
+          <w:szCs w:val="24"/>
+        </w:rPr>
+      </w:pPr>
+      <w:r>
+        <w:rPr>
+          <w:rFonts w:ascii="Times New Roman" w:hAnsi="Times New Roman" w:cs="Times New Roman"/>
+          <w:b/>
+          <w:bCs/>
+          <w:sz w:val="24"/>
+          <w:szCs w:val="24"/>
+        </w:rPr>
+        <w:t>Вывод для пункта 3</w:t>
+      </w:r>
+      <w:r>
+        <w:rPr>
+          <w:rFonts w:ascii="Times New Roman" w:hAnsi="Times New Roman" w:cs="Times New Roman"/>
+          <w:b/>
+          <w:bCs/>
+          <w:sz w:val="24"/>
+          <w:szCs w:val="24"/>
+          <w:lang w:val="en-US"/>
+        </w:rPr>
+        <w:t>:</w:t>
+      </w:r>
+    </w:p>
+    <w:p>
+      <w:pPr>
+        <w:ind w:firstLine="708"/>
+        <w:jc w:val="both"/>
+        <w:rPr>
+          <w:rFonts w:ascii="Times New Roman" w:hAnsi="Times New Roman" w:cs="Times New Roman"/>
+          <w:sz w:val="24"/>
+          <w:szCs w:val="24"/>
+        </w:rPr>
+      </w:pPr>
+      <w:r>
+        <w:rPr>
+          <w:rFonts w:ascii="Times New Roman" w:hAnsi="Times New Roman" w:cs="Times New Roman"/>
+          <w:sz w:val="24"/>
+          <w:szCs w:val="24"/>
+        </w:rPr>
+        <w:t>Таким образом, проведённый детальный анализ шести пакетов, зафиксированных в файле second-2-</w:t>
+      </w:r>
+      <w:proofErr w:type="gramStart"/>
+      <w:r>
+        <w:rPr>
+          <w:rFonts w:ascii="Times New Roman" w:hAnsi="Times New Roman" w:cs="Times New Roman"/>
+          <w:sz w:val="24"/>
+          <w:szCs w:val="24"/>
+        </w:rPr>
+        <w:t>0.pcap</w:t>
+      </w:r>
+      <w:proofErr w:type="gramEnd"/>
+      <w:r>
+        <w:rPr>
+          <w:rFonts w:ascii="Times New Roman" w:hAnsi="Times New Roman" w:cs="Times New Roman"/>
+          <w:sz w:val="24"/>
+          <w:szCs w:val="24"/>
+        </w:rPr>
+        <w:t xml:space="preserve">, позволяет сформулировать несколько принципиальных выводов относительно функционирования сетей Ethernet и стека протоколов TCP/IP. Во-первых, работа протокола ARP является обязательным условием для любой передачи данных в широковещательных доменах: прежде чем отправить IP-пакет, узел должен разрешить IP-адрес получателя в его MAC-адрес, что достигается с помощью пары запрос-ответ. Во-вторых, ARP-обмен происходит независимо в каждом направлении передачи, и успешное разрешение адресов от отправителя к получателю автоматически не означает, что обратный путь готов к работе, что подтверждается наличием двух отдельных ARP-диалогов в представленной последовательности. В-третьих, временные метки </w:t>
+      </w:r>
+      <w:proofErr w:type="spellStart"/>
+      <w:r>
+        <w:rPr>
+          <w:rFonts w:ascii="Times New Roman" w:hAnsi="Times New Roman" w:cs="Times New Roman"/>
+          <w:sz w:val="24"/>
+          <w:szCs w:val="24"/>
+        </w:rPr>
+        <w:t>Wireshark</w:t>
+      </w:r>
+      <w:proofErr w:type="spellEnd"/>
+      <w:r>
+        <w:rPr>
+          <w:rFonts w:ascii="Times New Roman" w:hAnsi="Times New Roman" w:cs="Times New Roman"/>
+          <w:sz w:val="24"/>
+          <w:szCs w:val="24"/>
+        </w:rPr>
+        <w:t xml:space="preserve"> позволяют не только качественно, но и количественно оценить вклад каждого этапа в общую задержку </w:t>
+      </w:r>
+      <w:r>
+        <w:rPr>
+          <w:rFonts w:ascii="Times New Roman" w:hAnsi="Times New Roman" w:cs="Times New Roman"/>
+          <w:sz w:val="24"/>
+          <w:szCs w:val="24"/>
+        </w:rPr>
+        <w:lastRenderedPageBreak/>
+        <w:t>доставки пакета: ARP-запросы обрабатываются за десятки микросекунд, тогда как основное время ожидания между запросом и ответом составляет порядка 7 миллисекунд и обусловлено задержками в каналах передачи и обработкой данных на прикладном уровне. Наконец, представленная последовательность пакетов служит наглядной иллюстрацией принципа инкапсуляции: пользовательские данные протокола DISCARD последовательно обрамляются заголовками UDP, IP и Ethernet, что позволяет им корректно передаваться по сети и быть правильно интерпретированными на стороне получателя. Совокупность этих наблюдений делает файл second-2-</w:t>
+      </w:r>
+      <w:proofErr w:type="gramStart"/>
+      <w:r>
+        <w:rPr>
+          <w:rFonts w:ascii="Times New Roman" w:hAnsi="Times New Roman" w:cs="Times New Roman"/>
+          <w:sz w:val="24"/>
+          <w:szCs w:val="24"/>
+        </w:rPr>
+        <w:t>0.pcap</w:t>
+      </w:r>
+      <w:proofErr w:type="gramEnd"/>
+      <w:r>
+        <w:rPr>
+          <w:rFonts w:ascii="Times New Roman" w:hAnsi="Times New Roman" w:cs="Times New Roman"/>
+          <w:sz w:val="24"/>
+          <w:szCs w:val="24"/>
+        </w:rPr>
+        <w:t> ценным дидактическим материалом для понимания основ сетевого взаимодействия.</w:t>
+      </w:r>
     </w:p>
     <w:p>
       <w:pPr>
@@ -3809,7 +5220,7 @@
 </file>
 
 <file path=word/endnotes.xml><?xml version="1.0" encoding="utf-8"?>
-<w:endnotes xmlns:wpc="http://schemas.microsoft.com/office/word/2010/wordprocessingCanvas" xmlns:cx="http://schemas.microsoft.com/office/drawing/2014/chartex" xmlns:cx1="http://schemas.microsoft.com/office/drawing/2015/9/8/chartex" xmlns:cx2="http://schemas.microsoft.com/office/drawing/2015/10/21/chartex" xmlns:cx3="http://schemas.microsoft.com/office/drawing/2016/5/9/chartex" xmlns:cx4="http://schemas.microsoft.com/office/drawing/2016/5/10/chartex" xmlns:cx5="http://schemas.microsoft.com/office/drawing/2016/5/11/chartex" xmlns:cx6="http://schemas.microsoft.com/office/drawing/2016/5/12/chartex" xmlns:cx7="http://schemas.microsoft.com/office/drawing/2016/5/13/chartex" xmlns:cx8="http://schemas.microsoft.com/office/drawing/2016/5/14/chartex" xmlns:mc="http://schemas.openxmlformats.org/markup-compatibility/2006" xmlns:aink="http://schemas.microsoft.com/office/drawing/2016/ink" xmlns:am3d="http://schemas.microsoft.com/office/drawing/2017/model3d" xmlns:o="urn:schemas-microsoft-com:office:office" xmlns:r="http://schemas.openxmlformats.org/officeDocument/2006/relationships" xmlns:m="http://schemas.openxmlformats.org/officeDocument/2006/math" xmlns:v="urn:schemas-microsoft-com:vml" xmlns:wp14="http://schemas.microsoft.com/office/word/2010/wordprocessingDrawing" xmlns:wp="http://schemas.openxmlformats.org/drawingml/2006/wordprocessingDrawing" xmlns:w10="urn:schemas-microsoft-com:office:word" xmlns:w="http://schemas.openxmlformats.org/wordprocessingml/2006/main" xmlns:w14="http://schemas.microsoft.com/office/word/2010/wordml" xmlns:w15="http://schemas.microsoft.com/office/word/2012/wordml" xmlns:w16cid="http://schemas.microsoft.com/office/word/2016/wordml/cid" xmlns:w16se="http://schemas.microsoft.com/office/word/2015/wordml/symex" xmlns:wpg="http://schemas.microsoft.com/office/word/2010/wordprocessingGroup" xmlns:wpi="http://schemas.microsoft.com/office/word/2010/wordprocessingInk" xmlns:wne="http://schemas.microsoft.com/office/word/2006/wordml" xmlns:wps="http://schemas.microsoft.com/office/word/2010/wordprocessingShape" mc:Ignorable="w14 w15 w16se w16cid wp14">
+<w:endnotes xmlns:wpc="http://schemas.microsoft.com/office/word/2010/wordprocessingCanvas" xmlns:cx="http://schemas.microsoft.com/office/drawing/2014/chartex" xmlns:cx1="http://schemas.microsoft.com/office/drawing/2015/9/8/chartex" xmlns:cx2="http://schemas.microsoft.com/office/drawing/2015/10/21/chartex" xmlns:cx3="http://schemas.microsoft.com/office/drawing/2016/5/9/chartex" xmlns:cx4="http://schemas.microsoft.com/office/drawing/2016/5/10/chartex" xmlns:cx5="http://schemas.microsoft.com/office/drawing/2016/5/11/chartex" xmlns:cx6="http://schemas.microsoft.com/office/drawing/2016/5/12/chartex" xmlns:cx7="http://schemas.microsoft.com/office/drawing/2016/5/13/chartex" xmlns:cx8="http://schemas.microsoft.com/office/drawing/2016/5/14/chartex" xmlns:mc="http://schemas.openxmlformats.org/markup-compatibility/2006" xmlns:aink="http://schemas.microsoft.com/office/drawing/2016/ink" xmlns:am3d="http://schemas.microsoft.com/office/drawing/2017/model3d" xmlns:o="urn:schemas-microsoft-com:office:office" xmlns:oel="http://schemas.microsoft.com/office/2019/extlst" xmlns:r="http://schemas.openxmlformats.org/officeDocument/2006/relationships" xmlns:m="http://schemas.openxmlformats.org/officeDocument/2006/math" xmlns:v="urn:schemas-microsoft-com:vml" xmlns:wp14="http://schemas.microsoft.com/office/word/2010/wordprocessingDrawing" xmlns:wp="http://schemas.openxmlformats.org/drawingml/2006/wordprocessingDrawing" xmlns:w10="urn:schemas-microsoft-com:office:word" xmlns:w="http://schemas.openxmlformats.org/wordprocessingml/2006/main" xmlns:w14="http://schemas.microsoft.com/office/word/2010/wordml" xmlns:w15="http://schemas.microsoft.com/office/word/2012/wordml" xmlns:w16cex="http://schemas.microsoft.com/office/word/2018/wordml/cex" xmlns:w16cid="http://schemas.microsoft.com/office/word/2016/wordml/cid" xmlns:w16="http://schemas.microsoft.com/office/word/2018/wordml" xmlns:w16sdtdh="http://schemas.microsoft.com/office/word/2020/wordml/sdtdatahash" xmlns:w16se="http://schemas.microsoft.com/office/word/2015/wordml/symex" xmlns:wpg="http://schemas.microsoft.com/office/word/2010/wordprocessingGroup" xmlns:wpi="http://schemas.microsoft.com/office/word/2010/wordprocessingInk" xmlns:wne="http://schemas.microsoft.com/office/word/2006/wordml" xmlns:wps="http://schemas.microsoft.com/office/word/2010/wordprocessingShape" mc:Ignorable="w14 w15 w16se w16cid w16 w16cex w16sdtdh wp14">
   <w:endnote w:type="separator" w:id="-1">
     <w:p>
       <w:pPr>
@@ -3834,7 +5245,7 @@
 </file>
 
 <file path=word/footnotes.xml><?xml version="1.0" encoding="utf-8"?>
-<w:footnotes xmlns:wpc="http://schemas.microsoft.com/office/word/2010/wordprocessingCanvas" xmlns:cx="http://schemas.microsoft.com/office/drawing/2014/chartex" xmlns:cx1="http://schemas.microsoft.com/office/drawing/2015/9/8/chartex" xmlns:cx2="http://schemas.microsoft.com/office/drawing/2015/10/21/chartex" xmlns:cx3="http://schemas.microsoft.com/office/drawing/2016/5/9/chartex" xmlns:cx4="http://schemas.microsoft.com/office/drawing/2016/5/10/chartex" xmlns:cx5="http://schemas.microsoft.com/office/drawing/2016/5/11/chartex" xmlns:cx6="http://schemas.microsoft.com/office/drawing/2016/5/12/chartex" xmlns:cx7="http://schemas.microsoft.com/office/drawing/2016/5/13/chartex" xmlns:cx8="http://schemas.microsoft.com/office/drawing/2016/5/14/chartex" xmlns:mc="http://schemas.openxmlformats.org/markup-compatibility/2006" xmlns:aink="http://schemas.microsoft.com/office/drawing/2016/ink" xmlns:am3d="http://schemas.microsoft.com/office/drawing/2017/model3d" xmlns:o="urn:schemas-microsoft-com:office:office" xmlns:r="http://schemas.openxmlformats.org/officeDocument/2006/relationships" xmlns:m="http://schemas.openxmlformats.org/officeDocument/2006/math" xmlns:v="urn:schemas-microsoft-com:vml" xmlns:wp14="http://schemas.microsoft.com/office/word/2010/wordprocessingDrawing" xmlns:wp="http://schemas.openxmlformats.org/drawingml/2006/wordprocessingDrawing" xmlns:w10="urn:schemas-microsoft-com:office:word" xmlns:w="http://schemas.openxmlformats.org/wordprocessingml/2006/main" xmlns:w14="http://schemas.microsoft.com/office/word/2010/wordml" xmlns:w15="http://schemas.microsoft.com/office/word/2012/wordml" xmlns:w16cid="http://schemas.microsoft.com/office/word/2016/wordml/cid" xmlns:w16se="http://schemas.microsoft.com/office/word/2015/wordml/symex" xmlns:wpg="http://schemas.microsoft.com/office/word/2010/wordprocessingGroup" xmlns:wpi="http://schemas.microsoft.com/office/word/2010/wordprocessingInk" xmlns:wne="http://schemas.microsoft.com/office/word/2006/wordml" xmlns:wps="http://schemas.microsoft.com/office/word/2010/wordprocessingShape" mc:Ignorable="w14 w15 w16se w16cid wp14">
+<w:footnotes xmlns:wpc="http://schemas.microsoft.com/office/word/2010/wordprocessingCanvas" xmlns:cx="http://schemas.microsoft.com/office/drawing/2014/chartex" xmlns:cx1="http://schemas.microsoft.com/office/drawing/2015/9/8/chartex" xmlns:cx2="http://schemas.microsoft.com/office/drawing/2015/10/21/chartex" xmlns:cx3="http://schemas.microsoft.com/office/drawing/2016/5/9/chartex" xmlns:cx4="http://schemas.microsoft.com/office/drawing/2016/5/10/chartex" xmlns:cx5="http://schemas.microsoft.com/office/drawing/2016/5/11/chartex" xmlns:cx6="http://schemas.microsoft.com/office/drawing/2016/5/12/chartex" xmlns:cx7="http://schemas.microsoft.com/office/drawing/2016/5/13/chartex" xmlns:cx8="http://schemas.microsoft.com/office/drawing/2016/5/14/chartex" xmlns:mc="http://schemas.openxmlformats.org/markup-compatibility/2006" xmlns:aink="http://schemas.microsoft.com/office/drawing/2016/ink" xmlns:am3d="http://schemas.microsoft.com/office/drawing/2017/model3d" xmlns:o="urn:schemas-microsoft-com:office:office" xmlns:oel="http://schemas.microsoft.com/office/2019/extlst" xmlns:r="http://schemas.openxmlformats.org/officeDocument/2006/relationships" xmlns:m="http://schemas.openxmlformats.org/officeDocument/2006/math" xmlns:v="urn:schemas-microsoft-com:vml" xmlns:wp14="http://schemas.microsoft.com/office/word/2010/wordprocessingDrawing" xmlns:wp="http://schemas.openxmlformats.org/drawingml/2006/wordprocessingDrawing" xmlns:w10="urn:schemas-microsoft-com:office:word" xmlns:w="http://schemas.openxmlformats.org/wordprocessingml/2006/main" xmlns:w14="http://schemas.microsoft.com/office/word/2010/wordml" xmlns:w15="http://schemas.microsoft.com/office/word/2012/wordml" xmlns:w16cex="http://schemas.microsoft.com/office/word/2018/wordml/cex" xmlns:w16cid="http://schemas.microsoft.com/office/word/2016/wordml/cid" xmlns:w16="http://schemas.microsoft.com/office/word/2018/wordml" xmlns:w16sdtdh="http://schemas.microsoft.com/office/word/2020/wordml/sdtdatahash" xmlns:w16se="http://schemas.microsoft.com/office/word/2015/wordml/symex" xmlns:wpg="http://schemas.microsoft.com/office/word/2010/wordprocessingGroup" xmlns:wpi="http://schemas.microsoft.com/office/word/2010/wordprocessingInk" xmlns:wne="http://schemas.microsoft.com/office/word/2006/wordml" xmlns:wps="http://schemas.microsoft.com/office/word/2010/wordprocessingShape" mc:Ignorable="w14 w15 w16se w16cid w16 w16cex w16sdtdh wp14">
   <w:footnote w:type="separator" w:id="-1">
     <w:p>
       <w:pPr>
@@ -3859,7 +5270,7 @@
 </file>
 
 <file path=word/styles.xml><?xml version="1.0" encoding="utf-8"?>
-<w:styles xmlns:mc="http://schemas.openxmlformats.org/markup-compatibility/2006" xmlns:r="http://schemas.openxmlformats.org/officeDocument/2006/relationships" xmlns:w="http://schemas.openxmlformats.org/wordprocessingml/2006/main" xmlns:w14="http://schemas.microsoft.com/office/word/2010/wordml" xmlns:w15="http://schemas.microsoft.com/office/word/2012/wordml" xmlns:w16cid="http://schemas.microsoft.com/office/word/2016/wordml/cid" xmlns:w16se="http://schemas.microsoft.com/office/word/2015/wordml/symex" mc:Ignorable="w14 w15 w16se w16cid">
+<w:styles xmlns:mc="http://schemas.openxmlformats.org/markup-compatibility/2006" xmlns:r="http://schemas.openxmlformats.org/officeDocument/2006/relationships" xmlns:w="http://schemas.openxmlformats.org/wordprocessingml/2006/main" xmlns:w14="http://schemas.microsoft.com/office/word/2010/wordml" xmlns:w15="http://schemas.microsoft.com/office/word/2012/wordml" xmlns:w16cex="http://schemas.microsoft.com/office/word/2018/wordml/cex" xmlns:w16cid="http://schemas.microsoft.com/office/word/2016/wordml/cid" xmlns:w16="http://schemas.microsoft.com/office/word/2018/wordml" xmlns:w16sdtdh="http://schemas.microsoft.com/office/word/2020/wordml/sdtdatahash" xmlns:w16se="http://schemas.microsoft.com/office/word/2015/wordml/symex" mc:Ignorable="w14 w15 w16se w16cid w16 w16cex w16sdtdh">
   <w:docDefaults>
     <w:rPrDefault>
       <w:rPr>
@@ -3875,7 +5286,7 @@
       </w:pPr>
     </w:pPrDefault>
   </w:docDefaults>
-  <w:latentStyles w:defLockedState="0" w:defUIPriority="99" w:defSemiHidden="0" w:defUnhideWhenUsed="0" w:defQFormat="0" w:count="375">
+  <w:latentStyles w:defLockedState="0" w:defUIPriority="99" w:defSemiHidden="0" w:defUnhideWhenUsed="0" w:defQFormat="0" w:count="376">
     <w:lsdException w:name="Normal" w:uiPriority="0" w:qFormat="1"/>
     <w:lsdException w:name="heading 1" w:uiPriority="9" w:qFormat="1"/>
     <w:lsdException w:name="heading 2" w:semiHidden="1" w:uiPriority="9" w:unhideWhenUsed="1" w:qFormat="1"/>
@@ -4251,6 +5662,7 @@
     <w:lsdException w:name="Smart Hyperlink" w:semiHidden="1" w:unhideWhenUsed="1"/>
     <w:lsdException w:name="Hashtag" w:semiHidden="1" w:unhideWhenUsed="1"/>
     <w:lsdException w:name="Unresolved Mention" w:semiHidden="1" w:unhideWhenUsed="1"/>
+    <w:lsdException w:name="Smart Link" w:semiHidden="1" w:unhideWhenUsed="1"/>
   </w:latentStyles>
   <w:style w:type="paragraph" w:default="1" w:styleId="a">
     <w:name w:val="Normal"/>
@@ -4259,7 +5671,6 @@
   <w:style w:type="character" w:default="1" w:styleId="a0">
     <w:name w:val="Default Paragraph Font"/>
     <w:uiPriority w:val="1"/>
-    <w:semiHidden/>
     <w:unhideWhenUsed/>
   </w:style>
   <w:style w:type="table" w:default="1" w:styleId="a1">
@@ -4345,6 +5756,29 @@
         <w:insideV w:val="single" w:sz="4" w:space="0" w:color="auto"/>
       </w:tblBorders>
     </w:tblPr>
+  </w:style>
+  <w:style w:type="character" w:styleId="a8">
+    <w:name w:val="Hyperlink"/>
+    <w:basedOn w:val="a0"/>
+    <w:uiPriority w:val="99"/>
+    <w:unhideWhenUsed/>
+    <w:rsid w:val="00AB4E12"/>
+    <w:rPr>
+      <w:color w:val="0563C1" w:themeColor="hyperlink"/>
+      <w:u w:val="single"/>
+    </w:rPr>
+  </w:style>
+  <w:style w:type="character" w:styleId="a9">
+    <w:name w:val="Unresolved Mention"/>
+    <w:basedOn w:val="a0"/>
+    <w:uiPriority w:val="99"/>
+    <w:semiHidden/>
+    <w:unhideWhenUsed/>
+    <w:rsid w:val="00AB4E12"/>
+    <w:rPr>
+      <w:color w:val="605E5C"/>
+      <w:shd w:val="clear" w:color="auto" w:fill="E1DFDD"/>
+    </w:rPr>
   </w:style>
 </w:styles>
 </file>

--- a/For Said WIreshark/Сетевое программирование - Wireshark ИКТ-31.docx
+++ b/For Said WIreshark/Сетевое программирование - Wireshark ИКТ-31.docx
@@ -1,6 +1,6 @@
 
 <file path=word/document.xml><?xml version="1.0" encoding="utf-8"?>
-<w:document xmlns:wpc="http://schemas.microsoft.com/office/word/2010/wordprocessingCanvas" xmlns:cx="http://schemas.microsoft.com/office/drawing/2014/chartex" xmlns:cx1="http://schemas.microsoft.com/office/drawing/2015/9/8/chartex" xmlns:cx2="http://schemas.microsoft.com/office/drawing/2015/10/21/chartex" xmlns:cx3="http://schemas.microsoft.com/office/drawing/2016/5/9/chartex" xmlns:cx4="http://schemas.microsoft.com/office/drawing/2016/5/10/chartex" xmlns:cx5="http://schemas.microsoft.com/office/drawing/2016/5/11/chartex" xmlns:cx6="http://schemas.microsoft.com/office/drawing/2016/5/12/chartex" xmlns:cx7="http://schemas.microsoft.com/office/drawing/2016/5/13/chartex" xmlns:cx8="http://schemas.microsoft.com/office/drawing/2016/5/14/chartex" xmlns:mc="http://schemas.openxmlformats.org/markup-compatibility/2006" xmlns:aink="http://schemas.microsoft.com/office/drawing/2016/ink" xmlns:am3d="http://schemas.microsoft.com/office/drawing/2017/model3d" xmlns:o="urn:schemas-microsoft-com:office:office" xmlns:oel="http://schemas.microsoft.com/office/2019/extlst" xmlns:r="http://schemas.openxmlformats.org/officeDocument/2006/relationships" xmlns:m="http://schemas.openxmlformats.org/officeDocument/2006/math" xmlns:v="urn:schemas-microsoft-com:vml" xmlns:wp14="http://schemas.microsoft.com/office/word/2010/wordprocessingDrawing" xmlns:wp="http://schemas.openxmlformats.org/drawingml/2006/wordprocessingDrawing" xmlns:w10="urn:schemas-microsoft-com:office:word" xmlns:w="http://schemas.openxmlformats.org/wordprocessingml/2006/main" xmlns:w14="http://schemas.microsoft.com/office/word/2010/wordml" xmlns:w15="http://schemas.microsoft.com/office/word/2012/wordml" xmlns:w16cex="http://schemas.microsoft.com/office/word/2018/wordml/cex" xmlns:w16cid="http://schemas.microsoft.com/office/word/2016/wordml/cid" xmlns:w16="http://schemas.microsoft.com/office/word/2018/wordml" xmlns:w16sdtdh="http://schemas.microsoft.com/office/word/2020/wordml/sdtdatahash" xmlns:w16se="http://schemas.microsoft.com/office/word/2015/wordml/symex" xmlns:wpg="http://schemas.microsoft.com/office/word/2010/wordprocessingGroup" xmlns:wpi="http://schemas.microsoft.com/office/word/2010/wordprocessingInk" xmlns:wne="http://schemas.microsoft.com/office/word/2006/wordml" xmlns:wps="http://schemas.microsoft.com/office/word/2010/wordprocessingShape" mc:Ignorable="w14 w15 w16se w16cid w16 w16cex w16sdtdh wp14">
+<w:document xmlns:wpc="http://schemas.microsoft.com/office/word/2010/wordprocessingCanvas" xmlns:cx="http://schemas.microsoft.com/office/drawing/2014/chartex" xmlns:cx1="http://schemas.microsoft.com/office/drawing/2015/9/8/chartex" xmlns:cx2="http://schemas.microsoft.com/office/drawing/2015/10/21/chartex" xmlns:cx3="http://schemas.microsoft.com/office/drawing/2016/5/9/chartex" xmlns:cx4="http://schemas.microsoft.com/office/drawing/2016/5/10/chartex" xmlns:cx5="http://schemas.microsoft.com/office/drawing/2016/5/11/chartex" xmlns:cx6="http://schemas.microsoft.com/office/drawing/2016/5/12/chartex" xmlns:cx7="http://schemas.microsoft.com/office/drawing/2016/5/13/chartex" xmlns:cx8="http://schemas.microsoft.com/office/drawing/2016/5/14/chartex" xmlns:mc="http://schemas.openxmlformats.org/markup-compatibility/2006" xmlns:aink="http://schemas.microsoft.com/office/drawing/2016/ink" xmlns:am3d="http://schemas.microsoft.com/office/drawing/2017/model3d" xmlns:o="urn:schemas-microsoft-com:office:office" xmlns:oel="http://schemas.microsoft.com/office/2019/extlst" xmlns:r="http://schemas.openxmlformats.org/officeDocument/2006/relationships" xmlns:m="http://schemas.openxmlformats.org/officeDocument/2006/math" xmlns:v="urn:schemas-microsoft-com:vml" xmlns:wp14="http://schemas.microsoft.com/office/word/2010/wordprocessingDrawing" xmlns:wp="http://schemas.openxmlformats.org/drawingml/2006/wordprocessingDrawing" xmlns:w10="urn:schemas-microsoft-com:office:word" xmlns:w="http://schemas.openxmlformats.org/wordprocessingml/2006/main" xmlns:w14="http://schemas.microsoft.com/office/word/2010/wordml" xmlns:w15="http://schemas.microsoft.com/office/word/2012/wordml" xmlns:w16cex="http://schemas.microsoft.com/office/word/2018/wordml/cex" xmlns:w16cid="http://schemas.microsoft.com/office/word/2016/wordml/cid" xmlns:w16="http://schemas.microsoft.com/office/word/2018/wordml" xmlns:w16du="http://schemas.microsoft.com/office/word/2023/wordml/word16du" xmlns:w16sdtdh="http://schemas.microsoft.com/office/word/2020/wordml/sdtdatahash" xmlns:w16sdtfl="http://schemas.microsoft.com/office/word/2024/wordml/sdtformatlock" xmlns:w16se="http://schemas.microsoft.com/office/word/2015/wordml/symex" xmlns:wpg="http://schemas.microsoft.com/office/word/2010/wordprocessingGroup" xmlns:wpi="http://schemas.microsoft.com/office/word/2010/wordprocessingInk" xmlns:wne="http://schemas.microsoft.com/office/word/2006/wordml" xmlns:wps="http://schemas.microsoft.com/office/word/2010/wordprocessingShape" mc:Ignorable="w14 w15 w16se w16cid w16 w16cex w16sdtdh w16sdtfl w16du wp14">
   <w:body>
     <w:p>
       <w:pPr>
@@ -447,7 +447,6 @@
         </w:rPr>
         <w:t>Пункт 1</w:t>
       </w:r>
-      <w:proofErr w:type="gramStart"/>
       <w:r>
         <w:rPr>
           <w:rFonts w:ascii="Times New Roman" w:hAnsi="Times New Roman" w:cs="Times New Roman"/>
@@ -471,34 +470,7 @@
           <w:sz w:val="24"/>
           <w:szCs w:val="24"/>
         </w:rPr>
-        <w:t>Что</w:t>
-      </w:r>
-      <w:proofErr w:type="gramEnd"/>
-      <w:r>
-        <w:rPr>
-          <w:rFonts w:ascii="Times New Roman" w:hAnsi="Times New Roman" w:cs="Times New Roman"/>
-          <w:sz w:val="24"/>
-          <w:szCs w:val="24"/>
-        </w:rPr>
-        <w:t xml:space="preserve"> такое </w:t>
-      </w:r>
-      <w:proofErr w:type="spellStart"/>
-      <w:r>
-        <w:rPr>
-          <w:rFonts w:ascii="Times New Roman" w:hAnsi="Times New Roman" w:cs="Times New Roman"/>
-          <w:sz w:val="24"/>
-          <w:szCs w:val="24"/>
-        </w:rPr>
-        <w:t>Wireshark</w:t>
-      </w:r>
-      <w:proofErr w:type="spellEnd"/>
-      <w:r>
-        <w:rPr>
-          <w:rFonts w:ascii="Times New Roman" w:hAnsi="Times New Roman" w:cs="Times New Roman"/>
-          <w:sz w:val="24"/>
-          <w:szCs w:val="24"/>
-        </w:rPr>
-        <w:t>?</w:t>
+        <w:t>Что такое Wireshark?</w:t>
       </w:r>
       <w:r>
         <w:rPr>
@@ -518,23 +490,13 @@
           <w:szCs w:val="24"/>
         </w:rPr>
       </w:pPr>
-      <w:proofErr w:type="spellStart"/>
-      <w:r>
-        <w:rPr>
-          <w:rFonts w:ascii="Times New Roman" w:hAnsi="Times New Roman" w:cs="Times New Roman"/>
-          <w:sz w:val="24"/>
-          <w:szCs w:val="24"/>
-        </w:rPr>
-        <w:t>Wireshark</w:t>
-      </w:r>
-      <w:proofErr w:type="spellEnd"/>
-      <w:r>
-        <w:rPr>
-          <w:rFonts w:ascii="Times New Roman" w:hAnsi="Times New Roman" w:cs="Times New Roman"/>
-          <w:sz w:val="24"/>
-          <w:szCs w:val="24"/>
-        </w:rPr>
-        <w:t xml:space="preserve"> — это анализатор сетевых протоколов, программа для захвата и интерактивного анализа сетевого трафика в реальном времени или из сохраненных файлов</w:t>
+      <w:r>
+        <w:rPr>
+          <w:rFonts w:ascii="Times New Roman" w:hAnsi="Times New Roman" w:cs="Times New Roman"/>
+          <w:sz w:val="24"/>
+          <w:szCs w:val="24"/>
+        </w:rPr>
+        <w:t>Wireshark — это анализатор сетевых протоколов, программа для захвата и интерактивного анализа сетевого трафика в реальном времени или сохраненных файлов</w:t>
       </w:r>
       <w:r>
         <w:rPr>
@@ -586,25 +548,7 @@
           <w:sz w:val="24"/>
           <w:szCs w:val="24"/>
         </w:rPr>
-        <w:t xml:space="preserve"> Основные функции </w:t>
-      </w:r>
-      <w:proofErr w:type="spellStart"/>
-      <w:r>
-        <w:rPr>
-          <w:rFonts w:ascii="Times New Roman" w:hAnsi="Times New Roman" w:cs="Times New Roman"/>
-          <w:sz w:val="24"/>
-          <w:szCs w:val="24"/>
-        </w:rPr>
-        <w:t>Wireshark</w:t>
-      </w:r>
-      <w:proofErr w:type="spellEnd"/>
-      <w:r>
-        <w:rPr>
-          <w:rFonts w:ascii="Times New Roman" w:hAnsi="Times New Roman" w:cs="Times New Roman"/>
-          <w:sz w:val="24"/>
-          <w:szCs w:val="24"/>
-        </w:rPr>
-        <w:t>:</w:t>
+        <w:t xml:space="preserve"> Основные функции Wireshark:</w:t>
       </w:r>
     </w:p>
     <w:p>
@@ -623,43 +567,7 @@
           <w:sz w:val="24"/>
           <w:szCs w:val="24"/>
         </w:rPr>
-        <w:t xml:space="preserve">1.Захват трафика в реальном времени — перехват пакетов, проходящих через сетевой интерфейс (Ethernet, </w:t>
-      </w:r>
-      <w:proofErr w:type="spellStart"/>
-      <w:r>
-        <w:rPr>
-          <w:rFonts w:ascii="Times New Roman" w:hAnsi="Times New Roman" w:cs="Times New Roman"/>
-          <w:sz w:val="24"/>
-          <w:szCs w:val="24"/>
-        </w:rPr>
-        <w:t>Wi</w:t>
-      </w:r>
-      <w:proofErr w:type="spellEnd"/>
-      <w:r>
-        <w:rPr>
-          <w:rFonts w:ascii="Times New Roman" w:hAnsi="Times New Roman" w:cs="Times New Roman"/>
-          <w:sz w:val="24"/>
-          <w:szCs w:val="24"/>
-        </w:rPr>
-        <w:t xml:space="preserve">-Fi, </w:t>
-      </w:r>
-      <w:proofErr w:type="spellStart"/>
-      <w:r>
-        <w:rPr>
-          <w:rFonts w:ascii="Times New Roman" w:hAnsi="Times New Roman" w:cs="Times New Roman"/>
-          <w:sz w:val="24"/>
-          <w:szCs w:val="24"/>
-        </w:rPr>
-        <w:t>loopback</w:t>
-      </w:r>
-      <w:proofErr w:type="spellEnd"/>
-      <w:r>
-        <w:rPr>
-          <w:rFonts w:ascii="Times New Roman" w:hAnsi="Times New Roman" w:cs="Times New Roman"/>
-          <w:sz w:val="24"/>
-          <w:szCs w:val="24"/>
-        </w:rPr>
-        <w:t>, VPN-туннели и т.д.).</w:t>
+        <w:t>1.Захват трафика в реальном времени — перехват пакетов, проходящих через сетевой интерфейс (Ethernet, Wi-Fi, loopback, VPN-туннели и т.д.).</w:t>
       </w:r>
     </w:p>
     <w:p>
@@ -678,43 +586,7 @@
           <w:sz w:val="24"/>
           <w:szCs w:val="24"/>
         </w:rPr>
-        <w:t>2.Чтение сохраненных файлов захвата — поддерживает форматы PCAP, PCAPNG, а также форматы других анализаторов (</w:t>
-      </w:r>
-      <w:proofErr w:type="spellStart"/>
-      <w:r>
-        <w:rPr>
-          <w:rFonts w:ascii="Times New Roman" w:hAnsi="Times New Roman" w:cs="Times New Roman"/>
-          <w:sz w:val="24"/>
-          <w:szCs w:val="24"/>
-        </w:rPr>
-        <w:t>tcpdump</w:t>
-      </w:r>
-      <w:proofErr w:type="spellEnd"/>
-      <w:r>
-        <w:rPr>
-          <w:rFonts w:ascii="Times New Roman" w:hAnsi="Times New Roman" w:cs="Times New Roman"/>
-          <w:sz w:val="24"/>
-          <w:szCs w:val="24"/>
-        </w:rPr>
-        <w:t xml:space="preserve">, Microsoft Network Monitor, </w:t>
-      </w:r>
-      <w:proofErr w:type="spellStart"/>
-      <w:r>
-        <w:rPr>
-          <w:rFonts w:ascii="Times New Roman" w:hAnsi="Times New Roman" w:cs="Times New Roman"/>
-          <w:sz w:val="24"/>
-          <w:szCs w:val="24"/>
-        </w:rPr>
-        <w:t>Sniffer</w:t>
-      </w:r>
-      <w:proofErr w:type="spellEnd"/>
-      <w:r>
-        <w:rPr>
-          <w:rFonts w:ascii="Times New Roman" w:hAnsi="Times New Roman" w:cs="Times New Roman"/>
-          <w:sz w:val="24"/>
-          <w:szCs w:val="24"/>
-        </w:rPr>
-        <w:t xml:space="preserve"> Pro и др.).</w:t>
+        <w:t>2.Чтение сохраненных файлов захвата — поддерживает форматы PCAP, PCAPNG, а также форматы других анализаторов (tcpdump, Microsoft Network Monitor, Sniffer Pro и др.).</w:t>
       </w:r>
     </w:p>
     <w:p>
@@ -768,45 +640,7 @@
           <w:sz w:val="24"/>
           <w:szCs w:val="24"/>
         </w:rPr>
-        <w:t xml:space="preserve">4.Фильтрация — мощный язык фильтров для отображения только нужных пакетов (например, </w:t>
-      </w:r>
-      <w:proofErr w:type="spellStart"/>
-      <w:proofErr w:type="gramStart"/>
-      <w:r>
-        <w:rPr>
-          <w:rFonts w:ascii="Times New Roman" w:hAnsi="Times New Roman" w:cs="Times New Roman"/>
-          <w:sz w:val="24"/>
-          <w:szCs w:val="24"/>
-        </w:rPr>
-        <w:t>tcp.port</w:t>
-      </w:r>
-      <w:proofErr w:type="spellEnd"/>
-      <w:proofErr w:type="gramEnd"/>
-      <w:r>
-        <w:rPr>
-          <w:rFonts w:ascii="Times New Roman" w:hAnsi="Times New Roman" w:cs="Times New Roman"/>
-          <w:sz w:val="24"/>
-          <w:szCs w:val="24"/>
-        </w:rPr>
-        <w:t xml:space="preserve"> == 80, </w:t>
-      </w:r>
-      <w:proofErr w:type="spellStart"/>
-      <w:r>
-        <w:rPr>
-          <w:rFonts w:ascii="Times New Roman" w:hAnsi="Times New Roman" w:cs="Times New Roman"/>
-          <w:sz w:val="24"/>
-          <w:szCs w:val="24"/>
-        </w:rPr>
-        <w:t>ip.src</w:t>
-      </w:r>
-      <w:proofErr w:type="spellEnd"/>
-      <w:r>
-        <w:rPr>
-          <w:rFonts w:ascii="Times New Roman" w:hAnsi="Times New Roman" w:cs="Times New Roman"/>
-          <w:sz w:val="24"/>
-          <w:szCs w:val="24"/>
-        </w:rPr>
-        <w:t xml:space="preserve"> == 192.168.1.1).</w:t>
+        <w:t>4.Фильтрация — мощный язык фильтров для отображения только нужных пакетов (например, tcp.port == 80, ip.src == 192.168.1.1).</w:t>
       </w:r>
     </w:p>
     <w:p>
@@ -997,7 +831,6 @@
                 <w:lang w:val="en-US"/>
               </w:rPr>
             </w:pPr>
-            <w:proofErr w:type="spellStart"/>
             <w:r>
               <w:rPr>
                 <w:rFonts w:ascii="Times New Roman" w:hAnsi="Times New Roman" w:cs="Times New Roman"/>
@@ -1005,29 +838,8 @@
                 <w:szCs w:val="24"/>
                 <w:lang w:val="en-US"/>
               </w:rPr>
-              <w:t>Сетевая</w:t>
+              <w:t>Сетевая диагностика</w:t>
             </w:r>
-            <w:proofErr w:type="spellEnd"/>
-            <w:r>
-              <w:rPr>
-                <w:rFonts w:ascii="Times New Roman" w:hAnsi="Times New Roman" w:cs="Times New Roman"/>
-                <w:sz w:val="24"/>
-                <w:szCs w:val="24"/>
-                <w:lang w:val="en-US"/>
-              </w:rPr>
-              <w:t xml:space="preserve"> </w:t>
-            </w:r>
-            <w:proofErr w:type="spellStart"/>
-            <w:r>
-              <w:rPr>
-                <w:rFonts w:ascii="Times New Roman" w:hAnsi="Times New Roman" w:cs="Times New Roman"/>
-                <w:sz w:val="24"/>
-                <w:szCs w:val="24"/>
-                <w:lang w:val="en-US"/>
-              </w:rPr>
-              <w:t>диагностика</w:t>
-            </w:r>
-            <w:proofErr w:type="spellEnd"/>
           </w:p>
         </w:tc>
         <w:tc>
@@ -1094,61 +906,7 @@
                 <w:sz w:val="24"/>
                 <w:szCs w:val="24"/>
               </w:rPr>
-              <w:t>Обнаружение подозрительной активности (ARP-</w:t>
-            </w:r>
-            <w:proofErr w:type="spellStart"/>
-            <w:r>
-              <w:rPr>
-                <w:rFonts w:ascii="Times New Roman" w:hAnsi="Times New Roman" w:cs="Times New Roman"/>
-                <w:sz w:val="24"/>
-                <w:szCs w:val="24"/>
-              </w:rPr>
-              <w:t>spoofing</w:t>
-            </w:r>
-            <w:proofErr w:type="spellEnd"/>
-            <w:r>
-              <w:rPr>
-                <w:rFonts w:ascii="Times New Roman" w:hAnsi="Times New Roman" w:cs="Times New Roman"/>
-                <w:sz w:val="24"/>
-                <w:szCs w:val="24"/>
-              </w:rPr>
-              <w:t xml:space="preserve">, </w:t>
-            </w:r>
-            <w:proofErr w:type="spellStart"/>
-            <w:r>
-              <w:rPr>
-                <w:rFonts w:ascii="Times New Roman" w:hAnsi="Times New Roman" w:cs="Times New Roman"/>
-                <w:sz w:val="24"/>
-                <w:szCs w:val="24"/>
-              </w:rPr>
-              <w:t>port</w:t>
-            </w:r>
-            <w:proofErr w:type="spellEnd"/>
-            <w:r>
-              <w:rPr>
-                <w:rFonts w:ascii="Times New Roman" w:hAnsi="Times New Roman" w:cs="Times New Roman"/>
-                <w:sz w:val="24"/>
-                <w:szCs w:val="24"/>
-              </w:rPr>
-              <w:t xml:space="preserve"> </w:t>
-            </w:r>
-            <w:proofErr w:type="spellStart"/>
-            <w:r>
-              <w:rPr>
-                <w:rFonts w:ascii="Times New Roman" w:hAnsi="Times New Roman" w:cs="Times New Roman"/>
-                <w:sz w:val="24"/>
-                <w:szCs w:val="24"/>
-              </w:rPr>
-              <w:t>scanning</w:t>
-            </w:r>
-            <w:proofErr w:type="spellEnd"/>
-            <w:r>
-              <w:rPr>
-                <w:rFonts w:ascii="Times New Roman" w:hAnsi="Times New Roman" w:cs="Times New Roman"/>
-                <w:sz w:val="24"/>
-                <w:szCs w:val="24"/>
-              </w:rPr>
-              <w:t>, попытки взлома), анализ вредоносного трафика</w:t>
+              <w:t>Обнаружение подозрительной активности (ARP-spoofing, port scanning, попытки взлома), анализ вредоносного трафика</w:t>
             </w:r>
           </w:p>
         </w:tc>
@@ -1243,25 +1001,7 @@
                 <w:sz w:val="24"/>
                 <w:szCs w:val="24"/>
               </w:rPr>
-              <w:t xml:space="preserve">Визуализация работы ARP, DNS, TCP (рукопожатие, окна, </w:t>
-            </w:r>
-            <w:proofErr w:type="spellStart"/>
-            <w:r>
-              <w:rPr>
-                <w:rFonts w:ascii="Times New Roman" w:hAnsi="Times New Roman" w:cs="Times New Roman"/>
-                <w:sz w:val="24"/>
-                <w:szCs w:val="24"/>
-              </w:rPr>
-              <w:t>ретрансмиссии</w:t>
-            </w:r>
-            <w:proofErr w:type="spellEnd"/>
-            <w:r>
-              <w:rPr>
-                <w:rFonts w:ascii="Times New Roman" w:hAnsi="Times New Roman" w:cs="Times New Roman"/>
-                <w:sz w:val="24"/>
-                <w:szCs w:val="24"/>
-              </w:rPr>
-              <w:t>), маршрутизации (TTL, смена MAC-адресов)</w:t>
+              <w:t>Визуализация работы ARP, DNS, TCP (рукопожатие, окна, ретрансмиссии), маршрутизации (TTL, смена MAC-адресов)</w:t>
             </w:r>
           </w:p>
         </w:tc>
@@ -1310,25 +1050,7 @@
                 <w:sz w:val="24"/>
                 <w:szCs w:val="24"/>
               </w:rPr>
-              <w:t xml:space="preserve">Мониторинг использования полосы пропускания, проверка работы </w:t>
-            </w:r>
-            <w:proofErr w:type="spellStart"/>
-            <w:r>
-              <w:rPr>
-                <w:rFonts w:ascii="Times New Roman" w:hAnsi="Times New Roman" w:cs="Times New Roman"/>
-                <w:sz w:val="24"/>
-                <w:szCs w:val="24"/>
-              </w:rPr>
-              <w:t>QoS</w:t>
-            </w:r>
-            <w:proofErr w:type="spellEnd"/>
-            <w:r>
-              <w:rPr>
-                <w:rFonts w:ascii="Times New Roman" w:hAnsi="Times New Roman" w:cs="Times New Roman"/>
-                <w:sz w:val="24"/>
-                <w:szCs w:val="24"/>
-              </w:rPr>
-              <w:t>, анализ трафика VoIP</w:t>
+              <w:t>Мониторинг использования полосы пропускания, проверка работы QoS, анализ трафика VoIP</w:t>
             </w:r>
           </w:p>
         </w:tc>
@@ -1428,9 +1150,58 @@
           <w:sz w:val="24"/>
           <w:szCs w:val="24"/>
         </w:rPr>
-        <w:t>Пункт 2.1</w:t>
-      </w:r>
-      <w:proofErr w:type="gramStart"/>
+        <w:t>Пункт 2.1:</w:t>
+      </w:r>
+      <w:r>
+        <w:rPr>
+          <w:rFonts w:ascii="Times New Roman" w:hAnsi="Times New Roman" w:cs="Times New Roman"/>
+          <w:sz w:val="24"/>
+          <w:szCs w:val="24"/>
+        </w:rPr>
+        <w:t xml:space="preserve"> </w:t>
+      </w:r>
+      <w:r>
+        <w:rPr>
+          <w:rFonts w:ascii="Times New Roman" w:hAnsi="Times New Roman" w:cs="Times New Roman"/>
+          <w:sz w:val="24"/>
+          <w:szCs w:val="24"/>
+        </w:rPr>
+        <w:t xml:space="preserve">Что такое </w:t>
+      </w:r>
+      <w:r>
+        <w:rPr>
+          <w:rFonts w:ascii="Times New Roman" w:hAnsi="Times New Roman" w:cs="Times New Roman"/>
+          <w:sz w:val="24"/>
+          <w:szCs w:val="24"/>
+          <w:lang w:val="en-US"/>
+        </w:rPr>
+        <w:t>PCAP</w:t>
+      </w:r>
+      <w:r>
+        <w:rPr>
+          <w:rFonts w:ascii="Times New Roman" w:hAnsi="Times New Roman" w:cs="Times New Roman"/>
+          <w:sz w:val="24"/>
+          <w:szCs w:val="24"/>
+        </w:rPr>
+        <w:t>?</w:t>
+      </w:r>
+    </w:p>
+    <w:p>
+      <w:pPr>
+        <w:rPr>
+          <w:rFonts w:ascii="Times New Roman" w:hAnsi="Times New Roman" w:cs="Times New Roman"/>
+          <w:sz w:val="24"/>
+          <w:szCs w:val="24"/>
+        </w:rPr>
+      </w:pPr>
+      <w:r>
+        <w:rPr>
+          <w:rFonts w:ascii="Times New Roman" w:hAnsi="Times New Roman" w:cs="Times New Roman"/>
+          <w:sz w:val="24"/>
+          <w:szCs w:val="24"/>
+        </w:rPr>
+        <w:tab/>
+      </w:r>
       <w:r>
         <w:rPr>
           <w:rFonts w:ascii="Times New Roman" w:hAnsi="Times New Roman" w:cs="Times New Roman"/>
@@ -1438,157 +1209,15 @@
           <w:sz w:val="24"/>
           <w:szCs w:val="24"/>
         </w:rPr>
-        <w:t>:</w:t>
-      </w:r>
-      <w:r>
-        <w:rPr>
-          <w:rFonts w:ascii="Times New Roman" w:hAnsi="Times New Roman" w:cs="Times New Roman"/>
-          <w:sz w:val="24"/>
-          <w:szCs w:val="24"/>
-        </w:rPr>
-        <w:t xml:space="preserve"> </w:t>
-      </w:r>
-      <w:r>
-        <w:rPr>
-          <w:rFonts w:ascii="Times New Roman" w:hAnsi="Times New Roman" w:cs="Times New Roman"/>
-          <w:sz w:val="24"/>
-          <w:szCs w:val="24"/>
-        </w:rPr>
-        <w:t>Что</w:t>
-      </w:r>
-      <w:proofErr w:type="gramEnd"/>
-      <w:r>
-        <w:rPr>
-          <w:rFonts w:ascii="Times New Roman" w:hAnsi="Times New Roman" w:cs="Times New Roman"/>
-          <w:sz w:val="24"/>
-          <w:szCs w:val="24"/>
-        </w:rPr>
-        <w:t xml:space="preserve"> такое </w:t>
-      </w:r>
-      <w:r>
-        <w:rPr>
-          <w:rFonts w:ascii="Times New Roman" w:hAnsi="Times New Roman" w:cs="Times New Roman"/>
-          <w:sz w:val="24"/>
-          <w:szCs w:val="24"/>
-          <w:lang w:val="en-US"/>
-        </w:rPr>
-        <w:t>PCAP</w:t>
-      </w:r>
-      <w:r>
-        <w:rPr>
-          <w:rFonts w:ascii="Times New Roman" w:hAnsi="Times New Roman" w:cs="Times New Roman"/>
-          <w:sz w:val="24"/>
-          <w:szCs w:val="24"/>
-        </w:rPr>
-        <w:t>?</w:t>
-      </w:r>
-    </w:p>
-    <w:p>
-      <w:pPr>
-        <w:rPr>
-          <w:rFonts w:ascii="Times New Roman" w:hAnsi="Times New Roman" w:cs="Times New Roman"/>
-          <w:sz w:val="24"/>
-          <w:szCs w:val="24"/>
-        </w:rPr>
-      </w:pPr>
-      <w:r>
-        <w:rPr>
-          <w:rFonts w:ascii="Times New Roman" w:hAnsi="Times New Roman" w:cs="Times New Roman"/>
-          <w:sz w:val="24"/>
-          <w:szCs w:val="24"/>
-        </w:rPr>
-        <w:tab/>
-      </w:r>
-      <w:r>
-        <w:rPr>
-          <w:rFonts w:ascii="Times New Roman" w:hAnsi="Times New Roman" w:cs="Times New Roman"/>
-          <w:b/>
-          <w:sz w:val="24"/>
-          <w:szCs w:val="24"/>
-        </w:rPr>
-        <w:t xml:space="preserve">PCAP (Packet </w:t>
-      </w:r>
-      <w:proofErr w:type="spellStart"/>
-      <w:r>
-        <w:rPr>
-          <w:rFonts w:ascii="Times New Roman" w:hAnsi="Times New Roman" w:cs="Times New Roman"/>
-          <w:b/>
-          <w:sz w:val="24"/>
-          <w:szCs w:val="24"/>
-        </w:rPr>
-        <w:t>Capture</w:t>
-      </w:r>
-      <w:proofErr w:type="spellEnd"/>
-      <w:r>
-        <w:rPr>
-          <w:rFonts w:ascii="Times New Roman" w:hAnsi="Times New Roman" w:cs="Times New Roman"/>
-          <w:b/>
-          <w:sz w:val="24"/>
-          <w:szCs w:val="24"/>
-        </w:rPr>
-        <w:t>)</w:t>
-      </w:r>
-      <w:r>
-        <w:rPr>
-          <w:rFonts w:ascii="Times New Roman" w:hAnsi="Times New Roman" w:cs="Times New Roman"/>
-          <w:sz w:val="24"/>
-          <w:szCs w:val="24"/>
-        </w:rPr>
-        <w:t xml:space="preserve"> это бинарный формат файлов для записи захваченного сетевого трафика. Формат был разработан для библиотек </w:t>
-      </w:r>
-      <w:proofErr w:type="spellStart"/>
-      <w:r>
-        <w:rPr>
-          <w:rFonts w:ascii="Times New Roman" w:hAnsi="Times New Roman" w:cs="Times New Roman"/>
-          <w:sz w:val="24"/>
-          <w:szCs w:val="24"/>
-        </w:rPr>
-        <w:t>libpcap</w:t>
-      </w:r>
-      <w:proofErr w:type="spellEnd"/>
-      <w:r>
-        <w:rPr>
-          <w:rFonts w:ascii="Times New Roman" w:hAnsi="Times New Roman" w:cs="Times New Roman"/>
-          <w:sz w:val="24"/>
-          <w:szCs w:val="24"/>
-        </w:rPr>
-        <w:t xml:space="preserve"> (Unix/Linux) и </w:t>
-      </w:r>
-      <w:proofErr w:type="spellStart"/>
-      <w:r>
-        <w:rPr>
-          <w:rFonts w:ascii="Times New Roman" w:hAnsi="Times New Roman" w:cs="Times New Roman"/>
-          <w:sz w:val="24"/>
-          <w:szCs w:val="24"/>
-        </w:rPr>
-        <w:t>WinPcap</w:t>
-      </w:r>
-      <w:proofErr w:type="spellEnd"/>
-      <w:r>
-        <w:rPr>
-          <w:rFonts w:ascii="Times New Roman" w:hAnsi="Times New Roman" w:cs="Times New Roman"/>
-          <w:sz w:val="24"/>
-          <w:szCs w:val="24"/>
-        </w:rPr>
-        <w:t>/</w:t>
-      </w:r>
-      <w:proofErr w:type="spellStart"/>
-      <w:r>
-        <w:rPr>
-          <w:rFonts w:ascii="Times New Roman" w:hAnsi="Times New Roman" w:cs="Times New Roman"/>
-          <w:sz w:val="24"/>
-          <w:szCs w:val="24"/>
-        </w:rPr>
-        <w:t>Npcap</w:t>
-      </w:r>
-      <w:proofErr w:type="spellEnd"/>
-      <w:r>
-        <w:rPr>
-          <w:rFonts w:ascii="Times New Roman" w:hAnsi="Times New Roman" w:cs="Times New Roman"/>
-          <w:sz w:val="24"/>
-          <w:szCs w:val="24"/>
-        </w:rPr>
-        <w:t xml:space="preserve"> (Windows), которые предоставляют низкоуровневый API для перехвата пакетов.</w:t>
+        <w:t>PCAP (Packet Capture)</w:t>
+      </w:r>
+      <w:r>
+        <w:rPr>
+          <w:rFonts w:ascii="Times New Roman" w:hAnsi="Times New Roman" w:cs="Times New Roman"/>
+          <w:sz w:val="24"/>
+          <w:szCs w:val="24"/>
+        </w:rPr>
+        <w:t xml:space="preserve"> это бинарный формат файлов для записи захваченного сетевого трафика. Формат был разработан для библиотек libpcap (Unix/Linux) и WinPcap/Npcap (Windows), которые предоставляют низкоуровневый API для перехвата пакетов.</w:t>
       </w:r>
     </w:p>
     <w:p>
@@ -1801,18 +1430,24 @@
           <w:sz w:val="24"/>
           <w:szCs w:val="24"/>
         </w:rPr>
-        <w:t>Любой PCAP файл открывается глобальным заголовком (</w:t>
-      </w:r>
-      <w:proofErr w:type="spellStart"/>
-      <w:r>
-        <w:rPr>
-          <w:rFonts w:ascii="Times New Roman" w:hAnsi="Times New Roman" w:cs="Times New Roman"/>
-          <w:sz w:val="24"/>
-          <w:szCs w:val="24"/>
-        </w:rPr>
-        <w:t>struct</w:t>
-      </w:r>
-      <w:proofErr w:type="spellEnd"/>
+        <w:t xml:space="preserve">Любой PCAP файл открывается глобальным заголовком (struct pcap_hdr), который занимает 24 байта и содержит информацию обо всём файле захвата. Первое поле этого заголовка </w:t>
+      </w:r>
+      <w:r>
+        <w:rPr>
+          <w:rFonts w:ascii="Times New Roman" w:hAnsi="Times New Roman" w:cs="Times New Roman"/>
+          <w:sz w:val="24"/>
+          <w:szCs w:val="24"/>
+        </w:rPr>
+        <w:t>является</w:t>
+      </w:r>
+      <w:r>
+        <w:rPr>
+          <w:rFonts w:ascii="Times New Roman" w:hAnsi="Times New Roman" w:cs="Times New Roman"/>
+          <w:sz w:val="24"/>
+          <w:szCs w:val="24"/>
+        </w:rPr>
+        <w:t xml:space="preserve"> магическое число (magic number)</w:t>
+      </w:r>
       <w:r>
         <w:rPr>
           <w:rFonts w:ascii="Times New Roman" w:hAnsi="Times New Roman" w:cs="Times New Roman"/>
@@ -1821,50 +1456,33 @@
         </w:rPr>
         <w:t xml:space="preserve"> </w:t>
       </w:r>
-      <w:proofErr w:type="spellStart"/>
-      <w:r>
-        <w:rPr>
-          <w:rFonts w:ascii="Times New Roman" w:hAnsi="Times New Roman" w:cs="Times New Roman"/>
-          <w:sz w:val="24"/>
-          <w:szCs w:val="24"/>
-        </w:rPr>
-        <w:t>pcap_hdr</w:t>
-      </w:r>
-      <w:proofErr w:type="spellEnd"/>
-      <w:r>
-        <w:rPr>
-          <w:rFonts w:ascii="Times New Roman" w:hAnsi="Times New Roman" w:cs="Times New Roman"/>
-          <w:sz w:val="24"/>
-          <w:szCs w:val="24"/>
-        </w:rPr>
-        <w:t xml:space="preserve">), который занимает 24 байта и содержит метаинформацию обо всём файле захвата. Первое поле этого заголовка </w:t>
-      </w:r>
-      <w:r>
-        <w:rPr>
-          <w:rFonts w:ascii="Times New Roman" w:hAnsi="Times New Roman" w:cs="Times New Roman"/>
-          <w:sz w:val="24"/>
-          <w:szCs w:val="24"/>
-        </w:rPr>
-        <w:t>является</w:t>
-      </w:r>
-      <w:r>
-        <w:rPr>
-          <w:rFonts w:ascii="Times New Roman" w:hAnsi="Times New Roman" w:cs="Times New Roman"/>
-          <w:sz w:val="24"/>
-          <w:szCs w:val="24"/>
-        </w:rPr>
-        <w:t xml:space="preserve"> магическое число (</w:t>
-      </w:r>
-      <w:proofErr w:type="spellStart"/>
-      <w:r>
-        <w:rPr>
-          <w:rFonts w:ascii="Times New Roman" w:hAnsi="Times New Roman" w:cs="Times New Roman"/>
-          <w:sz w:val="24"/>
-          <w:szCs w:val="24"/>
-        </w:rPr>
-        <w:t>magic</w:t>
-      </w:r>
-      <w:proofErr w:type="spellEnd"/>
+      <w:r>
+        <w:rPr>
+          <w:rFonts w:ascii="Times New Roman" w:hAnsi="Times New Roman" w:cs="Times New Roman"/>
+          <w:sz w:val="24"/>
+          <w:szCs w:val="24"/>
+        </w:rPr>
+        <w:t xml:space="preserve">размером 4 байта, которое служит для идентификации формата файла и определения порядка байт (little-endian или big-endian). Если файл начинается со значения 0xA1B2C3D4, это указывает на прямой порядок байт, а значение 0xD4C3B2A1 сигнализирует об обратном порядке, что позволяет программе чтения корректно интерпретировать все последующие числовые поля. Далее следуют номер старшей версии и номер младшей версии, каждое из которых занимает по 2 байта. Эти поля определяют версию формата PCAP, используемую при записи файла, причём наиболее распространённой является версия 2.4. </w:t>
+      </w:r>
+    </w:p>
+    <w:p>
+      <w:pPr>
+        <w:ind w:firstLine="708"/>
+        <w:jc w:val="both"/>
+        <w:rPr>
+          <w:rFonts w:ascii="Times New Roman" w:hAnsi="Times New Roman" w:cs="Times New Roman"/>
+          <w:sz w:val="24"/>
+          <w:szCs w:val="24"/>
+        </w:rPr>
+      </w:pPr>
+      <w:r>
+        <w:rPr>
+          <w:rFonts w:ascii="Times New Roman" w:hAnsi="Times New Roman" w:cs="Times New Roman"/>
+          <w:sz w:val="24"/>
+          <w:szCs w:val="24"/>
+        </w:rPr>
+        <w:t>Поле поправка от GMT до локального времени (GMT to local correction) размером 4 байта содержит смещение временных меток относительно всемирного времени в секундах, что позволяет при необходимости восстановить локальное время захвата пакетов. Затем располагается поле точность временных меток (accuracy of timestamps)</w:t>
+      </w:r>
       <w:r>
         <w:rPr>
           <w:rFonts w:ascii="Times New Roman" w:hAnsi="Times New Roman" w:cs="Times New Roman"/>
@@ -1873,23 +1491,274 @@
         </w:rPr>
         <w:t xml:space="preserve"> </w:t>
       </w:r>
-      <w:proofErr w:type="spellStart"/>
-      <w:r>
-        <w:rPr>
-          <w:rFonts w:ascii="Times New Roman" w:hAnsi="Times New Roman" w:cs="Times New Roman"/>
-          <w:sz w:val="24"/>
-          <w:szCs w:val="24"/>
-        </w:rPr>
-        <w:t>number</w:t>
-      </w:r>
-      <w:proofErr w:type="spellEnd"/>
-      <w:r>
-        <w:rPr>
-          <w:rFonts w:ascii="Times New Roman" w:hAnsi="Times New Roman" w:cs="Times New Roman"/>
-          <w:sz w:val="24"/>
-          <w:szCs w:val="24"/>
-        </w:rPr>
-        <w:t>)</w:t>
+      <w:r>
+        <w:rPr>
+          <w:rFonts w:ascii="Times New Roman" w:hAnsi="Times New Roman" w:cs="Times New Roman"/>
+          <w:sz w:val="24"/>
+          <w:szCs w:val="24"/>
+        </w:rPr>
+        <w:t xml:space="preserve">размером 4 байта, которое на практике почти всегда заполняется нулями, поскольку реальная точность определяется используемой библиотекой захвата, а не сохраняемым значением. </w:t>
+      </w:r>
+    </w:p>
+    <w:p>
+      <w:pPr>
+        <w:ind w:firstLine="708"/>
+        <w:jc w:val="both"/>
+        <w:rPr>
+          <w:rFonts w:ascii="Times New Roman" w:hAnsi="Times New Roman" w:cs="Times New Roman"/>
+          <w:sz w:val="24"/>
+          <w:szCs w:val="24"/>
+        </w:rPr>
+      </w:pPr>
+      <w:r>
+        <w:rPr>
+          <w:rFonts w:ascii="Times New Roman" w:hAnsi="Times New Roman" w:cs="Times New Roman"/>
+          <w:sz w:val="24"/>
+          <w:szCs w:val="24"/>
+        </w:rPr>
+        <w:t>Следующее поле — максимальная длина захватываемых пакетов в октетах (max length of captured packets, in octets) размером 4 байта — задаёт длину снимка (snapshot length или snaplen), ограничивающую количество байт, сохраняемых для каждого пакета. Это позволяет экономить дисковое пространство, записывая только первые, например, 64 или 128 байт каждого пакета, содержащие заголовки, но отбрасывая полезную нагрузку. Завершает глобальный заголовок поле тип канального уровня (data link type) размером 4 байта, которое указывает, какой протокол канального уровня используется в захваченных пакетах. Значение 1 соответствует Ethernet, значение 105 — IEEE 802.11 для беспроводных сетей, а значение 113 — канальному уровню Linux с собственными заголовками.</w:t>
+      </w:r>
+    </w:p>
+    <w:p>
+      <w:pPr>
+        <w:ind w:firstLine="708"/>
+        <w:jc w:val="both"/>
+        <w:rPr>
+          <w:rFonts w:ascii="Times New Roman" w:hAnsi="Times New Roman" w:cs="Times New Roman"/>
+          <w:sz w:val="24"/>
+          <w:szCs w:val="24"/>
+        </w:rPr>
+      </w:pPr>
+      <w:r>
+        <w:rPr>
+          <w:rFonts w:ascii="Times New Roman" w:hAnsi="Times New Roman" w:cs="Times New Roman"/>
+          <w:sz w:val="24"/>
+          <w:szCs w:val="24"/>
+        </w:rPr>
+        <w:lastRenderedPageBreak/>
+        <w:t xml:space="preserve">После глобального заголовка в PCAP файле следует произвольное количество записей пакетов, каждая из которых начинается с заголовка записи пакета (struct pcaprec_hdr) размером 16 байт. Первые </w:t>
+      </w:r>
+      <w:r>
+        <w:rPr>
+          <w:rFonts w:ascii="Times New Roman" w:hAnsi="Times New Roman" w:cs="Times New Roman"/>
+          <w:sz w:val="24"/>
+          <w:szCs w:val="24"/>
+        </w:rPr>
+        <w:t>два поля этого заголовка — это</w:t>
+      </w:r>
+      <w:r>
+        <w:rPr>
+          <w:rFonts w:ascii="Times New Roman" w:hAnsi="Times New Roman" w:cs="Times New Roman"/>
+          <w:sz w:val="24"/>
+          <w:szCs w:val="24"/>
+        </w:rPr>
+        <w:t xml:space="preserve"> временная метка в секундах (timestamp seconds) и временная метка в микросекундах (timestamp microseconds) по 4 байта каждое. Вместе они образуют абсолютное время захвата пакета с микросекундным разрешением: первое поле хранит количество секунд, прошедших с полуночи 1 января 1970 года, а второе — количество микросекунд внутри текущей секунды. Такое разделение позволяет компактно хранить временные метки с высокой точностью, не прибегая к 8-байтовым числам с плавающей точкой. Далее в заголовке записи располагаются два важных поля, связанных с размером пакета. Поле количество октетов сохранённого в файле пакета (number of octets of packet saved in file) размером 4 байта указывает, сколько байт реально было записано в файл для данного пакета. В большинстве случаев это значение совпадает со следующим полем, однако если была установлена ограничивающая длина снимка в глобальном заголовке, сохранённая длина может оказаться меньше оригинальной. Завершает заголовок записи поле реальная длина пакета (actual length of packet) размером 4 байта, которое хранит истинную длину пакета в момент его захвата до любого усечения.</w:t>
+      </w:r>
+    </w:p>
+    <w:p>
+      <w:pPr>
+        <w:ind w:firstLine="708"/>
+        <w:jc w:val="both"/>
+        <w:rPr>
+          <w:rFonts w:ascii="Times New Roman" w:hAnsi="Times New Roman" w:cs="Times New Roman"/>
+          <w:sz w:val="24"/>
+          <w:szCs w:val="24"/>
+        </w:rPr>
+      </w:pPr>
+      <w:r>
+        <w:rPr>
+          <w:rFonts w:ascii="Times New Roman" w:hAnsi="Times New Roman" w:cs="Times New Roman"/>
+          <w:sz w:val="24"/>
+          <w:szCs w:val="24"/>
+        </w:rPr>
+        <w:t xml:space="preserve">Непосредственно за заголовком записи каждого пакета следуют данные пакета (packet data), объём которых в октетах определяется значением, сохранённым в поле «количество сохранённых октетов». Этот блок содержит полный кадр канального уровня, начинающийся, как правило, с заголовка Ethernet (14 байт, включая MAC-адреса источника и назначения, а также тип протокола верхнего уровня). Вслед за заголовком канального уровня располагаются заголовки сетевого и транспортного уровней (например, IP и TCP или UDP), а затем — полезная нагрузка приложения. Именно эти бинарные данные и отображаются в Wireshark в виде разобранных по полям протоколов, что позволяет исследователю анализировать содержимое каждого пакета на всех уровнях модели OSI, от физического до прикладного. </w:t>
+      </w:r>
+    </w:p>
+    <w:p>
+      <w:pPr>
+        <w:ind w:firstLine="708"/>
+        <w:jc w:val="both"/>
+        <w:rPr>
+          <w:rFonts w:ascii="Times New Roman" w:hAnsi="Times New Roman" w:cs="Times New Roman"/>
+          <w:sz w:val="24"/>
+          <w:szCs w:val="24"/>
+        </w:rPr>
+      </w:pPr>
+      <w:r>
+        <w:rPr>
+          <w:rFonts w:ascii="Times New Roman" w:hAnsi="Times New Roman" w:cs="Times New Roman"/>
+          <w:sz w:val="24"/>
+          <w:szCs w:val="24"/>
+        </w:rPr>
+        <w:t>Структура файла является последовательной,</w:t>
+      </w:r>
+      <w:r>
+        <w:rPr>
+          <w:rFonts w:ascii="Times New Roman" w:hAnsi="Times New Roman" w:cs="Times New Roman"/>
+          <w:sz w:val="24"/>
+          <w:szCs w:val="24"/>
+        </w:rPr>
+        <w:t xml:space="preserve"> где </w:t>
+      </w:r>
+      <w:r>
+        <w:rPr>
+          <w:rFonts w:ascii="Times New Roman" w:hAnsi="Times New Roman" w:cs="Times New Roman"/>
+          <w:sz w:val="24"/>
+          <w:szCs w:val="24"/>
+        </w:rPr>
+        <w:t>после данных одного пакета сразу же начинается заголовок следующего, и так далее до завершения всей сессии захвата, что обеспечивает эффективное хранение и последовательное чтение больших объёмов трафика.</w:t>
+      </w:r>
+    </w:p>
+    <w:p>
+      <w:pPr>
+        <w:ind w:firstLine="708"/>
+        <w:jc w:val="both"/>
+        <w:rPr>
+          <w:rFonts w:ascii="Times New Roman" w:hAnsi="Times New Roman" w:cs="Times New Roman"/>
+          <w:sz w:val="24"/>
+          <w:szCs w:val="24"/>
+        </w:rPr>
+      </w:pPr>
+      <w:r>
+        <w:rPr>
+          <w:rFonts w:ascii="Times New Roman" w:hAnsi="Times New Roman" w:cs="Times New Roman"/>
+          <w:b/>
+          <w:sz w:val="24"/>
+          <w:szCs w:val="24"/>
+        </w:rPr>
+        <w:t>Пункт 2.3:</w:t>
+      </w:r>
+      <w:r>
+        <w:rPr>
+          <w:rFonts w:ascii="Times New Roman" w:hAnsi="Times New Roman" w:cs="Times New Roman"/>
+          <w:sz w:val="24"/>
+          <w:szCs w:val="24"/>
+        </w:rPr>
+        <w:t xml:space="preserve"> Зачем нужны </w:t>
+      </w:r>
+      <w:r>
+        <w:rPr>
+          <w:rFonts w:ascii="Times New Roman" w:hAnsi="Times New Roman" w:cs="Times New Roman"/>
+          <w:sz w:val="24"/>
+          <w:szCs w:val="24"/>
+          <w:lang w:val="en-US"/>
+        </w:rPr>
+        <w:t>PCAP</w:t>
+      </w:r>
+      <w:r>
+        <w:rPr>
+          <w:rFonts w:ascii="Times New Roman" w:hAnsi="Times New Roman" w:cs="Times New Roman"/>
+          <w:sz w:val="24"/>
+          <w:szCs w:val="24"/>
+        </w:rPr>
+        <w:t xml:space="preserve"> файлы</w:t>
+      </w:r>
+      <w:r>
+        <w:rPr>
+          <w:rFonts w:ascii="Times New Roman" w:hAnsi="Times New Roman" w:cs="Times New Roman"/>
+          <w:sz w:val="24"/>
+          <w:szCs w:val="24"/>
+        </w:rPr>
+        <w:t>?</w:t>
+      </w:r>
+    </w:p>
+    <w:p>
+      <w:pPr>
+        <w:ind w:firstLine="708"/>
+        <w:jc w:val="both"/>
+        <w:rPr>
+          <w:rFonts w:ascii="Times New Roman" w:hAnsi="Times New Roman" w:cs="Times New Roman"/>
+          <w:sz w:val="24"/>
+          <w:szCs w:val="24"/>
+        </w:rPr>
+      </w:pPr>
+      <w:r>
+        <w:rPr>
+          <w:rFonts w:ascii="Times New Roman" w:hAnsi="Times New Roman" w:cs="Times New Roman"/>
+          <w:sz w:val="24"/>
+          <w:szCs w:val="24"/>
+        </w:rPr>
+        <w:t>Главное предназначение PCAP файлов заключается в возможности сохранения сетевого трафика для последующего</w:t>
+      </w:r>
+      <w:r>
+        <w:rPr>
+          <w:rFonts w:ascii="Times New Roman" w:hAnsi="Times New Roman" w:cs="Times New Roman"/>
+          <w:sz w:val="24"/>
+          <w:szCs w:val="24"/>
+        </w:rPr>
+        <w:t xml:space="preserve"> его</w:t>
+      </w:r>
+      <w:r>
+        <w:rPr>
+          <w:rFonts w:ascii="Times New Roman" w:hAnsi="Times New Roman" w:cs="Times New Roman"/>
+          <w:sz w:val="24"/>
+          <w:szCs w:val="24"/>
+        </w:rPr>
+        <w:t xml:space="preserve"> анализа. Это позволяет сетевому администратору выполнить захват данных в момент пиковой нагрузки или возникновения нештатной ситуации, а затем изучать их в удобное время, не создавая дополнительной нагрузки на работающую сеть. В научной и образовательной деятельности PCAP файлы</w:t>
+      </w:r>
+      <w:r>
+        <w:rPr>
+          <w:rFonts w:ascii="Times New Roman" w:hAnsi="Times New Roman" w:cs="Times New Roman"/>
+          <w:sz w:val="24"/>
+          <w:szCs w:val="24"/>
+        </w:rPr>
+        <w:t xml:space="preserve"> необходимы</w:t>
+      </w:r>
+      <w:r>
+        <w:rPr>
+          <w:rFonts w:ascii="Times New Roman" w:hAnsi="Times New Roman" w:cs="Times New Roman"/>
+          <w:sz w:val="24"/>
+          <w:szCs w:val="24"/>
+        </w:rPr>
+        <w:t xml:space="preserve"> как средство воспроизводимости исследований, поскольку</w:t>
+      </w:r>
+      <w:r>
+        <w:rPr>
+          <w:rFonts w:ascii="Times New Roman" w:hAnsi="Times New Roman" w:cs="Times New Roman"/>
+          <w:sz w:val="24"/>
+          <w:szCs w:val="24"/>
+        </w:rPr>
+        <w:t xml:space="preserve"> они</w:t>
+      </w:r>
+      <w:r>
+        <w:rPr>
+          <w:rFonts w:ascii="Times New Roman" w:hAnsi="Times New Roman" w:cs="Times New Roman"/>
+          <w:sz w:val="24"/>
+          <w:szCs w:val="24"/>
+        </w:rPr>
+        <w:t xml:space="preserve"> могут обмениваться файлами захвата, повторно анализировать одни и те же данные и проверять полученные выводы. При расследовании сетевых инцидентов или кибератак PCAP файл служит объективным цифровым доказательством, позволяющим восстановить хронологию событий, определить источники вредоносной активности и оценить нанесённый ущерб. Кроме того, PCAP файлы широко применяются при разработке и тестировании сетевого программного обеспечения: инженеры записывают реальный трафик приложения в естественных условиях, а затем воспроизводят его в лабораторной среде для отладки и проверки работы протоколов.</w:t>
+      </w:r>
+    </w:p>
+    <w:p>
+      <w:pPr>
+        <w:ind w:firstLine="708"/>
+        <w:jc w:val="both"/>
+        <w:rPr>
+          <w:rFonts w:ascii="Times New Roman" w:hAnsi="Times New Roman" w:cs="Times New Roman"/>
+          <w:sz w:val="24"/>
+          <w:szCs w:val="24"/>
+        </w:rPr>
+      </w:pPr>
+    </w:p>
+    <w:p>
+      <w:pPr>
+        <w:ind w:firstLine="708"/>
+        <w:jc w:val="both"/>
+        <w:rPr>
+          <w:rFonts w:ascii="Times New Roman" w:hAnsi="Times New Roman" w:cs="Times New Roman"/>
+          <w:sz w:val="24"/>
+          <w:szCs w:val="24"/>
+        </w:rPr>
+      </w:pPr>
+      <w:r>
+        <w:rPr>
+          <w:rFonts w:ascii="Times New Roman" w:hAnsi="Times New Roman" w:cs="Times New Roman"/>
+          <w:b/>
+          <w:sz w:val="24"/>
+          <w:szCs w:val="24"/>
+        </w:rPr>
+        <w:lastRenderedPageBreak/>
+        <w:t>Пункт 2.4:</w:t>
       </w:r>
       <w:r>
         <w:rPr>
@@ -1905,43 +1774,49 @@
           <w:sz w:val="24"/>
           <w:szCs w:val="24"/>
         </w:rPr>
-        <w:t>размером 4 байта, которое служит для идентификации формата файла и определения порядка байт (</w:t>
-      </w:r>
-      <w:proofErr w:type="spellStart"/>
-      <w:r>
-        <w:rPr>
-          <w:rFonts w:ascii="Times New Roman" w:hAnsi="Times New Roman" w:cs="Times New Roman"/>
-          <w:sz w:val="24"/>
-          <w:szCs w:val="24"/>
-        </w:rPr>
-        <w:t>little-endian</w:t>
-      </w:r>
-      <w:proofErr w:type="spellEnd"/>
-      <w:r>
-        <w:rPr>
-          <w:rFonts w:ascii="Times New Roman" w:hAnsi="Times New Roman" w:cs="Times New Roman"/>
-          <w:sz w:val="24"/>
-          <w:szCs w:val="24"/>
-        </w:rPr>
-        <w:t xml:space="preserve"> или </w:t>
-      </w:r>
-      <w:proofErr w:type="spellStart"/>
-      <w:r>
-        <w:rPr>
-          <w:rFonts w:ascii="Times New Roman" w:hAnsi="Times New Roman" w:cs="Times New Roman"/>
-          <w:sz w:val="24"/>
-          <w:szCs w:val="24"/>
-        </w:rPr>
-        <w:t>big-endian</w:t>
-      </w:r>
-      <w:proofErr w:type="spellEnd"/>
-      <w:r>
-        <w:rPr>
-          <w:rFonts w:ascii="Times New Roman" w:hAnsi="Times New Roman" w:cs="Times New Roman"/>
-          <w:sz w:val="24"/>
-          <w:szCs w:val="24"/>
-        </w:rPr>
-        <w:t xml:space="preserve">). Если файл начинается со значения 0xA1B2C3D4, это указывает на прямой порядок байт, а значение 0xD4C3B2A1 сигнализирует об обратном порядке, что позволяет программе чтения корректно интерпретировать все последующие числовые поля. Далее следуют номер старшей версии и номер младшей версии, каждое из которых занимает по 2 байта. Эти поля определяют версию формата PCAP, используемую при записи файла, причём наиболее распространённой является версия 2.4. </w:t>
+        <w:t xml:space="preserve">Как создаются </w:t>
+      </w:r>
+      <w:r>
+        <w:rPr>
+          <w:rFonts w:ascii="Times New Roman" w:hAnsi="Times New Roman" w:cs="Times New Roman"/>
+          <w:sz w:val="24"/>
+          <w:szCs w:val="24"/>
+          <w:lang w:val="en-US"/>
+        </w:rPr>
+        <w:t>PCAP</w:t>
+      </w:r>
+      <w:r>
+        <w:rPr>
+          <w:rFonts w:ascii="Times New Roman" w:hAnsi="Times New Roman" w:cs="Times New Roman"/>
+          <w:sz w:val="24"/>
+          <w:szCs w:val="24"/>
+        </w:rPr>
+        <w:t xml:space="preserve"> </w:t>
+      </w:r>
+      <w:r>
+        <w:rPr>
+          <w:rFonts w:ascii="Times New Roman" w:hAnsi="Times New Roman" w:cs="Times New Roman"/>
+          <w:sz w:val="24"/>
+          <w:szCs w:val="24"/>
+        </w:rPr>
+        <w:t xml:space="preserve">файлы в </w:t>
+      </w:r>
+      <w:r>
+        <w:rPr>
+          <w:rFonts w:ascii="Times New Roman" w:hAnsi="Times New Roman" w:cs="Times New Roman"/>
+          <w:sz w:val="24"/>
+          <w:szCs w:val="24"/>
+          <w:lang w:val="en-US"/>
+        </w:rPr>
+        <w:t>NS</w:t>
+      </w:r>
+      <w:r>
+        <w:rPr>
+          <w:rFonts w:ascii="Times New Roman" w:hAnsi="Times New Roman" w:cs="Times New Roman"/>
+          <w:sz w:val="24"/>
+          <w:szCs w:val="24"/>
+        </w:rPr>
+        <w:t>-3?</w:t>
       </w:r>
     </w:p>
     <w:p>
@@ -1960,1138 +1835,7 @@
           <w:sz w:val="24"/>
           <w:szCs w:val="24"/>
         </w:rPr>
-        <w:t xml:space="preserve">Поле поправка от GMT до локального времени (GMT </w:t>
-      </w:r>
-      <w:proofErr w:type="spellStart"/>
-      <w:r>
-        <w:rPr>
-          <w:rFonts w:ascii="Times New Roman" w:hAnsi="Times New Roman" w:cs="Times New Roman"/>
-          <w:sz w:val="24"/>
-          <w:szCs w:val="24"/>
-        </w:rPr>
-        <w:t>to</w:t>
-      </w:r>
-      <w:proofErr w:type="spellEnd"/>
-      <w:r>
-        <w:rPr>
-          <w:rFonts w:ascii="Times New Roman" w:hAnsi="Times New Roman" w:cs="Times New Roman"/>
-          <w:sz w:val="24"/>
-          <w:szCs w:val="24"/>
-        </w:rPr>
-        <w:t xml:space="preserve"> </w:t>
-      </w:r>
-      <w:proofErr w:type="spellStart"/>
-      <w:r>
-        <w:rPr>
-          <w:rFonts w:ascii="Times New Roman" w:hAnsi="Times New Roman" w:cs="Times New Roman"/>
-          <w:sz w:val="24"/>
-          <w:szCs w:val="24"/>
-        </w:rPr>
-        <w:t>local</w:t>
-      </w:r>
-      <w:proofErr w:type="spellEnd"/>
-      <w:r>
-        <w:rPr>
-          <w:rFonts w:ascii="Times New Roman" w:hAnsi="Times New Roman" w:cs="Times New Roman"/>
-          <w:sz w:val="24"/>
-          <w:szCs w:val="24"/>
-        </w:rPr>
-        <w:t xml:space="preserve"> </w:t>
-      </w:r>
-      <w:proofErr w:type="spellStart"/>
-      <w:r>
-        <w:rPr>
-          <w:rFonts w:ascii="Times New Roman" w:hAnsi="Times New Roman" w:cs="Times New Roman"/>
-          <w:sz w:val="24"/>
-          <w:szCs w:val="24"/>
-        </w:rPr>
-        <w:t>correction</w:t>
-      </w:r>
-      <w:proofErr w:type="spellEnd"/>
-      <w:r>
-        <w:rPr>
-          <w:rFonts w:ascii="Times New Roman" w:hAnsi="Times New Roman" w:cs="Times New Roman"/>
-          <w:sz w:val="24"/>
-          <w:szCs w:val="24"/>
-        </w:rPr>
-        <w:t>) размером 4 байта содержит смещение временных меток относительно всемирного времени в секундах, что позволяет при необходимости восстановить локальное время захвата пакетов. Затем располагается поле точность временных меток (</w:t>
-      </w:r>
-      <w:proofErr w:type="spellStart"/>
-      <w:r>
-        <w:rPr>
-          <w:rFonts w:ascii="Times New Roman" w:hAnsi="Times New Roman" w:cs="Times New Roman"/>
-          <w:sz w:val="24"/>
-          <w:szCs w:val="24"/>
-        </w:rPr>
-        <w:t>accuracy</w:t>
-      </w:r>
-      <w:proofErr w:type="spellEnd"/>
-      <w:r>
-        <w:rPr>
-          <w:rFonts w:ascii="Times New Roman" w:hAnsi="Times New Roman" w:cs="Times New Roman"/>
-          <w:sz w:val="24"/>
-          <w:szCs w:val="24"/>
-        </w:rPr>
-        <w:t xml:space="preserve"> </w:t>
-      </w:r>
-      <w:proofErr w:type="spellStart"/>
-      <w:r>
-        <w:rPr>
-          <w:rFonts w:ascii="Times New Roman" w:hAnsi="Times New Roman" w:cs="Times New Roman"/>
-          <w:sz w:val="24"/>
-          <w:szCs w:val="24"/>
-        </w:rPr>
-        <w:t>of</w:t>
-      </w:r>
-      <w:proofErr w:type="spellEnd"/>
-      <w:r>
-        <w:rPr>
-          <w:rFonts w:ascii="Times New Roman" w:hAnsi="Times New Roman" w:cs="Times New Roman"/>
-          <w:sz w:val="24"/>
-          <w:szCs w:val="24"/>
-        </w:rPr>
-        <w:t xml:space="preserve"> </w:t>
-      </w:r>
-      <w:proofErr w:type="spellStart"/>
-      <w:r>
-        <w:rPr>
-          <w:rFonts w:ascii="Times New Roman" w:hAnsi="Times New Roman" w:cs="Times New Roman"/>
-          <w:sz w:val="24"/>
-          <w:szCs w:val="24"/>
-        </w:rPr>
-        <w:t>timestamps</w:t>
-      </w:r>
-      <w:proofErr w:type="spellEnd"/>
-      <w:r>
-        <w:rPr>
-          <w:rFonts w:ascii="Times New Roman" w:hAnsi="Times New Roman" w:cs="Times New Roman"/>
-          <w:sz w:val="24"/>
-          <w:szCs w:val="24"/>
-        </w:rPr>
-        <w:t>)</w:t>
-      </w:r>
-      <w:r>
-        <w:rPr>
-          <w:rFonts w:ascii="Times New Roman" w:hAnsi="Times New Roman" w:cs="Times New Roman"/>
-          <w:sz w:val="24"/>
-          <w:szCs w:val="24"/>
-        </w:rPr>
-        <w:t xml:space="preserve"> </w:t>
-      </w:r>
-      <w:r>
-        <w:rPr>
-          <w:rFonts w:ascii="Times New Roman" w:hAnsi="Times New Roman" w:cs="Times New Roman"/>
-          <w:sz w:val="24"/>
-          <w:szCs w:val="24"/>
-        </w:rPr>
-        <w:t xml:space="preserve">размером 4 байта, которое на практике почти всегда заполняется нулями, поскольку реальная точность определяется используемой библиотекой захвата, а не сохраняемым значением. </w:t>
-      </w:r>
-    </w:p>
-    <w:p>
-      <w:pPr>
-        <w:ind w:firstLine="708"/>
-        <w:jc w:val="both"/>
-        <w:rPr>
-          <w:rFonts w:ascii="Times New Roman" w:hAnsi="Times New Roman" w:cs="Times New Roman"/>
-          <w:sz w:val="24"/>
-          <w:szCs w:val="24"/>
-        </w:rPr>
-      </w:pPr>
-      <w:r>
-        <w:rPr>
-          <w:rFonts w:ascii="Times New Roman" w:hAnsi="Times New Roman" w:cs="Times New Roman"/>
-          <w:sz w:val="24"/>
-          <w:szCs w:val="24"/>
-        </w:rPr>
-        <w:t>Следующее поле — максимальная длина захватываемых пакетов в октетах (</w:t>
-      </w:r>
-      <w:proofErr w:type="spellStart"/>
-      <w:r>
-        <w:rPr>
-          <w:rFonts w:ascii="Times New Roman" w:hAnsi="Times New Roman" w:cs="Times New Roman"/>
-          <w:sz w:val="24"/>
-          <w:szCs w:val="24"/>
-        </w:rPr>
-        <w:t>max</w:t>
-      </w:r>
-      <w:proofErr w:type="spellEnd"/>
-      <w:r>
-        <w:rPr>
-          <w:rFonts w:ascii="Times New Roman" w:hAnsi="Times New Roman" w:cs="Times New Roman"/>
-          <w:sz w:val="24"/>
-          <w:szCs w:val="24"/>
-        </w:rPr>
-        <w:t xml:space="preserve"> </w:t>
-      </w:r>
-      <w:proofErr w:type="spellStart"/>
-      <w:r>
-        <w:rPr>
-          <w:rFonts w:ascii="Times New Roman" w:hAnsi="Times New Roman" w:cs="Times New Roman"/>
-          <w:sz w:val="24"/>
-          <w:szCs w:val="24"/>
-        </w:rPr>
-        <w:t>length</w:t>
-      </w:r>
-      <w:proofErr w:type="spellEnd"/>
-      <w:r>
-        <w:rPr>
-          <w:rFonts w:ascii="Times New Roman" w:hAnsi="Times New Roman" w:cs="Times New Roman"/>
-          <w:sz w:val="24"/>
-          <w:szCs w:val="24"/>
-        </w:rPr>
-        <w:t xml:space="preserve"> </w:t>
-      </w:r>
-      <w:proofErr w:type="spellStart"/>
-      <w:r>
-        <w:rPr>
-          <w:rFonts w:ascii="Times New Roman" w:hAnsi="Times New Roman" w:cs="Times New Roman"/>
-          <w:sz w:val="24"/>
-          <w:szCs w:val="24"/>
-        </w:rPr>
-        <w:t>of</w:t>
-      </w:r>
-      <w:proofErr w:type="spellEnd"/>
-      <w:r>
-        <w:rPr>
-          <w:rFonts w:ascii="Times New Roman" w:hAnsi="Times New Roman" w:cs="Times New Roman"/>
-          <w:sz w:val="24"/>
-          <w:szCs w:val="24"/>
-        </w:rPr>
-        <w:t xml:space="preserve"> </w:t>
-      </w:r>
-      <w:proofErr w:type="spellStart"/>
-      <w:r>
-        <w:rPr>
-          <w:rFonts w:ascii="Times New Roman" w:hAnsi="Times New Roman" w:cs="Times New Roman"/>
-          <w:sz w:val="24"/>
-          <w:szCs w:val="24"/>
-        </w:rPr>
-        <w:t>captured</w:t>
-      </w:r>
-      <w:proofErr w:type="spellEnd"/>
-      <w:r>
-        <w:rPr>
-          <w:rFonts w:ascii="Times New Roman" w:hAnsi="Times New Roman" w:cs="Times New Roman"/>
-          <w:sz w:val="24"/>
-          <w:szCs w:val="24"/>
-        </w:rPr>
-        <w:t xml:space="preserve"> </w:t>
-      </w:r>
-      <w:proofErr w:type="spellStart"/>
-      <w:r>
-        <w:rPr>
-          <w:rFonts w:ascii="Times New Roman" w:hAnsi="Times New Roman" w:cs="Times New Roman"/>
-          <w:sz w:val="24"/>
-          <w:szCs w:val="24"/>
-        </w:rPr>
-        <w:t>packets</w:t>
-      </w:r>
-      <w:proofErr w:type="spellEnd"/>
-      <w:r>
-        <w:rPr>
-          <w:rFonts w:ascii="Times New Roman" w:hAnsi="Times New Roman" w:cs="Times New Roman"/>
-          <w:sz w:val="24"/>
-          <w:szCs w:val="24"/>
-        </w:rPr>
-        <w:t xml:space="preserve">, </w:t>
-      </w:r>
-      <w:proofErr w:type="spellStart"/>
-      <w:r>
-        <w:rPr>
-          <w:rFonts w:ascii="Times New Roman" w:hAnsi="Times New Roman" w:cs="Times New Roman"/>
-          <w:sz w:val="24"/>
-          <w:szCs w:val="24"/>
-        </w:rPr>
-        <w:t>in</w:t>
-      </w:r>
-      <w:proofErr w:type="spellEnd"/>
-      <w:r>
-        <w:rPr>
-          <w:rFonts w:ascii="Times New Roman" w:hAnsi="Times New Roman" w:cs="Times New Roman"/>
-          <w:sz w:val="24"/>
-          <w:szCs w:val="24"/>
-        </w:rPr>
-        <w:t xml:space="preserve"> </w:t>
-      </w:r>
-      <w:proofErr w:type="spellStart"/>
-      <w:r>
-        <w:rPr>
-          <w:rFonts w:ascii="Times New Roman" w:hAnsi="Times New Roman" w:cs="Times New Roman"/>
-          <w:sz w:val="24"/>
-          <w:szCs w:val="24"/>
-        </w:rPr>
-        <w:t>octets</w:t>
-      </w:r>
-      <w:proofErr w:type="spellEnd"/>
-      <w:r>
-        <w:rPr>
-          <w:rFonts w:ascii="Times New Roman" w:hAnsi="Times New Roman" w:cs="Times New Roman"/>
-          <w:sz w:val="24"/>
-          <w:szCs w:val="24"/>
-        </w:rPr>
-        <w:t>) размером 4 байта — задаёт длину снимка (</w:t>
-      </w:r>
-      <w:proofErr w:type="spellStart"/>
-      <w:r>
-        <w:rPr>
-          <w:rFonts w:ascii="Times New Roman" w:hAnsi="Times New Roman" w:cs="Times New Roman"/>
-          <w:sz w:val="24"/>
-          <w:szCs w:val="24"/>
-        </w:rPr>
-        <w:t>snapshot</w:t>
-      </w:r>
-      <w:proofErr w:type="spellEnd"/>
-      <w:r>
-        <w:rPr>
-          <w:rFonts w:ascii="Times New Roman" w:hAnsi="Times New Roman" w:cs="Times New Roman"/>
-          <w:sz w:val="24"/>
-          <w:szCs w:val="24"/>
-        </w:rPr>
-        <w:t xml:space="preserve"> </w:t>
-      </w:r>
-      <w:proofErr w:type="spellStart"/>
-      <w:r>
-        <w:rPr>
-          <w:rFonts w:ascii="Times New Roman" w:hAnsi="Times New Roman" w:cs="Times New Roman"/>
-          <w:sz w:val="24"/>
-          <w:szCs w:val="24"/>
-        </w:rPr>
-        <w:t>length</w:t>
-      </w:r>
-      <w:proofErr w:type="spellEnd"/>
-      <w:r>
-        <w:rPr>
-          <w:rFonts w:ascii="Times New Roman" w:hAnsi="Times New Roman" w:cs="Times New Roman"/>
-          <w:sz w:val="24"/>
-          <w:szCs w:val="24"/>
-        </w:rPr>
-        <w:t xml:space="preserve"> или </w:t>
-      </w:r>
-      <w:proofErr w:type="spellStart"/>
-      <w:r>
-        <w:rPr>
-          <w:rFonts w:ascii="Times New Roman" w:hAnsi="Times New Roman" w:cs="Times New Roman"/>
-          <w:sz w:val="24"/>
-          <w:szCs w:val="24"/>
-        </w:rPr>
-        <w:t>snaplen</w:t>
-      </w:r>
-      <w:proofErr w:type="spellEnd"/>
-      <w:r>
-        <w:rPr>
-          <w:rFonts w:ascii="Times New Roman" w:hAnsi="Times New Roman" w:cs="Times New Roman"/>
-          <w:sz w:val="24"/>
-          <w:szCs w:val="24"/>
-        </w:rPr>
-        <w:t>), ограничивающую количество байт, сохраняемых для каждого пакета. Это позволяет экономить дисковое пространство, записывая только первые, например, 64 или 128 байт каждого пакета, содержащие заголовки, но отбрасывая полезную нагрузку. Завершает глобальный заголовок поле тип канального уровня (</w:t>
-      </w:r>
-      <w:proofErr w:type="spellStart"/>
-      <w:r>
-        <w:rPr>
-          <w:rFonts w:ascii="Times New Roman" w:hAnsi="Times New Roman" w:cs="Times New Roman"/>
-          <w:sz w:val="24"/>
-          <w:szCs w:val="24"/>
-        </w:rPr>
-        <w:t>data</w:t>
-      </w:r>
-      <w:proofErr w:type="spellEnd"/>
-      <w:r>
-        <w:rPr>
-          <w:rFonts w:ascii="Times New Roman" w:hAnsi="Times New Roman" w:cs="Times New Roman"/>
-          <w:sz w:val="24"/>
-          <w:szCs w:val="24"/>
-        </w:rPr>
-        <w:t xml:space="preserve"> </w:t>
-      </w:r>
-      <w:proofErr w:type="spellStart"/>
-      <w:r>
-        <w:rPr>
-          <w:rFonts w:ascii="Times New Roman" w:hAnsi="Times New Roman" w:cs="Times New Roman"/>
-          <w:sz w:val="24"/>
-          <w:szCs w:val="24"/>
-        </w:rPr>
-        <w:t>link</w:t>
-      </w:r>
-      <w:proofErr w:type="spellEnd"/>
-      <w:r>
-        <w:rPr>
-          <w:rFonts w:ascii="Times New Roman" w:hAnsi="Times New Roman" w:cs="Times New Roman"/>
-          <w:sz w:val="24"/>
-          <w:szCs w:val="24"/>
-        </w:rPr>
-        <w:t xml:space="preserve"> </w:t>
-      </w:r>
-      <w:proofErr w:type="spellStart"/>
-      <w:r>
-        <w:rPr>
-          <w:rFonts w:ascii="Times New Roman" w:hAnsi="Times New Roman" w:cs="Times New Roman"/>
-          <w:sz w:val="24"/>
-          <w:szCs w:val="24"/>
-        </w:rPr>
-        <w:t>type</w:t>
-      </w:r>
-      <w:proofErr w:type="spellEnd"/>
-      <w:r>
-        <w:rPr>
-          <w:rFonts w:ascii="Times New Roman" w:hAnsi="Times New Roman" w:cs="Times New Roman"/>
-          <w:sz w:val="24"/>
-          <w:szCs w:val="24"/>
-        </w:rPr>
-        <w:t>) размером 4 байта, которое указывает, какой протокол канального уровня используется в захваченных пакетах. Значение 1 соответствует Ethernet, значение 105 — IEEE 802.11 для беспроводных сетей, а значение 113 — канальному уровню Linux с собственными заголовками.</w:t>
-      </w:r>
-    </w:p>
-    <w:p>
-      <w:pPr>
-        <w:ind w:firstLine="708"/>
-        <w:jc w:val="both"/>
-        <w:rPr>
-          <w:rFonts w:ascii="Times New Roman" w:hAnsi="Times New Roman" w:cs="Times New Roman"/>
-          <w:sz w:val="24"/>
-          <w:szCs w:val="24"/>
-        </w:rPr>
-      </w:pPr>
-      <w:r>
-        <w:rPr>
-          <w:rFonts w:ascii="Times New Roman" w:hAnsi="Times New Roman" w:cs="Times New Roman"/>
-          <w:sz w:val="24"/>
-          <w:szCs w:val="24"/>
-        </w:rPr>
-        <w:lastRenderedPageBreak/>
-        <w:t>После глобального заголовка в PCAP файле следует произвольное количество записей пакетов, каждая из которых начинается с заголовка записи пакета (</w:t>
-      </w:r>
-      <w:proofErr w:type="spellStart"/>
-      <w:r>
-        <w:rPr>
-          <w:rFonts w:ascii="Times New Roman" w:hAnsi="Times New Roman" w:cs="Times New Roman"/>
-          <w:sz w:val="24"/>
-          <w:szCs w:val="24"/>
-        </w:rPr>
-        <w:t>struct</w:t>
-      </w:r>
-      <w:proofErr w:type="spellEnd"/>
-      <w:r>
-        <w:rPr>
-          <w:rFonts w:ascii="Times New Roman" w:hAnsi="Times New Roman" w:cs="Times New Roman"/>
-          <w:sz w:val="24"/>
-          <w:szCs w:val="24"/>
-        </w:rPr>
-        <w:t xml:space="preserve"> </w:t>
-      </w:r>
-      <w:proofErr w:type="spellStart"/>
-      <w:r>
-        <w:rPr>
-          <w:rFonts w:ascii="Times New Roman" w:hAnsi="Times New Roman" w:cs="Times New Roman"/>
-          <w:sz w:val="24"/>
-          <w:szCs w:val="24"/>
-        </w:rPr>
-        <w:t>pcaprec_hdr</w:t>
-      </w:r>
-      <w:proofErr w:type="spellEnd"/>
-      <w:r>
-        <w:rPr>
-          <w:rFonts w:ascii="Times New Roman" w:hAnsi="Times New Roman" w:cs="Times New Roman"/>
-          <w:sz w:val="24"/>
-          <w:szCs w:val="24"/>
-        </w:rPr>
-        <w:t xml:space="preserve">) размером 16 байт. Первые </w:t>
-      </w:r>
-      <w:r>
-        <w:rPr>
-          <w:rFonts w:ascii="Times New Roman" w:hAnsi="Times New Roman" w:cs="Times New Roman"/>
-          <w:sz w:val="24"/>
-          <w:szCs w:val="24"/>
-        </w:rPr>
-        <w:t>два поля этого заголовка — это</w:t>
-      </w:r>
-      <w:r>
-        <w:rPr>
-          <w:rFonts w:ascii="Times New Roman" w:hAnsi="Times New Roman" w:cs="Times New Roman"/>
-          <w:sz w:val="24"/>
-          <w:szCs w:val="24"/>
-        </w:rPr>
-        <w:t xml:space="preserve"> временная метка в секундах (</w:t>
-      </w:r>
-      <w:proofErr w:type="spellStart"/>
-      <w:r>
-        <w:rPr>
-          <w:rFonts w:ascii="Times New Roman" w:hAnsi="Times New Roman" w:cs="Times New Roman"/>
-          <w:sz w:val="24"/>
-          <w:szCs w:val="24"/>
-        </w:rPr>
-        <w:t>timestamp</w:t>
-      </w:r>
-      <w:proofErr w:type="spellEnd"/>
-      <w:r>
-        <w:rPr>
-          <w:rFonts w:ascii="Times New Roman" w:hAnsi="Times New Roman" w:cs="Times New Roman"/>
-          <w:sz w:val="24"/>
-          <w:szCs w:val="24"/>
-        </w:rPr>
-        <w:t xml:space="preserve"> </w:t>
-      </w:r>
-      <w:proofErr w:type="spellStart"/>
-      <w:r>
-        <w:rPr>
-          <w:rFonts w:ascii="Times New Roman" w:hAnsi="Times New Roman" w:cs="Times New Roman"/>
-          <w:sz w:val="24"/>
-          <w:szCs w:val="24"/>
-        </w:rPr>
-        <w:t>seconds</w:t>
-      </w:r>
-      <w:proofErr w:type="spellEnd"/>
-      <w:r>
-        <w:rPr>
-          <w:rFonts w:ascii="Times New Roman" w:hAnsi="Times New Roman" w:cs="Times New Roman"/>
-          <w:sz w:val="24"/>
-          <w:szCs w:val="24"/>
-        </w:rPr>
-        <w:t>) и временная метка в микросекундах (</w:t>
-      </w:r>
-      <w:proofErr w:type="spellStart"/>
-      <w:r>
-        <w:rPr>
-          <w:rFonts w:ascii="Times New Roman" w:hAnsi="Times New Roman" w:cs="Times New Roman"/>
-          <w:sz w:val="24"/>
-          <w:szCs w:val="24"/>
-        </w:rPr>
-        <w:t>timestamp</w:t>
-      </w:r>
-      <w:proofErr w:type="spellEnd"/>
-      <w:r>
-        <w:rPr>
-          <w:rFonts w:ascii="Times New Roman" w:hAnsi="Times New Roman" w:cs="Times New Roman"/>
-          <w:sz w:val="24"/>
-          <w:szCs w:val="24"/>
-        </w:rPr>
-        <w:t xml:space="preserve"> </w:t>
-      </w:r>
-      <w:proofErr w:type="spellStart"/>
-      <w:r>
-        <w:rPr>
-          <w:rFonts w:ascii="Times New Roman" w:hAnsi="Times New Roman" w:cs="Times New Roman"/>
-          <w:sz w:val="24"/>
-          <w:szCs w:val="24"/>
-        </w:rPr>
-        <w:t>microseconds</w:t>
-      </w:r>
-      <w:proofErr w:type="spellEnd"/>
-      <w:r>
-        <w:rPr>
-          <w:rFonts w:ascii="Times New Roman" w:hAnsi="Times New Roman" w:cs="Times New Roman"/>
-          <w:sz w:val="24"/>
-          <w:szCs w:val="24"/>
-        </w:rPr>
-        <w:t>) по 4 байта каждое. Вместе они образуют абсолютное время захвата пакета с микросекундным разрешением: первое поле хранит количество секунд, прошедших с полуночи 1 января 1970 года, а второе — количество микросекунд внутри текущей секунды. Такое разделение позволяет компактно хранить временные метки с высокой точностью, не прибегая к 8-байтовым числам с плавающей точкой. Далее в заголовке записи располагаются два важных поля, связанных с размером пакета. Поле количество октетов сохранённого в файле пакета (</w:t>
-      </w:r>
-      <w:proofErr w:type="spellStart"/>
-      <w:r>
-        <w:rPr>
-          <w:rFonts w:ascii="Times New Roman" w:hAnsi="Times New Roman" w:cs="Times New Roman"/>
-          <w:sz w:val="24"/>
-          <w:szCs w:val="24"/>
-        </w:rPr>
-        <w:t>number</w:t>
-      </w:r>
-      <w:proofErr w:type="spellEnd"/>
-      <w:r>
-        <w:rPr>
-          <w:rFonts w:ascii="Times New Roman" w:hAnsi="Times New Roman" w:cs="Times New Roman"/>
-          <w:sz w:val="24"/>
-          <w:szCs w:val="24"/>
-        </w:rPr>
-        <w:t xml:space="preserve"> </w:t>
-      </w:r>
-      <w:proofErr w:type="spellStart"/>
-      <w:r>
-        <w:rPr>
-          <w:rFonts w:ascii="Times New Roman" w:hAnsi="Times New Roman" w:cs="Times New Roman"/>
-          <w:sz w:val="24"/>
-          <w:szCs w:val="24"/>
-        </w:rPr>
-        <w:t>of</w:t>
-      </w:r>
-      <w:proofErr w:type="spellEnd"/>
-      <w:r>
-        <w:rPr>
-          <w:rFonts w:ascii="Times New Roman" w:hAnsi="Times New Roman" w:cs="Times New Roman"/>
-          <w:sz w:val="24"/>
-          <w:szCs w:val="24"/>
-        </w:rPr>
-        <w:t xml:space="preserve"> </w:t>
-      </w:r>
-      <w:proofErr w:type="spellStart"/>
-      <w:r>
-        <w:rPr>
-          <w:rFonts w:ascii="Times New Roman" w:hAnsi="Times New Roman" w:cs="Times New Roman"/>
-          <w:sz w:val="24"/>
-          <w:szCs w:val="24"/>
-        </w:rPr>
-        <w:t>octets</w:t>
-      </w:r>
-      <w:proofErr w:type="spellEnd"/>
-      <w:r>
-        <w:rPr>
-          <w:rFonts w:ascii="Times New Roman" w:hAnsi="Times New Roman" w:cs="Times New Roman"/>
-          <w:sz w:val="24"/>
-          <w:szCs w:val="24"/>
-        </w:rPr>
-        <w:t xml:space="preserve"> </w:t>
-      </w:r>
-      <w:proofErr w:type="spellStart"/>
-      <w:r>
-        <w:rPr>
-          <w:rFonts w:ascii="Times New Roman" w:hAnsi="Times New Roman" w:cs="Times New Roman"/>
-          <w:sz w:val="24"/>
-          <w:szCs w:val="24"/>
-        </w:rPr>
-        <w:t>of</w:t>
-      </w:r>
-      <w:proofErr w:type="spellEnd"/>
-      <w:r>
-        <w:rPr>
-          <w:rFonts w:ascii="Times New Roman" w:hAnsi="Times New Roman" w:cs="Times New Roman"/>
-          <w:sz w:val="24"/>
-          <w:szCs w:val="24"/>
-        </w:rPr>
-        <w:t xml:space="preserve"> </w:t>
-      </w:r>
-      <w:proofErr w:type="spellStart"/>
-      <w:r>
-        <w:rPr>
-          <w:rFonts w:ascii="Times New Roman" w:hAnsi="Times New Roman" w:cs="Times New Roman"/>
-          <w:sz w:val="24"/>
-          <w:szCs w:val="24"/>
-        </w:rPr>
-        <w:t>packet</w:t>
-      </w:r>
-      <w:proofErr w:type="spellEnd"/>
-      <w:r>
-        <w:rPr>
-          <w:rFonts w:ascii="Times New Roman" w:hAnsi="Times New Roman" w:cs="Times New Roman"/>
-          <w:sz w:val="24"/>
-          <w:szCs w:val="24"/>
-        </w:rPr>
-        <w:t xml:space="preserve"> </w:t>
-      </w:r>
-      <w:proofErr w:type="spellStart"/>
-      <w:r>
-        <w:rPr>
-          <w:rFonts w:ascii="Times New Roman" w:hAnsi="Times New Roman" w:cs="Times New Roman"/>
-          <w:sz w:val="24"/>
-          <w:szCs w:val="24"/>
-        </w:rPr>
-        <w:t>saved</w:t>
-      </w:r>
-      <w:proofErr w:type="spellEnd"/>
-      <w:r>
-        <w:rPr>
-          <w:rFonts w:ascii="Times New Roman" w:hAnsi="Times New Roman" w:cs="Times New Roman"/>
-          <w:sz w:val="24"/>
-          <w:szCs w:val="24"/>
-        </w:rPr>
-        <w:t xml:space="preserve"> </w:t>
-      </w:r>
-      <w:proofErr w:type="spellStart"/>
-      <w:r>
-        <w:rPr>
-          <w:rFonts w:ascii="Times New Roman" w:hAnsi="Times New Roman" w:cs="Times New Roman"/>
-          <w:sz w:val="24"/>
-          <w:szCs w:val="24"/>
-        </w:rPr>
-        <w:t>in</w:t>
-      </w:r>
-      <w:proofErr w:type="spellEnd"/>
-      <w:r>
-        <w:rPr>
-          <w:rFonts w:ascii="Times New Roman" w:hAnsi="Times New Roman" w:cs="Times New Roman"/>
-          <w:sz w:val="24"/>
-          <w:szCs w:val="24"/>
-        </w:rPr>
-        <w:t xml:space="preserve"> </w:t>
-      </w:r>
-      <w:proofErr w:type="spellStart"/>
-      <w:r>
-        <w:rPr>
-          <w:rFonts w:ascii="Times New Roman" w:hAnsi="Times New Roman" w:cs="Times New Roman"/>
-          <w:sz w:val="24"/>
-          <w:szCs w:val="24"/>
-        </w:rPr>
-        <w:t>file</w:t>
-      </w:r>
-      <w:proofErr w:type="spellEnd"/>
-      <w:r>
-        <w:rPr>
-          <w:rFonts w:ascii="Times New Roman" w:hAnsi="Times New Roman" w:cs="Times New Roman"/>
-          <w:sz w:val="24"/>
-          <w:szCs w:val="24"/>
-        </w:rPr>
-        <w:t>) размером 4 байта указывает, сколько байт реально было записано в файл для данного пакета. В большинстве случаев это значение совпадает со следующим полем, однако если была установлена ограничивающая длина снимка в глобальном заголовке, сохранённая длина может оказаться меньше оригинальной. Завершает заголовок записи поле реальная длина пакета (</w:t>
-      </w:r>
-      <w:proofErr w:type="spellStart"/>
-      <w:r>
-        <w:rPr>
-          <w:rFonts w:ascii="Times New Roman" w:hAnsi="Times New Roman" w:cs="Times New Roman"/>
-          <w:sz w:val="24"/>
-          <w:szCs w:val="24"/>
-        </w:rPr>
-        <w:t>actual</w:t>
-      </w:r>
-      <w:proofErr w:type="spellEnd"/>
-      <w:r>
-        <w:rPr>
-          <w:rFonts w:ascii="Times New Roman" w:hAnsi="Times New Roman" w:cs="Times New Roman"/>
-          <w:sz w:val="24"/>
-          <w:szCs w:val="24"/>
-        </w:rPr>
-        <w:t xml:space="preserve"> </w:t>
-      </w:r>
-      <w:proofErr w:type="spellStart"/>
-      <w:r>
-        <w:rPr>
-          <w:rFonts w:ascii="Times New Roman" w:hAnsi="Times New Roman" w:cs="Times New Roman"/>
-          <w:sz w:val="24"/>
-          <w:szCs w:val="24"/>
-        </w:rPr>
-        <w:t>length</w:t>
-      </w:r>
-      <w:proofErr w:type="spellEnd"/>
-      <w:r>
-        <w:rPr>
-          <w:rFonts w:ascii="Times New Roman" w:hAnsi="Times New Roman" w:cs="Times New Roman"/>
-          <w:sz w:val="24"/>
-          <w:szCs w:val="24"/>
-        </w:rPr>
-        <w:t xml:space="preserve"> </w:t>
-      </w:r>
-      <w:proofErr w:type="spellStart"/>
-      <w:r>
-        <w:rPr>
-          <w:rFonts w:ascii="Times New Roman" w:hAnsi="Times New Roman" w:cs="Times New Roman"/>
-          <w:sz w:val="24"/>
-          <w:szCs w:val="24"/>
-        </w:rPr>
-        <w:t>of</w:t>
-      </w:r>
-      <w:proofErr w:type="spellEnd"/>
-      <w:r>
-        <w:rPr>
-          <w:rFonts w:ascii="Times New Roman" w:hAnsi="Times New Roman" w:cs="Times New Roman"/>
-          <w:sz w:val="24"/>
-          <w:szCs w:val="24"/>
-        </w:rPr>
-        <w:t xml:space="preserve"> </w:t>
-      </w:r>
-      <w:proofErr w:type="spellStart"/>
-      <w:r>
-        <w:rPr>
-          <w:rFonts w:ascii="Times New Roman" w:hAnsi="Times New Roman" w:cs="Times New Roman"/>
-          <w:sz w:val="24"/>
-          <w:szCs w:val="24"/>
-        </w:rPr>
-        <w:t>packet</w:t>
-      </w:r>
-      <w:proofErr w:type="spellEnd"/>
-      <w:r>
-        <w:rPr>
-          <w:rFonts w:ascii="Times New Roman" w:hAnsi="Times New Roman" w:cs="Times New Roman"/>
-          <w:sz w:val="24"/>
-          <w:szCs w:val="24"/>
-        </w:rPr>
-        <w:t>) размером 4 байта, которое хранит истинную длину пакета в момент его захвата до любого усечения.</w:t>
-      </w:r>
-    </w:p>
-    <w:p>
-      <w:pPr>
-        <w:ind w:firstLine="708"/>
-        <w:jc w:val="both"/>
-        <w:rPr>
-          <w:rFonts w:ascii="Times New Roman" w:hAnsi="Times New Roman" w:cs="Times New Roman"/>
-          <w:sz w:val="24"/>
-          <w:szCs w:val="24"/>
-        </w:rPr>
-      </w:pPr>
-      <w:r>
-        <w:rPr>
-          <w:rFonts w:ascii="Times New Roman" w:hAnsi="Times New Roman" w:cs="Times New Roman"/>
-          <w:sz w:val="24"/>
-          <w:szCs w:val="24"/>
-        </w:rPr>
-        <w:t>Непосредственно за заголовком записи каждого пакета следуют данные пакета (</w:t>
-      </w:r>
-      <w:proofErr w:type="spellStart"/>
-      <w:r>
-        <w:rPr>
-          <w:rFonts w:ascii="Times New Roman" w:hAnsi="Times New Roman" w:cs="Times New Roman"/>
-          <w:sz w:val="24"/>
-          <w:szCs w:val="24"/>
-        </w:rPr>
-        <w:t>packet</w:t>
-      </w:r>
-      <w:proofErr w:type="spellEnd"/>
-      <w:r>
-        <w:rPr>
-          <w:rFonts w:ascii="Times New Roman" w:hAnsi="Times New Roman" w:cs="Times New Roman"/>
-          <w:sz w:val="24"/>
-          <w:szCs w:val="24"/>
-        </w:rPr>
-        <w:t xml:space="preserve"> </w:t>
-      </w:r>
-      <w:proofErr w:type="spellStart"/>
-      <w:r>
-        <w:rPr>
-          <w:rFonts w:ascii="Times New Roman" w:hAnsi="Times New Roman" w:cs="Times New Roman"/>
-          <w:sz w:val="24"/>
-          <w:szCs w:val="24"/>
-        </w:rPr>
-        <w:t>data</w:t>
-      </w:r>
-      <w:proofErr w:type="spellEnd"/>
-      <w:r>
-        <w:rPr>
-          <w:rFonts w:ascii="Times New Roman" w:hAnsi="Times New Roman" w:cs="Times New Roman"/>
-          <w:sz w:val="24"/>
-          <w:szCs w:val="24"/>
-        </w:rPr>
-        <w:t xml:space="preserve">), объём которых в октетах определяется значением, сохранённым в поле «количество сохранённых октетов». Этот блок содержит полный кадр канального уровня, начинающийся, как правило, с заголовка Ethernet (14 байт, включая MAC-адреса источника и назначения, а также тип протокола верхнего уровня). Вслед за заголовком канального уровня располагаются заголовки сетевого и транспортного уровней (например, IP и TCP или UDP), а затем — полезная нагрузка приложения. Именно эти бинарные данные и отображаются в </w:t>
-      </w:r>
-      <w:proofErr w:type="spellStart"/>
-      <w:r>
-        <w:rPr>
-          <w:rFonts w:ascii="Times New Roman" w:hAnsi="Times New Roman" w:cs="Times New Roman"/>
-          <w:sz w:val="24"/>
-          <w:szCs w:val="24"/>
-        </w:rPr>
-        <w:t>Wireshark</w:t>
-      </w:r>
-      <w:proofErr w:type="spellEnd"/>
-      <w:r>
-        <w:rPr>
-          <w:rFonts w:ascii="Times New Roman" w:hAnsi="Times New Roman" w:cs="Times New Roman"/>
-          <w:sz w:val="24"/>
-          <w:szCs w:val="24"/>
-        </w:rPr>
-        <w:t xml:space="preserve"> в виде разобранных по полям протоколов, что позволяет исследователю анализировать содержимое каждого пакета на всех уровнях модели OSI, от физического до прикладного. </w:t>
-      </w:r>
-    </w:p>
-    <w:p>
-      <w:pPr>
-        <w:ind w:firstLine="708"/>
-        <w:jc w:val="both"/>
-        <w:rPr>
-          <w:rFonts w:ascii="Times New Roman" w:hAnsi="Times New Roman" w:cs="Times New Roman"/>
-          <w:sz w:val="24"/>
-          <w:szCs w:val="24"/>
-        </w:rPr>
-      </w:pPr>
-      <w:r>
-        <w:rPr>
-          <w:rFonts w:ascii="Times New Roman" w:hAnsi="Times New Roman" w:cs="Times New Roman"/>
-          <w:sz w:val="24"/>
-          <w:szCs w:val="24"/>
-        </w:rPr>
-        <w:t>Структура файла является последовательной,</w:t>
-      </w:r>
-      <w:r>
-        <w:rPr>
-          <w:rFonts w:ascii="Times New Roman" w:hAnsi="Times New Roman" w:cs="Times New Roman"/>
-          <w:sz w:val="24"/>
-          <w:szCs w:val="24"/>
-        </w:rPr>
-        <w:t xml:space="preserve"> где </w:t>
-      </w:r>
-      <w:r>
-        <w:rPr>
-          <w:rFonts w:ascii="Times New Roman" w:hAnsi="Times New Roman" w:cs="Times New Roman"/>
-          <w:sz w:val="24"/>
-          <w:szCs w:val="24"/>
-        </w:rPr>
-        <w:t>после данных одного пакета сразу же начинается заголовок следующего, и так далее до завершения всей сессии захвата, что обеспечивает эффективное хранение и последовательное чтение больших объёмов трафика.</w:t>
-      </w:r>
-    </w:p>
-    <w:p>
-      <w:pPr>
-        <w:ind w:firstLine="708"/>
-        <w:jc w:val="both"/>
-        <w:rPr>
-          <w:rFonts w:ascii="Times New Roman" w:hAnsi="Times New Roman" w:cs="Times New Roman"/>
-          <w:sz w:val="24"/>
-          <w:szCs w:val="24"/>
-        </w:rPr>
-      </w:pPr>
-      <w:r>
-        <w:rPr>
-          <w:rFonts w:ascii="Times New Roman" w:hAnsi="Times New Roman" w:cs="Times New Roman"/>
-          <w:b/>
-          <w:sz w:val="24"/>
-          <w:szCs w:val="24"/>
-        </w:rPr>
-        <w:t>Пункт 2.3</w:t>
-      </w:r>
-      <w:proofErr w:type="gramStart"/>
-      <w:r>
-        <w:rPr>
-          <w:rFonts w:ascii="Times New Roman" w:hAnsi="Times New Roman" w:cs="Times New Roman"/>
-          <w:b/>
-          <w:sz w:val="24"/>
-          <w:szCs w:val="24"/>
-        </w:rPr>
-        <w:t>:</w:t>
-      </w:r>
-      <w:r>
-        <w:rPr>
-          <w:rFonts w:ascii="Times New Roman" w:hAnsi="Times New Roman" w:cs="Times New Roman"/>
-          <w:sz w:val="24"/>
-          <w:szCs w:val="24"/>
-        </w:rPr>
-        <w:t xml:space="preserve"> Зачем</w:t>
-      </w:r>
-      <w:proofErr w:type="gramEnd"/>
-      <w:r>
-        <w:rPr>
-          <w:rFonts w:ascii="Times New Roman" w:hAnsi="Times New Roman" w:cs="Times New Roman"/>
-          <w:sz w:val="24"/>
-          <w:szCs w:val="24"/>
-        </w:rPr>
-        <w:t xml:space="preserve"> нужны </w:t>
-      </w:r>
-      <w:r>
-        <w:rPr>
-          <w:rFonts w:ascii="Times New Roman" w:hAnsi="Times New Roman" w:cs="Times New Roman"/>
-          <w:sz w:val="24"/>
-          <w:szCs w:val="24"/>
-          <w:lang w:val="en-US"/>
-        </w:rPr>
-        <w:t>PCAP</w:t>
-      </w:r>
-      <w:r>
-        <w:rPr>
-          <w:rFonts w:ascii="Times New Roman" w:hAnsi="Times New Roman" w:cs="Times New Roman"/>
-          <w:sz w:val="24"/>
-          <w:szCs w:val="24"/>
-        </w:rPr>
-        <w:t xml:space="preserve"> файлы</w:t>
-      </w:r>
-      <w:r>
-        <w:rPr>
-          <w:rFonts w:ascii="Times New Roman" w:hAnsi="Times New Roman" w:cs="Times New Roman"/>
-          <w:sz w:val="24"/>
-          <w:szCs w:val="24"/>
-        </w:rPr>
-        <w:t>?</w:t>
-      </w:r>
-    </w:p>
-    <w:p>
-      <w:pPr>
-        <w:ind w:firstLine="708"/>
-        <w:jc w:val="both"/>
-        <w:rPr>
-          <w:rFonts w:ascii="Times New Roman" w:hAnsi="Times New Roman" w:cs="Times New Roman"/>
-          <w:sz w:val="24"/>
-          <w:szCs w:val="24"/>
-        </w:rPr>
-      </w:pPr>
-      <w:r>
-        <w:rPr>
-          <w:rFonts w:ascii="Times New Roman" w:hAnsi="Times New Roman" w:cs="Times New Roman"/>
-          <w:sz w:val="24"/>
-          <w:szCs w:val="24"/>
-        </w:rPr>
-        <w:t>Главное предназначение PCAP файлов заключается в возможности сохранения сетевого трафика для последующего</w:t>
-      </w:r>
-      <w:r>
-        <w:rPr>
-          <w:rFonts w:ascii="Times New Roman" w:hAnsi="Times New Roman" w:cs="Times New Roman"/>
-          <w:sz w:val="24"/>
-          <w:szCs w:val="24"/>
-        </w:rPr>
-        <w:t xml:space="preserve"> его</w:t>
-      </w:r>
-      <w:r>
-        <w:rPr>
-          <w:rFonts w:ascii="Times New Roman" w:hAnsi="Times New Roman" w:cs="Times New Roman"/>
-          <w:sz w:val="24"/>
-          <w:szCs w:val="24"/>
-        </w:rPr>
-        <w:t xml:space="preserve"> анализа. Это позволяет сетевому администратору выполнить захват данных в момент пиковой нагрузки или возникновения нештатной ситуации, а затем изучать их в удобное время, не создавая дополнительной нагрузки на работающую сеть. В научной и образовательной деятельности PCAP файлы</w:t>
-      </w:r>
-      <w:r>
-        <w:rPr>
-          <w:rFonts w:ascii="Times New Roman" w:hAnsi="Times New Roman" w:cs="Times New Roman"/>
-          <w:sz w:val="24"/>
-          <w:szCs w:val="24"/>
-        </w:rPr>
-        <w:t xml:space="preserve"> необходимы</w:t>
-      </w:r>
-      <w:r>
-        <w:rPr>
-          <w:rFonts w:ascii="Times New Roman" w:hAnsi="Times New Roman" w:cs="Times New Roman"/>
-          <w:sz w:val="24"/>
-          <w:szCs w:val="24"/>
-        </w:rPr>
-        <w:t xml:space="preserve"> как средство воспроизводимости исследований, поскольку</w:t>
-      </w:r>
-      <w:r>
-        <w:rPr>
-          <w:rFonts w:ascii="Times New Roman" w:hAnsi="Times New Roman" w:cs="Times New Roman"/>
-          <w:sz w:val="24"/>
-          <w:szCs w:val="24"/>
-        </w:rPr>
-        <w:t xml:space="preserve"> они</w:t>
-      </w:r>
-      <w:r>
-        <w:rPr>
-          <w:rFonts w:ascii="Times New Roman" w:hAnsi="Times New Roman" w:cs="Times New Roman"/>
-          <w:sz w:val="24"/>
-          <w:szCs w:val="24"/>
-        </w:rPr>
-        <w:t xml:space="preserve"> могут обмениваться файлами захвата, повторно анализировать одни и те же данные и проверять полученные выводы. При расследовании сетевых инцидентов или кибератак PCAP файл служит объективным цифровым доказательством, позволяющим восстановить хронологию событий, определить источники вредоносной активности и оценить нанесённый ущерб. Кроме того, PCAP файлы широко применяются при разработке и тестировании сетевого программного обеспечения: инженеры записывают реальный трафик приложения в естественных условиях, а затем воспроизводят его в лабораторной среде для отладки и проверки работы протоколов.</w:t>
-      </w:r>
-    </w:p>
-    <w:p>
-      <w:pPr>
-        <w:ind w:firstLine="708"/>
-        <w:jc w:val="both"/>
-        <w:rPr>
-          <w:rFonts w:ascii="Times New Roman" w:hAnsi="Times New Roman" w:cs="Times New Roman"/>
-          <w:sz w:val="24"/>
-          <w:szCs w:val="24"/>
-        </w:rPr>
-      </w:pPr>
-    </w:p>
-    <w:p>
-      <w:pPr>
-        <w:ind w:firstLine="708"/>
-        <w:jc w:val="both"/>
-        <w:rPr>
-          <w:rFonts w:ascii="Times New Roman" w:hAnsi="Times New Roman" w:cs="Times New Roman"/>
-          <w:sz w:val="24"/>
-          <w:szCs w:val="24"/>
-        </w:rPr>
-      </w:pPr>
-      <w:r>
-        <w:rPr>
-          <w:rFonts w:ascii="Times New Roman" w:hAnsi="Times New Roman" w:cs="Times New Roman"/>
-          <w:b/>
-          <w:sz w:val="24"/>
-          <w:szCs w:val="24"/>
-        </w:rPr>
-        <w:lastRenderedPageBreak/>
-        <w:t>Пункт 2.4</w:t>
-      </w:r>
-      <w:proofErr w:type="gramStart"/>
-      <w:r>
-        <w:rPr>
-          <w:rFonts w:ascii="Times New Roman" w:hAnsi="Times New Roman" w:cs="Times New Roman"/>
-          <w:b/>
-          <w:sz w:val="24"/>
-          <w:szCs w:val="24"/>
-        </w:rPr>
-        <w:t>:</w:t>
-      </w:r>
-      <w:r>
-        <w:rPr>
-          <w:rFonts w:ascii="Times New Roman" w:hAnsi="Times New Roman" w:cs="Times New Roman"/>
-          <w:sz w:val="24"/>
-          <w:szCs w:val="24"/>
-        </w:rPr>
-        <w:t xml:space="preserve"> </w:t>
-      </w:r>
-      <w:r>
-        <w:rPr>
-          <w:rFonts w:ascii="Times New Roman" w:hAnsi="Times New Roman" w:cs="Times New Roman"/>
-          <w:sz w:val="24"/>
-          <w:szCs w:val="24"/>
-        </w:rPr>
-        <w:t>Как</w:t>
-      </w:r>
-      <w:proofErr w:type="gramEnd"/>
-      <w:r>
-        <w:rPr>
-          <w:rFonts w:ascii="Times New Roman" w:hAnsi="Times New Roman" w:cs="Times New Roman"/>
-          <w:sz w:val="24"/>
-          <w:szCs w:val="24"/>
-        </w:rPr>
-        <w:t xml:space="preserve"> создаются </w:t>
-      </w:r>
-      <w:r>
-        <w:rPr>
-          <w:rFonts w:ascii="Times New Roman" w:hAnsi="Times New Roman" w:cs="Times New Roman"/>
-          <w:sz w:val="24"/>
-          <w:szCs w:val="24"/>
-          <w:lang w:val="en-US"/>
-        </w:rPr>
-        <w:t>PCAP</w:t>
-      </w:r>
-      <w:r>
-        <w:rPr>
-          <w:rFonts w:ascii="Times New Roman" w:hAnsi="Times New Roman" w:cs="Times New Roman"/>
-          <w:sz w:val="24"/>
-          <w:szCs w:val="24"/>
-        </w:rPr>
-        <w:t xml:space="preserve"> </w:t>
-      </w:r>
-      <w:r>
-        <w:rPr>
-          <w:rFonts w:ascii="Times New Roman" w:hAnsi="Times New Roman" w:cs="Times New Roman"/>
-          <w:sz w:val="24"/>
-          <w:szCs w:val="24"/>
-        </w:rPr>
-        <w:t xml:space="preserve">файлы в </w:t>
-      </w:r>
-      <w:r>
-        <w:rPr>
-          <w:rFonts w:ascii="Times New Roman" w:hAnsi="Times New Roman" w:cs="Times New Roman"/>
-          <w:sz w:val="24"/>
-          <w:szCs w:val="24"/>
-          <w:lang w:val="en-US"/>
-        </w:rPr>
-        <w:t>NS</w:t>
-      </w:r>
-      <w:r>
-        <w:rPr>
-          <w:rFonts w:ascii="Times New Roman" w:hAnsi="Times New Roman" w:cs="Times New Roman"/>
-          <w:sz w:val="24"/>
-          <w:szCs w:val="24"/>
-        </w:rPr>
-        <w:t>-3?</w:t>
-      </w:r>
-    </w:p>
-    <w:p>
-      <w:pPr>
-        <w:ind w:firstLine="708"/>
-        <w:jc w:val="both"/>
-        <w:rPr>
-          <w:rFonts w:ascii="Times New Roman" w:hAnsi="Times New Roman" w:cs="Times New Roman"/>
-          <w:sz w:val="24"/>
-          <w:szCs w:val="24"/>
-          <w:lang w:val="en-US"/>
-        </w:rPr>
-      </w:pPr>
-      <w:r>
-        <w:rPr>
-          <w:rFonts w:ascii="Times New Roman" w:hAnsi="Times New Roman" w:cs="Times New Roman"/>
-          <w:sz w:val="24"/>
-          <w:szCs w:val="24"/>
-        </w:rPr>
-        <w:t>В симуляторе NS-3 создание PCAP файлов происходит не путём перехвата реального трафика из физической сети, а посредством встроенных механизмов трассировки, привязанных к сетевым устройствам (</w:t>
-      </w:r>
-      <w:proofErr w:type="spellStart"/>
-      <w:r>
-        <w:rPr>
-          <w:rFonts w:ascii="Times New Roman" w:hAnsi="Times New Roman" w:cs="Times New Roman"/>
-          <w:sz w:val="24"/>
-          <w:szCs w:val="24"/>
-        </w:rPr>
-        <w:t>NetDevice</w:t>
-      </w:r>
-      <w:proofErr w:type="spellEnd"/>
-      <w:r>
-        <w:rPr>
-          <w:rFonts w:ascii="Times New Roman" w:hAnsi="Times New Roman" w:cs="Times New Roman"/>
-          <w:sz w:val="24"/>
-          <w:szCs w:val="24"/>
-        </w:rPr>
-        <w:t>) симулируемых узлов. Когда вызыва</w:t>
+        <w:t>В симуляторе NS-3 создание PCAP файлов происходит не путём перехвата реального трафика из физической сети, а посредством встроенных механизмов трассировки, привязанных к сетевым устройствам (NetDevice) симулируемых узлов. Когда вызыва</w:t>
       </w:r>
       <w:r>
         <w:rPr>
@@ -3107,107 +1851,7 @@
           <w:sz w:val="24"/>
           <w:szCs w:val="24"/>
         </w:rPr>
-        <w:t xml:space="preserve"> методы </w:t>
-      </w:r>
-      <w:proofErr w:type="spellStart"/>
-      <w:proofErr w:type="gramStart"/>
-      <w:r>
-        <w:rPr>
-          <w:rFonts w:ascii="Times New Roman" w:hAnsi="Times New Roman" w:cs="Times New Roman"/>
-          <w:sz w:val="24"/>
-          <w:szCs w:val="24"/>
-        </w:rPr>
-        <w:t>EnablePcap</w:t>
-      </w:r>
-      <w:proofErr w:type="spellEnd"/>
-      <w:r>
-        <w:rPr>
-          <w:rFonts w:ascii="Times New Roman" w:hAnsi="Times New Roman" w:cs="Times New Roman"/>
-          <w:sz w:val="24"/>
-          <w:szCs w:val="24"/>
-        </w:rPr>
-        <w:t>(</w:t>
-      </w:r>
-      <w:proofErr w:type="gramEnd"/>
-      <w:r>
-        <w:rPr>
-          <w:rFonts w:ascii="Times New Roman" w:hAnsi="Times New Roman" w:cs="Times New Roman"/>
-          <w:sz w:val="24"/>
-          <w:szCs w:val="24"/>
-        </w:rPr>
-        <w:t xml:space="preserve">) или </w:t>
-      </w:r>
-      <w:proofErr w:type="spellStart"/>
-      <w:r>
-        <w:rPr>
-          <w:rFonts w:ascii="Times New Roman" w:hAnsi="Times New Roman" w:cs="Times New Roman"/>
-          <w:sz w:val="24"/>
-          <w:szCs w:val="24"/>
-        </w:rPr>
-        <w:t>EnablePcapAll</w:t>
-      </w:r>
-      <w:proofErr w:type="spellEnd"/>
-      <w:r>
-        <w:rPr>
-          <w:rFonts w:ascii="Times New Roman" w:hAnsi="Times New Roman" w:cs="Times New Roman"/>
-          <w:sz w:val="24"/>
-          <w:szCs w:val="24"/>
-        </w:rPr>
-        <w:t xml:space="preserve">() для помощника устройства, NS-3 автоматически подписывается на события приёма и передачи пакетов на соответствующих интерфейсах. В момент, когда симулированный пакет покидает или прибывает на сетевой интерфейс, срабатывает заранее зарегистрированная функция обратного вызова, которая формирует запись в формате PCAP. Каждая такая запись включает в себя полный кадр канального уровня (начиная с заголовка Ethernet), временную метку, соответствующую виртуальному времени симуляции, а также служебную информацию о длине пакета. Важной особенностью NS-3 является то, что по умолчанию для ускорения вычислений контрольные суммы канального и транспортного уровней не вычисляются — например, FCS для Ethernet-кадров или </w:t>
-      </w:r>
-      <w:proofErr w:type="spellStart"/>
-      <w:r>
-        <w:rPr>
-          <w:rFonts w:ascii="Times New Roman" w:hAnsi="Times New Roman" w:cs="Times New Roman"/>
-          <w:sz w:val="24"/>
-          <w:szCs w:val="24"/>
-        </w:rPr>
-        <w:t>checksum</w:t>
-      </w:r>
-      <w:proofErr w:type="spellEnd"/>
-      <w:r>
-        <w:rPr>
-          <w:rFonts w:ascii="Times New Roman" w:hAnsi="Times New Roman" w:cs="Times New Roman"/>
-          <w:sz w:val="24"/>
-          <w:szCs w:val="24"/>
-        </w:rPr>
-        <w:t xml:space="preserve"> для пакетов UDP и TCP. Именно по этой причине при открытии PCAP файлов, сгенерированных NS-3, в программе </w:t>
-      </w:r>
-      <w:proofErr w:type="spellStart"/>
-      <w:r>
-        <w:rPr>
-          <w:rFonts w:ascii="Times New Roman" w:hAnsi="Times New Roman" w:cs="Times New Roman"/>
-          <w:sz w:val="24"/>
-          <w:szCs w:val="24"/>
-        </w:rPr>
-        <w:t>Wireshark</w:t>
-      </w:r>
-      <w:proofErr w:type="spellEnd"/>
-      <w:r>
-        <w:rPr>
-          <w:rFonts w:ascii="Times New Roman" w:hAnsi="Times New Roman" w:cs="Times New Roman"/>
-          <w:sz w:val="24"/>
-          <w:szCs w:val="24"/>
-        </w:rPr>
-        <w:t xml:space="preserve"> иногда появляются предупреждения о некорректных пакетах («</w:t>
-      </w:r>
-      <w:proofErr w:type="spellStart"/>
-      <w:r>
-        <w:rPr>
-          <w:rFonts w:ascii="Times New Roman" w:hAnsi="Times New Roman" w:cs="Times New Roman"/>
-          <w:sz w:val="24"/>
-          <w:szCs w:val="24"/>
-        </w:rPr>
-        <w:t>Malformed</w:t>
-      </w:r>
-      <w:proofErr w:type="spellEnd"/>
-      <w:r>
-        <w:rPr>
-          <w:rFonts w:ascii="Times New Roman" w:hAnsi="Times New Roman" w:cs="Times New Roman"/>
-          <w:sz w:val="24"/>
-          <w:szCs w:val="24"/>
-        </w:rPr>
-        <w:t xml:space="preserve"> Packet»), что является не ошибкой симуляции, а следствием принятых в NS-3 компромиссов между точностью и производительностью.</w:t>
+        <w:t xml:space="preserve"> методы EnablePcap() или EnablePcapAll() для помощника устройства, NS-3 автоматически подписывается на события приёма и передачи пакетов на соответствующих интерфейсах. В момент, когда симулированный пакет покидает или прибывает на сетевой интерфейс, срабатывает заранее зарегистрированная функция обратного вызова, которая формирует запись в формате PCAP. Каждая такая запись включает в себя полный кадр канального уровня (начиная с заголовка Ethernet), временную метку, соответствующую виртуальному времени симуляции, а также служебную информацию о длине пакета. Важной особенностью NS-3 является то, что по умолчанию для ускорения вычислений контрольные суммы канального и транспортного уровней не вычисляются — например, FCS для Ethernet-кадров или checksum для пакетов UDP и TCP. Именно по этой причине при открытии PCAP файлов, сгенерированных NS-3, в программе Wireshark иногда появляются предупреждения о некорректных пакетах («Malformed Packet»), что является не ошибкой симуляции, а следствием принятых в NS-3 компромиссов между точностью и производительностью.</w:t>
       </w:r>
     </w:p>
     <w:p>
@@ -3281,6 +1925,7 @@
         <w:jc w:val="center"/>
         <w:rPr>
           <w:rFonts w:ascii="Times New Roman" w:hAnsi="Times New Roman" w:cs="Times New Roman"/>
+          <w:lang w:val="en-US"/>
         </w:rPr>
       </w:pPr>
       <w:r>
@@ -3300,7 +1945,39 @@
         <w:rPr>
           <w:rFonts w:ascii="Times New Roman" w:hAnsi="Times New Roman" w:cs="Times New Roman"/>
         </w:rPr>
-        <w:t xml:space="preserve"> файла через команды в </w:t>
+        <w:t xml:space="preserve"> файла через</w:t>
+      </w:r>
+      <w:r>
+        <w:rPr>
+          <w:rFonts w:ascii="Times New Roman" w:hAnsi="Times New Roman" w:cs="Times New Roman"/>
+        </w:rPr>
+        <w:t xml:space="preserve"> методы </w:t>
+      </w:r>
+      <w:r>
+        <w:rPr>
+          <w:rFonts w:ascii="Times New Roman" w:hAnsi="Times New Roman" w:cs="Times New Roman"/>
+          <w:lang w:val="en-US"/>
+        </w:rPr>
+        <w:t>EnablePcap</w:t>
+      </w:r>
+      <w:r>
+        <w:rPr>
+          <w:rFonts w:ascii="Times New Roman" w:hAnsi="Times New Roman" w:cs="Times New Roman"/>
+        </w:rPr>
+        <w:t xml:space="preserve"> и </w:t>
+      </w:r>
+      <w:r>
+        <w:rPr>
+          <w:rFonts w:ascii="Times New Roman" w:hAnsi="Times New Roman" w:cs="Times New Roman"/>
+          <w:lang w:val="en-US"/>
+        </w:rPr>
+        <w:t>EnablePcapAll</w:t>
+      </w:r>
+      <w:r>
+        <w:rPr>
+          <w:rFonts w:ascii="Times New Roman" w:hAnsi="Times New Roman" w:cs="Times New Roman"/>
+        </w:rPr>
+        <w:t xml:space="preserve"> в </w:t>
       </w:r>
       <w:r>
         <w:rPr>
@@ -3315,17 +1992,6 @@
         </w:rPr>
         <w:t>-3</w:t>
       </w:r>
-    </w:p>
-    <w:p>
-      <w:pPr>
-        <w:ind w:firstLine="708"/>
-        <w:jc w:val="both"/>
-        <w:rPr>
-          <w:rFonts w:ascii="Times New Roman" w:hAnsi="Times New Roman" w:cs="Times New Roman"/>
-          <w:sz w:val="24"/>
-          <w:szCs w:val="24"/>
-        </w:rPr>
-      </w:pPr>
     </w:p>
     <w:p>
       <w:pPr>
@@ -3455,25 +2121,23 @@
           <w:sz w:val="24"/>
           <w:szCs w:val="24"/>
         </w:rPr>
-        <w:t>Файл second-2-</w:t>
-      </w:r>
-      <w:proofErr w:type="gramStart"/>
-      <w:r>
-        <w:rPr>
-          <w:rFonts w:ascii="Times New Roman" w:hAnsi="Times New Roman" w:cs="Times New Roman"/>
-          <w:sz w:val="24"/>
-          <w:szCs w:val="24"/>
-        </w:rPr>
-        <w:t>0.pcap</w:t>
-      </w:r>
-      <w:proofErr w:type="gramEnd"/>
-      <w:r>
-        <w:rPr>
-          <w:rFonts w:ascii="Times New Roman" w:hAnsi="Times New Roman" w:cs="Times New Roman"/>
-          <w:sz w:val="24"/>
-          <w:szCs w:val="24"/>
-        </w:rPr>
-        <w:t> был захвачен на узле n2 в CSMA-сет</w:t>
+        <w:t>Файл second-2-0.pcap был захвачен на узле n</w:t>
+      </w:r>
+      <w:r>
+        <w:rPr>
+          <w:rFonts w:ascii="Times New Roman" w:hAnsi="Times New Roman" w:cs="Times New Roman"/>
+          <w:sz w:val="24"/>
+          <w:szCs w:val="24"/>
+        </w:rPr>
+        <w:t>4</w:t>
+      </w:r>
+      <w:r>
+        <w:rPr>
+          <w:rFonts w:ascii="Times New Roman" w:hAnsi="Times New Roman" w:cs="Times New Roman"/>
+          <w:sz w:val="24"/>
+          <w:szCs w:val="24"/>
+        </w:rPr>
+        <w:t> в CSMA-сет</w:t>
       </w:r>
       <w:r>
         <w:rPr>
@@ -3505,15 +2169,7 @@
           <w:sz w:val="24"/>
           <w:szCs w:val="24"/>
         </w:rPr>
-        <w:t xml:space="preserve"> него попали все пакеты, циркулирующие в этом широковещательном сегменте. Анализ показывает последовательность событий для установления связи в сетях Ethernet/IP</w:t>
-      </w:r>
-      <w:r>
-        <w:rPr>
-          <w:rFonts w:ascii="Times New Roman" w:hAnsi="Times New Roman" w:cs="Times New Roman"/>
-          <w:sz w:val="24"/>
-          <w:szCs w:val="24"/>
-        </w:rPr>
-        <w:t xml:space="preserve">, </w:t>
+        <w:t xml:space="preserve"> него попали все пакеты, циркулирующие в этом широковещательном сегменте. Анализ показывает последовательность событий для установления связи в сетях Ethernet/IP, </w:t>
       </w:r>
       <w:r>
         <w:rPr>
@@ -3681,7 +2337,13 @@
         <w:rPr>
           <w:rFonts w:ascii="Times New Roman" w:hAnsi="Times New Roman" w:cs="Times New Roman"/>
         </w:rPr>
-        <w:t xml:space="preserve">2 </w:t>
+        <w:t>4</w:t>
+      </w:r>
+      <w:r>
+        <w:rPr>
+          <w:rFonts w:ascii="Times New Roman" w:hAnsi="Times New Roman" w:cs="Times New Roman"/>
+        </w:rPr>
+        <w:t xml:space="preserve"> </w:t>
       </w:r>
     </w:p>
     <w:p>
@@ -3793,16 +2455,8 @@
         <w:rPr>
           <w:rFonts w:ascii="Times New Roman" w:hAnsi="Times New Roman" w:cs="Times New Roman"/>
         </w:rPr>
-        <w:t>-2-</w:t>
-      </w:r>
-      <w:proofErr w:type="gramStart"/>
-      <w:r>
-        <w:rPr>
-          <w:rFonts w:ascii="Times New Roman" w:hAnsi="Times New Roman" w:cs="Times New Roman"/>
-        </w:rPr>
-        <w:t>0.</w:t>
-      </w:r>
-      <w:proofErr w:type="spellStart"/>
+        <w:t>-2-0.</w:t>
+      </w:r>
       <w:r>
         <w:rPr>
           <w:rFonts w:ascii="Times New Roman" w:hAnsi="Times New Roman" w:cs="Times New Roman"/>
@@ -3810,8 +2464,6 @@
         </w:rPr>
         <w:t>pcap</w:t>
       </w:r>
-      <w:proofErr w:type="spellEnd"/>
-      <w:proofErr w:type="gramEnd"/>
       <w:r>
         <w:rPr>
           <w:rFonts w:ascii="Times New Roman" w:hAnsi="Times New Roman" w:cs="Times New Roman"/>
@@ -3835,15 +2487,7 @@
           <w:sz w:val="24"/>
           <w:szCs w:val="24"/>
         </w:rPr>
-        <w:t>Первый пакет в</w:t>
-      </w:r>
-      <w:r>
-        <w:rPr>
-          <w:rFonts w:ascii="Times New Roman" w:hAnsi="Times New Roman" w:cs="Times New Roman"/>
-          <w:sz w:val="24"/>
-          <w:szCs w:val="24"/>
-        </w:rPr>
-        <w:t xml:space="preserve"> </w:t>
+        <w:t xml:space="preserve">Первый пакет в </w:t>
       </w:r>
       <w:r>
         <w:rPr>
@@ -3877,18 +2521,8 @@
           <w:sz w:val="24"/>
           <w:szCs w:val="24"/>
         </w:rPr>
-        <w:t>-2-</w:t>
-      </w:r>
-      <w:proofErr w:type="gramStart"/>
-      <w:r>
-        <w:rPr>
-          <w:rFonts w:ascii="Times New Roman" w:hAnsi="Times New Roman" w:cs="Times New Roman"/>
-          <w:sz w:val="24"/>
-          <w:szCs w:val="24"/>
-        </w:rPr>
-        <w:t>0.</w:t>
-      </w:r>
-      <w:proofErr w:type="spellStart"/>
+        <w:t>-2-0.</w:t>
+      </w:r>
       <w:r>
         <w:rPr>
           <w:rFonts w:ascii="Times New Roman" w:hAnsi="Times New Roman" w:cs="Times New Roman"/>
@@ -3898,41 +2532,13 @@
         </w:rPr>
         <w:t>pcap</w:t>
       </w:r>
-      <w:proofErr w:type="spellEnd"/>
-      <w:proofErr w:type="gramEnd"/>
-      <w:r>
-        <w:rPr>
-          <w:rFonts w:ascii="Times New Roman" w:hAnsi="Times New Roman" w:cs="Times New Roman"/>
-          <w:sz w:val="24"/>
-          <w:szCs w:val="24"/>
-        </w:rPr>
-        <w:t xml:space="preserve"> </w:t>
-      </w:r>
-      <w:r>
-        <w:rPr>
-          <w:rFonts w:ascii="Times New Roman" w:hAnsi="Times New Roman" w:cs="Times New Roman"/>
-          <w:sz w:val="24"/>
-          <w:szCs w:val="24"/>
-        </w:rPr>
-        <w:t xml:space="preserve">представляет собой ARP-запрос, отправленный в момент времени 2.007698 секунды от начала симуляции. Данный пакет исходит от узла с MAC-адресом </w:t>
-      </w:r>
-      <w:proofErr w:type="gramStart"/>
-      <w:r>
-        <w:rPr>
-          <w:rFonts w:ascii="Times New Roman" w:hAnsi="Times New Roman" w:cs="Times New Roman"/>
-          <w:sz w:val="24"/>
-          <w:szCs w:val="24"/>
-        </w:rPr>
-        <w:t>00:00:00:00:00:03</w:t>
-      </w:r>
-      <w:proofErr w:type="gramEnd"/>
-      <w:r>
-        <w:rPr>
-          <w:rFonts w:ascii="Times New Roman" w:hAnsi="Times New Roman" w:cs="Times New Roman"/>
-          <w:sz w:val="24"/>
-          <w:szCs w:val="24"/>
-        </w:rPr>
-        <w:t xml:space="preserve"> и IP-адресом 10.1.2.1, которым является узел n1, выполняющий функцию шлюза между сетями</w:t>
+      <w:r>
+        <w:rPr>
+          <w:rFonts w:ascii="Times New Roman" w:hAnsi="Times New Roman" w:cs="Times New Roman"/>
+          <w:sz w:val="24"/>
+          <w:szCs w:val="24"/>
+        </w:rPr>
+        <w:t xml:space="preserve"> представляет собой ARP-запрос, отправленный в момент времени 2.007698 секунды от начала симуляции. Данный пакет исходит от узла с MAC-адресом 00:00:00:00:00:03 и IP-адресом 10.1.2.1, которым является узел n1, выполняющий функцию шлюза между сетями</w:t>
       </w:r>
       <w:r>
         <w:rPr>
@@ -4077,31 +2683,7 @@
         <w:rPr>
           <w:rFonts w:ascii="Times New Roman" w:hAnsi="Times New Roman" w:cs="Times New Roman"/>
         </w:rPr>
-        <w:t xml:space="preserve">Рисунок </w:t>
-      </w:r>
-      <w:r>
-        <w:rPr>
-          <w:rFonts w:ascii="Times New Roman" w:hAnsi="Times New Roman" w:cs="Times New Roman"/>
-        </w:rPr>
-        <w:t>5</w:t>
-      </w:r>
-      <w:r>
-        <w:rPr>
-          <w:rFonts w:ascii="Times New Roman" w:hAnsi="Times New Roman" w:cs="Times New Roman"/>
-        </w:rPr>
-        <w:t xml:space="preserve"> -</w:t>
-      </w:r>
-      <w:r>
-        <w:rPr>
-          <w:rFonts w:ascii="Times New Roman" w:hAnsi="Times New Roman" w:cs="Times New Roman"/>
-        </w:rPr>
-        <w:t xml:space="preserve"> Второй</w:t>
-      </w:r>
-      <w:r>
-        <w:rPr>
-          <w:rFonts w:ascii="Times New Roman" w:hAnsi="Times New Roman" w:cs="Times New Roman"/>
-        </w:rPr>
-        <w:t xml:space="preserve"> пакет </w:t>
+        <w:t xml:space="preserve">Рисунок 5 - Второй пакет </w:t>
       </w:r>
       <w:r>
         <w:rPr>
@@ -4133,16 +2715,8 @@
         <w:rPr>
           <w:rFonts w:ascii="Times New Roman" w:hAnsi="Times New Roman" w:cs="Times New Roman"/>
         </w:rPr>
-        <w:t>-2-</w:t>
-      </w:r>
-      <w:proofErr w:type="gramStart"/>
-      <w:r>
-        <w:rPr>
-          <w:rFonts w:ascii="Times New Roman" w:hAnsi="Times New Roman" w:cs="Times New Roman"/>
-        </w:rPr>
-        <w:t>0.</w:t>
-      </w:r>
-      <w:proofErr w:type="spellStart"/>
+        <w:t>-2-0.</w:t>
+      </w:r>
       <w:r>
         <w:rPr>
           <w:rFonts w:ascii="Times New Roman" w:hAnsi="Times New Roman" w:cs="Times New Roman"/>
@@ -4150,8 +2724,6 @@
         </w:rPr>
         <w:t>pcap</w:t>
       </w:r>
-      <w:proofErr w:type="spellEnd"/>
-      <w:proofErr w:type="gramEnd"/>
       <w:r>
         <w:rPr>
           <w:rFonts w:ascii="Times New Roman" w:hAnsi="Times New Roman" w:cs="Times New Roman"/>
@@ -4199,7 +2771,7 @@
           <w:sz w:val="24"/>
           <w:szCs w:val="24"/>
         </w:rPr>
-        <w:t>ая</w:t>
+        <w:t>ую</w:t>
       </w:r>
       <w:r>
         <w:rPr>
@@ -4215,33 +2787,23 @@
           <w:sz w:val="24"/>
           <w:szCs w:val="24"/>
         </w:rPr>
-        <w:t>а в</w:t>
-      </w:r>
-      <w:r>
-        <w:rPr>
-          <w:rFonts w:ascii="Times New Roman" w:hAnsi="Times New Roman" w:cs="Times New Roman"/>
-          <w:sz w:val="24"/>
-          <w:szCs w:val="24"/>
-        </w:rPr>
-        <w:t xml:space="preserve"> 2.007710 секунды, и представляет собой ARP-ответ. Отправителем этого пакета выступает узел с MAC-адресом </w:t>
-      </w:r>
-      <w:proofErr w:type="gramStart"/>
-      <w:r>
-        <w:rPr>
-          <w:rFonts w:ascii="Times New Roman" w:hAnsi="Times New Roman" w:cs="Times New Roman"/>
-          <w:sz w:val="24"/>
-          <w:szCs w:val="24"/>
-        </w:rPr>
-        <w:t>00:00:00:00:00:07</w:t>
-      </w:r>
-      <w:proofErr w:type="gramEnd"/>
-      <w:r>
-        <w:rPr>
-          <w:rFonts w:ascii="Times New Roman" w:hAnsi="Times New Roman" w:cs="Times New Roman"/>
-          <w:sz w:val="24"/>
-          <w:szCs w:val="24"/>
-        </w:rPr>
-        <w:t xml:space="preserve"> и IP-адресом 10.1.2.4, то есть сервер n4, который и был целью предыдущего запроса. В отличие от запроса, данный пакет является одноадресным, поскольку отправителю известен MAC-адрес узла, задавшего вопрос, указанный в исходном ARP-запросе. Информационное содержание пакета: «IP-адрес 10.1.2.4 соответствует MAC-адресу 00:00:00:00:00:07». После получения этого ответа </w:t>
+        <w:t>у</w:t>
+      </w:r>
+      <w:r>
+        <w:rPr>
+          <w:rFonts w:ascii="Times New Roman" w:hAnsi="Times New Roman" w:cs="Times New Roman"/>
+          <w:sz w:val="24"/>
+          <w:szCs w:val="24"/>
+        </w:rPr>
+        <w:t xml:space="preserve"> в</w:t>
+      </w:r>
+      <w:r>
+        <w:rPr>
+          <w:rFonts w:ascii="Times New Roman" w:hAnsi="Times New Roman" w:cs="Times New Roman"/>
+          <w:sz w:val="24"/>
+          <w:szCs w:val="24"/>
+        </w:rPr>
+        <w:t xml:space="preserve"> 2.007710 секунды, и представляет собой ARP-ответ. Отправителем этого пакета выступает узел с MAC-адресом 00:00:00:00:00:07 и IP-адресом 10.1.2.4, то есть сервер n4, который и был целью предыдущего запроса. В отличие от запроса, данный пакет является одноадресным, поскольку отправителю известен MAC-адрес узла, задавшего вопрос, указанный в исходном ARP-запросе. Информационное содержание пакета: «IP-адрес 10.1.2.4 соответствует MAC-адресу 00:00:00:00:00:07». После получения этого ответа </w:t>
       </w:r>
       <w:r>
         <w:rPr>
@@ -4329,13 +2891,7 @@
         <w:rPr>
           <w:rFonts w:ascii="Times New Roman" w:hAnsi="Times New Roman" w:cs="Times New Roman"/>
         </w:rPr>
-        <w:t>Рисунок 6 -Третий</w:t>
-      </w:r>
-      <w:r>
-        <w:rPr>
-          <w:rFonts w:ascii="Times New Roman" w:hAnsi="Times New Roman" w:cs="Times New Roman"/>
-        </w:rPr>
-        <w:t xml:space="preserve"> пакет </w:t>
+        <w:t xml:space="preserve">Рисунок 6 -Третий пакет </w:t>
       </w:r>
       <w:r>
         <w:rPr>
@@ -4361,16 +2917,8 @@
         <w:rPr>
           <w:rFonts w:ascii="Times New Roman" w:hAnsi="Times New Roman" w:cs="Times New Roman"/>
         </w:rPr>
-        <w:t>-2-</w:t>
-      </w:r>
-      <w:proofErr w:type="gramStart"/>
-      <w:r>
-        <w:rPr>
-          <w:rFonts w:ascii="Times New Roman" w:hAnsi="Times New Roman" w:cs="Times New Roman"/>
-        </w:rPr>
-        <w:t>0.</w:t>
-      </w:r>
-      <w:proofErr w:type="spellStart"/>
+        <w:t>-2-0.</w:t>
+      </w:r>
       <w:r>
         <w:rPr>
           <w:rFonts w:ascii="Times New Roman" w:hAnsi="Times New Roman" w:cs="Times New Roman"/>
@@ -4378,8 +2926,6 @@
         </w:rPr>
         <w:t>pcap</w:t>
       </w:r>
-      <w:proofErr w:type="spellEnd"/>
-      <w:proofErr w:type="gramEnd"/>
     </w:p>
     <w:p>
       <w:pPr>
@@ -4558,16 +3104,8 @@
         <w:rPr>
           <w:rFonts w:ascii="Times New Roman" w:hAnsi="Times New Roman" w:cs="Times New Roman"/>
         </w:rPr>
-        <w:t>-2-</w:t>
-      </w:r>
-      <w:proofErr w:type="gramStart"/>
-      <w:r>
-        <w:rPr>
-          <w:rFonts w:ascii="Times New Roman" w:hAnsi="Times New Roman" w:cs="Times New Roman"/>
-        </w:rPr>
-        <w:t>0.</w:t>
-      </w:r>
-      <w:proofErr w:type="spellStart"/>
+        <w:t>-2-0.</w:t>
+      </w:r>
       <w:r>
         <w:rPr>
           <w:rFonts w:ascii="Times New Roman" w:hAnsi="Times New Roman" w:cs="Times New Roman"/>
@@ -4575,8 +3113,6 @@
         </w:rPr>
         <w:t>pcap</w:t>
       </w:r>
-      <w:proofErr w:type="spellEnd"/>
-      <w:proofErr w:type="gramEnd"/>
     </w:p>
     <w:p>
       <w:pPr>
@@ -4635,25 +3171,7 @@
           <w:szCs w:val="24"/>
         </w:rPr>
         <w:lastRenderedPageBreak/>
-        <w:t xml:space="preserve">миллисекунд после получения сервером исходного запроса. Как и первый пакет, он является ARP-запросом, однако теперь роли отправителя и получателя меняются. Сервер n4 с MAC-адресом </w:t>
-      </w:r>
-      <w:proofErr w:type="gramStart"/>
-      <w:r>
-        <w:rPr>
-          <w:rFonts w:ascii="Times New Roman" w:hAnsi="Times New Roman" w:cs="Times New Roman"/>
-          <w:sz w:val="24"/>
-          <w:szCs w:val="24"/>
-        </w:rPr>
-        <w:t>00:00:00:00:00:07</w:t>
-      </w:r>
-      <w:proofErr w:type="gramEnd"/>
-      <w:r>
-        <w:rPr>
-          <w:rFonts w:ascii="Times New Roman" w:hAnsi="Times New Roman" w:cs="Times New Roman"/>
-          <w:sz w:val="24"/>
-          <w:szCs w:val="24"/>
-        </w:rPr>
-        <w:t xml:space="preserve"> и IP-адресом 10.1.2.5 обнаруживает, что ему необходимо отправить данные узлу с IP-адресом 10.1.2.1, но его ARP-таблица не содержит соответствующей записи. В связи с этим он формирует широковещательный запрос, адресованный всем устройствам сегмента, спрашивая: «Кто имеет IP-адрес 10.1.2.1? Сообщите узлу с IP-адресом 10.1.2.5». Этот пакет наглядно иллюстрирует тот факт, что ARP-таблицы на разных узлах формируются независимо друг от друга и наличие успешного обмена в одном направлении автоматически не обеспечивает готовности канального уровня для обратного обмена.</w:t>
+        <w:t>миллисекунд после получения сервером исходного запроса. Как и первый пакет, он является ARP-запросом, однако теперь роли отправителя и получателя меняются. Сервер n4 с MAC-адресом 00:00:00:00:00:07 и IP-адресом 10.1.2.5 обнаруживает, что ему необходимо отправить данные узлу с IP-адресом 10.1.2.1, но его ARP-таблица не содержит соответствующей записи. В связи с этим он формирует широковещательный запрос, адресованный всем устройствам сегмента, спрашивая: «Кто имеет IP-адрес 10.1.2.1? Сообщите узлу с IP-адресом 10.1.2.5». Этот пакет наглядно иллюстрирует тот факт, что ARP-таблицы на разных узлах формируются независимо друг от друга и наличие успешного обмена в одном направлении автоматически не обеспечивает готовности канального уровня для обратного обмена.</w:t>
       </w:r>
     </w:p>
     <w:p>
@@ -4782,16 +3300,8 @@
         <w:rPr>
           <w:rFonts w:ascii="Times New Roman" w:hAnsi="Times New Roman" w:cs="Times New Roman"/>
         </w:rPr>
-        <w:t>-2-</w:t>
-      </w:r>
-      <w:proofErr w:type="gramStart"/>
-      <w:r>
-        <w:rPr>
-          <w:rFonts w:ascii="Times New Roman" w:hAnsi="Times New Roman" w:cs="Times New Roman"/>
-        </w:rPr>
-        <w:t>0.</w:t>
-      </w:r>
-      <w:proofErr w:type="spellStart"/>
+        <w:t>-2-0.</w:t>
+      </w:r>
       <w:r>
         <w:rPr>
           <w:rFonts w:ascii="Times New Roman" w:hAnsi="Times New Roman" w:cs="Times New Roman"/>
@@ -4799,8 +3309,6 @@
         </w:rPr>
         <w:t>pcap</w:t>
       </w:r>
-      <w:proofErr w:type="spellEnd"/>
-      <w:proofErr w:type="gramEnd"/>
     </w:p>
     <w:p>
       <w:pPr>
@@ -4916,7 +3424,7 @@
         <w:rPr>
           <w:rFonts w:ascii="Times New Roman" w:hAnsi="Times New Roman" w:cs="Times New Roman"/>
         </w:rPr>
-        <w:t xml:space="preserve"> Пятый</w:t>
+        <w:t xml:space="preserve"> Шестой</w:t>
       </w:r>
       <w:r>
         <w:rPr>
@@ -4948,16 +3456,8 @@
         <w:rPr>
           <w:rFonts w:ascii="Times New Roman" w:hAnsi="Times New Roman" w:cs="Times New Roman"/>
         </w:rPr>
-        <w:t>-2-</w:t>
-      </w:r>
-      <w:proofErr w:type="gramStart"/>
-      <w:r>
-        <w:rPr>
-          <w:rFonts w:ascii="Times New Roman" w:hAnsi="Times New Roman" w:cs="Times New Roman"/>
-        </w:rPr>
-        <w:t>0.</w:t>
-      </w:r>
-      <w:proofErr w:type="spellStart"/>
+        <w:t>-2-0.</w:t>
+      </w:r>
       <w:r>
         <w:rPr>
           <w:rFonts w:ascii="Times New Roman" w:hAnsi="Times New Roman" w:cs="Times New Roman"/>
@@ -4965,8 +3465,6 @@
         </w:rPr>
         <w:t>pcap</w:t>
       </w:r>
-      <w:proofErr w:type="spellEnd"/>
-      <w:proofErr w:type="gramEnd"/>
     </w:p>
     <w:p>
       <w:pPr>
@@ -4984,25 +3482,7 @@
           <w:sz w:val="24"/>
           <w:szCs w:val="24"/>
         </w:rPr>
-        <w:t xml:space="preserve">Шестой и последний пакет в анализируемой последовательности представляет собой UDP-ответ от сервера клиенту и зафиксирован в момент времени 2.014921 секунды, то есть через 93 микросекунды после получения ARP-ответа шлюза. Как и третий пакет, он имеет длину 1070 байт и использует протокол DISCARD на порту 9. На канальном уровне Ethernet отправителем указан MAC-адрес сервера </w:t>
-      </w:r>
-      <w:proofErr w:type="gramStart"/>
-      <w:r>
-        <w:rPr>
-          <w:rFonts w:ascii="Times New Roman" w:hAnsi="Times New Roman" w:cs="Times New Roman"/>
-          <w:sz w:val="24"/>
-          <w:szCs w:val="24"/>
-        </w:rPr>
-        <w:t>00:00:00:00:00:07</w:t>
-      </w:r>
-      <w:proofErr w:type="gramEnd"/>
-      <w:r>
-        <w:rPr>
-          <w:rFonts w:ascii="Times New Roman" w:hAnsi="Times New Roman" w:cs="Times New Roman"/>
-          <w:sz w:val="24"/>
-          <w:szCs w:val="24"/>
-        </w:rPr>
-        <w:t>, а получателем — MAC-адрес шлюза 00:00:00:00:00:03, который был получен из ARP-ответа пятого пакета. На сетевом уровне заголовок IPv4 содержит обратные по сравнению с третьим пакетом адреса: источником является сервер 10.1.2.5, а назначением — клиент 10.1.1.1. Этот пакет завершает полный цикл обмена «запрос-ответ», демонстрируя, что для успешной двусторонней передачи данных в сети Ethernet потребовалось два независимых ARP-обмена и одна пара UDP-пакетов с полезной нагрузкой. Вся последовательность из шести пакетов укладывается в интервал примерно 7.2 миллисекунды, что позволяет количественно оценить вклад протокольных задержек и времени распространения сигнала в общее время доставки данных.</w:t>
+        <w:t>Шестой и последний пакет в анализируемой последовательности представляет собой UDP-ответ от сервера клиенту и зафиксирован в момент времени 2.014921 секунды, то есть через 93 микросекунды после получения ARP-ответа шлюза. Как и третий пакет, он имеет длину 1070 байт и использует протокол DISCARD на порту 9. На канальном уровне Ethernet отправителем указан MAC-адрес сервера 00:00:00:00:00:07, а получателем — MAC-адрес шлюза 00:00:00:00:00:03, который был получен из ARP-ответа пятого пакета. На сетевом уровне заголовок IPv4 содержит обратные по сравнению с третьим пакетом адреса: источником является сервер 10.1.2.5, а назначением — клиент 10.1.1.1. Этот пакет завершает полный цикл обмена «запрос-ответ», демонстрируя, что для успешной двусторонней передачи данных в сети Ethernet потребовалось два независимых ARP-обмена и одна пара UDP-пакетов с полезной нагрузкой. Вся последовательность из шести пакетов укладывается в интервал примерно 7.2 миллисекунды, что позволяет количественно оценить вклад протокольных задержек и времени распространения сигнала в общее время доставки данных.</w:t>
       </w:r>
     </w:p>
     <w:p>
@@ -5034,7 +3514,6 @@
           <w:bCs/>
           <w:sz w:val="24"/>
           <w:szCs w:val="24"/>
-          <w:lang w:val="en-US"/>
         </w:rPr>
         <w:t>:</w:t>
       </w:r>
@@ -5055,43 +3534,7 @@
           <w:sz w:val="24"/>
           <w:szCs w:val="24"/>
         </w:rPr>
-        <w:t>Таким образом, проведённый детальный анализ шести пакетов, зафиксированных в файле second-2-</w:t>
-      </w:r>
-      <w:proofErr w:type="gramStart"/>
-      <w:r>
-        <w:rPr>
-          <w:rFonts w:ascii="Times New Roman" w:hAnsi="Times New Roman" w:cs="Times New Roman"/>
-          <w:sz w:val="24"/>
-          <w:szCs w:val="24"/>
-        </w:rPr>
-        <w:t>0.pcap</w:t>
-      </w:r>
-      <w:proofErr w:type="gramEnd"/>
-      <w:r>
-        <w:rPr>
-          <w:rFonts w:ascii="Times New Roman" w:hAnsi="Times New Roman" w:cs="Times New Roman"/>
-          <w:sz w:val="24"/>
-          <w:szCs w:val="24"/>
-        </w:rPr>
-        <w:t xml:space="preserve">, позволяет сформулировать несколько принципиальных выводов относительно функционирования сетей Ethernet и стека протоколов TCP/IP. Во-первых, работа протокола ARP является обязательным условием для любой передачи данных в широковещательных доменах: прежде чем отправить IP-пакет, узел должен разрешить IP-адрес получателя в его MAC-адрес, что достигается с помощью пары запрос-ответ. Во-вторых, ARP-обмен происходит независимо в каждом направлении передачи, и успешное разрешение адресов от отправителя к получателю автоматически не означает, что обратный путь готов к работе, что подтверждается наличием двух отдельных ARP-диалогов в представленной последовательности. В-третьих, временные метки </w:t>
-      </w:r>
-      <w:proofErr w:type="spellStart"/>
-      <w:r>
-        <w:rPr>
-          <w:rFonts w:ascii="Times New Roman" w:hAnsi="Times New Roman" w:cs="Times New Roman"/>
-          <w:sz w:val="24"/>
-          <w:szCs w:val="24"/>
-        </w:rPr>
-        <w:t>Wireshark</w:t>
-      </w:r>
-      <w:proofErr w:type="spellEnd"/>
-      <w:r>
-        <w:rPr>
-          <w:rFonts w:ascii="Times New Roman" w:hAnsi="Times New Roman" w:cs="Times New Roman"/>
-          <w:sz w:val="24"/>
-          <w:szCs w:val="24"/>
-        </w:rPr>
-        <w:t xml:space="preserve"> позволяют не только качественно, но и количественно оценить вклад каждого этапа в общую задержку </w:t>
+        <w:t xml:space="preserve">Таким образом, проведённый детальный анализ шести пакетов, зафиксированных в файле second-2-0.pcap, позволяет сформулировать несколько выводов относительно функционирования сетей Ethernet и стека протоколов TCP/IP. Во-первых, работа протокола ARP является обязательным условием для любой передачи данных в широковещательных доменах: прежде чем отправить IP-пакет, узел должен разрешить IP-адрес получателя в его MAC-адрес, что достигается с помощью пары запрос-ответ. Во-вторых, ARP-обмен происходит независимо в каждом направлении передачи, и успешное разрешение адресов от отправителя к получателю автоматически не означает, что обратный путь готов к работе, что подтверждается наличием двух отдельных ARP-диалогов в представленной последовательности. В-третьих, временные метки Wireshark позволяют не только качественно, но и количественно оценить вклад каждого этапа в общую задержку доставки </w:t>
       </w:r>
       <w:r>
         <w:rPr>
@@ -5100,25 +3543,23 @@
           <w:szCs w:val="24"/>
         </w:rPr>
         <w:lastRenderedPageBreak/>
-        <w:t>доставки пакета: ARP-запросы обрабатываются за десятки микросекунд, тогда как основное время ожидания между запросом и ответом составляет порядка 7 миллисекунд и обусловлено задержками в каналах передачи и обработкой данных на прикладном уровне. Наконец, представленная последовательность пакетов служит наглядной иллюстрацией принципа инкапсуляции: пользовательские данные протокола DISCARD последовательно обрамляются заголовками UDP, IP и Ethernet, что позволяет им корректно передаваться по сети и быть правильно интерпретированными на стороне получателя. Совокупность этих наблюдений делает файл second-2-</w:t>
-      </w:r>
-      <w:proofErr w:type="gramStart"/>
-      <w:r>
-        <w:rPr>
-          <w:rFonts w:ascii="Times New Roman" w:hAnsi="Times New Roman" w:cs="Times New Roman"/>
-          <w:sz w:val="24"/>
-          <w:szCs w:val="24"/>
-        </w:rPr>
-        <w:t>0.pcap</w:t>
-      </w:r>
-      <w:proofErr w:type="gramEnd"/>
-      <w:r>
-        <w:rPr>
-          <w:rFonts w:ascii="Times New Roman" w:hAnsi="Times New Roman" w:cs="Times New Roman"/>
-          <w:sz w:val="24"/>
-          <w:szCs w:val="24"/>
-        </w:rPr>
-        <w:t> ценным дидактическим материалом для понимания основ сетевого взаимодействия.</w:t>
+        <w:t>пакета: ARP-запросы обрабатываются за десятки микросекунд, тогда как основное время ожидания между запросом и ответом составляет порядка 7 миллисекунд и обусловлено задержками в каналах передачи и обработкой данных на прикладном уровне. Наконец, представленная последовательность пакетов служит наглядной иллюстрацией принципа инкапсуляции: пользовательские данные протокола DISCARD последовательно обрамляются заголовками UDP, IP и Ethernet, что позволяет им корректно передаваться по сети и быть правильно интерпретированными на стороне получателя. Совокупность этих наблюдений делает файл second-2-0.pcap ценным материалом для понимания основ сетевого взаимодействия</w:t>
+      </w:r>
+      <w:r>
+        <w:rPr>
+          <w:rFonts w:ascii="Times New Roman" w:hAnsi="Times New Roman" w:cs="Times New Roman"/>
+          <w:sz w:val="24"/>
+          <w:szCs w:val="24"/>
+        </w:rPr>
+        <w:t xml:space="preserve"> в конкретной топологии сети</w:t>
+      </w:r>
+      <w:r>
+        <w:rPr>
+          <w:rFonts w:ascii="Times New Roman" w:hAnsi="Times New Roman" w:cs="Times New Roman"/>
+          <w:sz w:val="24"/>
+          <w:szCs w:val="24"/>
+        </w:rPr>
+        <w:t>.</w:t>
       </w:r>
     </w:p>
     <w:p>
@@ -5220,7 +3661,7 @@
 </file>
 
 <file path=word/endnotes.xml><?xml version="1.0" encoding="utf-8"?>
-<w:endnotes xmlns:wpc="http://schemas.microsoft.com/office/word/2010/wordprocessingCanvas" xmlns:cx="http://schemas.microsoft.com/office/drawing/2014/chartex" xmlns:cx1="http://schemas.microsoft.com/office/drawing/2015/9/8/chartex" xmlns:cx2="http://schemas.microsoft.com/office/drawing/2015/10/21/chartex" xmlns:cx3="http://schemas.microsoft.com/office/drawing/2016/5/9/chartex" xmlns:cx4="http://schemas.microsoft.com/office/drawing/2016/5/10/chartex" xmlns:cx5="http://schemas.microsoft.com/office/drawing/2016/5/11/chartex" xmlns:cx6="http://schemas.microsoft.com/office/drawing/2016/5/12/chartex" xmlns:cx7="http://schemas.microsoft.com/office/drawing/2016/5/13/chartex" xmlns:cx8="http://schemas.microsoft.com/office/drawing/2016/5/14/chartex" xmlns:mc="http://schemas.openxmlformats.org/markup-compatibility/2006" xmlns:aink="http://schemas.microsoft.com/office/drawing/2016/ink" xmlns:am3d="http://schemas.microsoft.com/office/drawing/2017/model3d" xmlns:o="urn:schemas-microsoft-com:office:office" xmlns:oel="http://schemas.microsoft.com/office/2019/extlst" xmlns:r="http://schemas.openxmlformats.org/officeDocument/2006/relationships" xmlns:m="http://schemas.openxmlformats.org/officeDocument/2006/math" xmlns:v="urn:schemas-microsoft-com:vml" xmlns:wp14="http://schemas.microsoft.com/office/word/2010/wordprocessingDrawing" xmlns:wp="http://schemas.openxmlformats.org/drawingml/2006/wordprocessingDrawing" xmlns:w10="urn:schemas-microsoft-com:office:word" xmlns:w="http://schemas.openxmlformats.org/wordprocessingml/2006/main" xmlns:w14="http://schemas.microsoft.com/office/word/2010/wordml" xmlns:w15="http://schemas.microsoft.com/office/word/2012/wordml" xmlns:w16cex="http://schemas.microsoft.com/office/word/2018/wordml/cex" xmlns:w16cid="http://schemas.microsoft.com/office/word/2016/wordml/cid" xmlns:w16="http://schemas.microsoft.com/office/word/2018/wordml" xmlns:w16sdtdh="http://schemas.microsoft.com/office/word/2020/wordml/sdtdatahash" xmlns:w16se="http://schemas.microsoft.com/office/word/2015/wordml/symex" xmlns:wpg="http://schemas.microsoft.com/office/word/2010/wordprocessingGroup" xmlns:wpi="http://schemas.microsoft.com/office/word/2010/wordprocessingInk" xmlns:wne="http://schemas.microsoft.com/office/word/2006/wordml" xmlns:wps="http://schemas.microsoft.com/office/word/2010/wordprocessingShape" mc:Ignorable="w14 w15 w16se w16cid w16 w16cex w16sdtdh wp14">
+<w:endnotes xmlns:wpc="http://schemas.microsoft.com/office/word/2010/wordprocessingCanvas" xmlns:cx="http://schemas.microsoft.com/office/drawing/2014/chartex" xmlns:cx1="http://schemas.microsoft.com/office/drawing/2015/9/8/chartex" xmlns:cx2="http://schemas.microsoft.com/office/drawing/2015/10/21/chartex" xmlns:cx3="http://schemas.microsoft.com/office/drawing/2016/5/9/chartex" xmlns:cx4="http://schemas.microsoft.com/office/drawing/2016/5/10/chartex" xmlns:cx5="http://schemas.microsoft.com/office/drawing/2016/5/11/chartex" xmlns:cx6="http://schemas.microsoft.com/office/drawing/2016/5/12/chartex" xmlns:cx7="http://schemas.microsoft.com/office/drawing/2016/5/13/chartex" xmlns:cx8="http://schemas.microsoft.com/office/drawing/2016/5/14/chartex" xmlns:mc="http://schemas.openxmlformats.org/markup-compatibility/2006" xmlns:aink="http://schemas.microsoft.com/office/drawing/2016/ink" xmlns:am3d="http://schemas.microsoft.com/office/drawing/2017/model3d" xmlns:o="urn:schemas-microsoft-com:office:office" xmlns:oel="http://schemas.microsoft.com/office/2019/extlst" xmlns:r="http://schemas.openxmlformats.org/officeDocument/2006/relationships" xmlns:m="http://schemas.openxmlformats.org/officeDocument/2006/math" xmlns:v="urn:schemas-microsoft-com:vml" xmlns:wp14="http://schemas.microsoft.com/office/word/2010/wordprocessingDrawing" xmlns:wp="http://schemas.openxmlformats.org/drawingml/2006/wordprocessingDrawing" xmlns:w10="urn:schemas-microsoft-com:office:word" xmlns:w="http://schemas.openxmlformats.org/wordprocessingml/2006/main" xmlns:w14="http://schemas.microsoft.com/office/word/2010/wordml" xmlns:w15="http://schemas.microsoft.com/office/word/2012/wordml" xmlns:w16cex="http://schemas.microsoft.com/office/word/2018/wordml/cex" xmlns:w16cid="http://schemas.microsoft.com/office/word/2016/wordml/cid" xmlns:w16="http://schemas.microsoft.com/office/word/2018/wordml" xmlns:w16du="http://schemas.microsoft.com/office/word/2023/wordml/word16du" xmlns:w16sdtdh="http://schemas.microsoft.com/office/word/2020/wordml/sdtdatahash" xmlns:w16sdtfl="http://schemas.microsoft.com/office/word/2024/wordml/sdtformatlock" xmlns:w16se="http://schemas.microsoft.com/office/word/2015/wordml/symex" xmlns:wpg="http://schemas.microsoft.com/office/word/2010/wordprocessingGroup" xmlns:wpi="http://schemas.microsoft.com/office/word/2010/wordprocessingInk" xmlns:wne="http://schemas.microsoft.com/office/word/2006/wordml" xmlns:wps="http://schemas.microsoft.com/office/word/2010/wordprocessingShape" mc:Ignorable="w14 w15 w16se w16cid w16 w16cex w16sdtdh w16sdtfl w16du wp14">
   <w:endnote w:type="separator" w:id="-1">
     <w:p>
       <w:pPr>
@@ -5245,7 +3686,7 @@
 </file>
 
 <file path=word/footnotes.xml><?xml version="1.0" encoding="utf-8"?>
-<w:footnotes xmlns:wpc="http://schemas.microsoft.com/office/word/2010/wordprocessingCanvas" xmlns:cx="http://schemas.microsoft.com/office/drawing/2014/chartex" xmlns:cx1="http://schemas.microsoft.com/office/drawing/2015/9/8/chartex" xmlns:cx2="http://schemas.microsoft.com/office/drawing/2015/10/21/chartex" xmlns:cx3="http://schemas.microsoft.com/office/drawing/2016/5/9/chartex" xmlns:cx4="http://schemas.microsoft.com/office/drawing/2016/5/10/chartex" xmlns:cx5="http://schemas.microsoft.com/office/drawing/2016/5/11/chartex" xmlns:cx6="http://schemas.microsoft.com/office/drawing/2016/5/12/chartex" xmlns:cx7="http://schemas.microsoft.com/office/drawing/2016/5/13/chartex" xmlns:cx8="http://schemas.microsoft.com/office/drawing/2016/5/14/chartex" xmlns:mc="http://schemas.openxmlformats.org/markup-compatibility/2006" xmlns:aink="http://schemas.microsoft.com/office/drawing/2016/ink" xmlns:am3d="http://schemas.microsoft.com/office/drawing/2017/model3d" xmlns:o="urn:schemas-microsoft-com:office:office" xmlns:oel="http://schemas.microsoft.com/office/2019/extlst" xmlns:r="http://schemas.openxmlformats.org/officeDocument/2006/relationships" xmlns:m="http://schemas.openxmlformats.org/officeDocument/2006/math" xmlns:v="urn:schemas-microsoft-com:vml" xmlns:wp14="http://schemas.microsoft.com/office/word/2010/wordprocessingDrawing" xmlns:wp="http://schemas.openxmlformats.org/drawingml/2006/wordprocessingDrawing" xmlns:w10="urn:schemas-microsoft-com:office:word" xmlns:w="http://schemas.openxmlformats.org/wordprocessingml/2006/main" xmlns:w14="http://schemas.microsoft.com/office/word/2010/wordml" xmlns:w15="http://schemas.microsoft.com/office/word/2012/wordml" xmlns:w16cex="http://schemas.microsoft.com/office/word/2018/wordml/cex" xmlns:w16cid="http://schemas.microsoft.com/office/word/2016/wordml/cid" xmlns:w16="http://schemas.microsoft.com/office/word/2018/wordml" xmlns:w16sdtdh="http://schemas.microsoft.com/office/word/2020/wordml/sdtdatahash" xmlns:w16se="http://schemas.microsoft.com/office/word/2015/wordml/symex" xmlns:wpg="http://schemas.microsoft.com/office/word/2010/wordprocessingGroup" xmlns:wpi="http://schemas.microsoft.com/office/word/2010/wordprocessingInk" xmlns:wne="http://schemas.microsoft.com/office/word/2006/wordml" xmlns:wps="http://schemas.microsoft.com/office/word/2010/wordprocessingShape" mc:Ignorable="w14 w15 w16se w16cid w16 w16cex w16sdtdh wp14">
+<w:footnotes xmlns:wpc="http://schemas.microsoft.com/office/word/2010/wordprocessingCanvas" xmlns:cx="http://schemas.microsoft.com/office/drawing/2014/chartex" xmlns:cx1="http://schemas.microsoft.com/office/drawing/2015/9/8/chartex" xmlns:cx2="http://schemas.microsoft.com/office/drawing/2015/10/21/chartex" xmlns:cx3="http://schemas.microsoft.com/office/drawing/2016/5/9/chartex" xmlns:cx4="http://schemas.microsoft.com/office/drawing/2016/5/10/chartex" xmlns:cx5="http://schemas.microsoft.com/office/drawing/2016/5/11/chartex" xmlns:cx6="http://schemas.microsoft.com/office/drawing/2016/5/12/chartex" xmlns:cx7="http://schemas.microsoft.com/office/drawing/2016/5/13/chartex" xmlns:cx8="http://schemas.microsoft.com/office/drawing/2016/5/14/chartex" xmlns:mc="http://schemas.openxmlformats.org/markup-compatibility/2006" xmlns:aink="http://schemas.microsoft.com/office/drawing/2016/ink" xmlns:am3d="http://schemas.microsoft.com/office/drawing/2017/model3d" xmlns:o="urn:schemas-microsoft-com:office:office" xmlns:oel="http://schemas.microsoft.com/office/2019/extlst" xmlns:r="http://schemas.openxmlformats.org/officeDocument/2006/relationships" xmlns:m="http://schemas.openxmlformats.org/officeDocument/2006/math" xmlns:v="urn:schemas-microsoft-com:vml" xmlns:wp14="http://schemas.microsoft.com/office/word/2010/wordprocessingDrawing" xmlns:wp="http://schemas.openxmlformats.org/drawingml/2006/wordprocessingDrawing" xmlns:w10="urn:schemas-microsoft-com:office:word" xmlns:w="http://schemas.openxmlformats.org/wordprocessingml/2006/main" xmlns:w14="http://schemas.microsoft.com/office/word/2010/wordml" xmlns:w15="http://schemas.microsoft.com/office/word/2012/wordml" xmlns:w16cex="http://schemas.microsoft.com/office/word/2018/wordml/cex" xmlns:w16cid="http://schemas.microsoft.com/office/word/2016/wordml/cid" xmlns:w16="http://schemas.microsoft.com/office/word/2018/wordml" xmlns:w16du="http://schemas.microsoft.com/office/word/2023/wordml/word16du" xmlns:w16sdtdh="http://schemas.microsoft.com/office/word/2020/wordml/sdtdatahash" xmlns:w16sdtfl="http://schemas.microsoft.com/office/word/2024/wordml/sdtformatlock" xmlns:w16se="http://schemas.microsoft.com/office/word/2015/wordml/symex" xmlns:wpg="http://schemas.microsoft.com/office/word/2010/wordprocessingGroup" xmlns:wpi="http://schemas.microsoft.com/office/word/2010/wordprocessingInk" xmlns:wne="http://schemas.microsoft.com/office/word/2006/wordml" xmlns:wps="http://schemas.microsoft.com/office/word/2010/wordprocessingShape" mc:Ignorable="w14 w15 w16se w16cid w16 w16cex w16sdtdh w16sdtfl w16du wp14">
   <w:footnote w:type="separator" w:id="-1">
     <w:p>
       <w:pPr>
@@ -5270,7 +3711,7 @@
 </file>
 
 <file path=word/styles.xml><?xml version="1.0" encoding="utf-8"?>
-<w:styles xmlns:mc="http://schemas.openxmlformats.org/markup-compatibility/2006" xmlns:r="http://schemas.openxmlformats.org/officeDocument/2006/relationships" xmlns:w="http://schemas.openxmlformats.org/wordprocessingml/2006/main" xmlns:w14="http://schemas.microsoft.com/office/word/2010/wordml" xmlns:w15="http://schemas.microsoft.com/office/word/2012/wordml" xmlns:w16cex="http://schemas.microsoft.com/office/word/2018/wordml/cex" xmlns:w16cid="http://schemas.microsoft.com/office/word/2016/wordml/cid" xmlns:w16="http://schemas.microsoft.com/office/word/2018/wordml" xmlns:w16sdtdh="http://schemas.microsoft.com/office/word/2020/wordml/sdtdatahash" xmlns:w16se="http://schemas.microsoft.com/office/word/2015/wordml/symex" mc:Ignorable="w14 w15 w16se w16cid w16 w16cex w16sdtdh">
+<w:styles xmlns:mc="http://schemas.openxmlformats.org/markup-compatibility/2006" xmlns:r="http://schemas.openxmlformats.org/officeDocument/2006/relationships" xmlns:w="http://schemas.openxmlformats.org/wordprocessingml/2006/main" xmlns:w14="http://schemas.microsoft.com/office/word/2010/wordml" xmlns:w15="http://schemas.microsoft.com/office/word/2012/wordml" xmlns:w16cex="http://schemas.microsoft.com/office/word/2018/wordml/cex" xmlns:w16cid="http://schemas.microsoft.com/office/word/2016/wordml/cid" xmlns:w16="http://schemas.microsoft.com/office/word/2018/wordml" xmlns:w16du="http://schemas.microsoft.com/office/word/2023/wordml/word16du" xmlns:w16sdtdh="http://schemas.microsoft.com/office/word/2020/wordml/sdtdatahash" xmlns:w16sdtfl="http://schemas.microsoft.com/office/word/2024/wordml/sdtformatlock" xmlns:w16se="http://schemas.microsoft.com/office/word/2015/wordml/symex" mc:Ignorable="w14 w15 w16se w16cid w16 w16cex w16sdtdh w16sdtfl w16du">
   <w:docDefaults>
     <w:rPrDefault>
       <w:rPr>
@@ -5671,6 +4112,7 @@
   <w:style w:type="character" w:default="1" w:styleId="a0">
     <w:name w:val="Default Paragraph Font"/>
     <w:uiPriority w:val="1"/>
+    <w:semiHidden/>
     <w:unhideWhenUsed/>
   </w:style>
   <w:style w:type="table" w:default="1" w:styleId="a1">
